--- a/web_fred_26_27/GS/documents_gs/omf_map33b_presentacio.docx
+++ b/web_fred_26_27/GS/documents_gs/omf_map33b_presentacio.docx
@@ -8,7 +8,6 @@
         <w:keepNext w:val="true"/>
         <w:keepLines w:val="false"/>
         <w:widowControl w:val="false"/>
-        <w:pBdr/>
         <w:shd w:val="clear" w:fill="FFFFFF"/>
         <w:spacing w:lineRule="auto" w:line="276" w:before="0" w:after="0"/>
         <w:ind w:hanging="0" w:left="0" w:right="0"/>
@@ -97,8 +96,8 @@
                 <w:lang w:val="ca-ES"/>
               </w:rPr>
             </w:pPr>
-            <w:bookmarkStart w:id="0" w:name="bookmark=id.iq6y5kp6a4fb"/>
-            <w:bookmarkStart w:id="1" w:name="bookmark=id.g3lhin4gwb6d"/>
+            <w:bookmarkStart w:id="0" w:name="bookmark=id.g3lhin4gwb6d"/>
+            <w:bookmarkStart w:id="1" w:name="bookmark=id.iq6y5kp6a4fb"/>
             <w:bookmarkEnd w:id="0"/>
             <w:bookmarkEnd w:id="1"/>
             <w:r>
@@ -311,7 +310,7 @@
                 <w:sz w:val="20"/>
                 <w:szCs w:val="20"/>
               </w:rPr>
-              <w:t>: 150</w:t>
+              <w:t>: 115</w:t>
             </w:r>
           </w:p>
         </w:tc>
@@ -393,6 +392,16 @@
               </w:rPr>
               <w:t xml:space="preserve">HORES FEMPO: </w:t>
             </w:r>
+            <w:r>
+              <w:rPr>
+                <w:rFonts w:eastAsia="Tahoma" w:cs="Tahoma" w:ascii="Tahoma" w:hAnsi="Tahoma"/>
+                <w:b w:val="false"/>
+                <w:bCs w:val="false"/>
+                <w:sz w:val="20"/>
+                <w:szCs w:val="20"/>
+              </w:rPr>
+              <w:t>85</w:t>
+            </w:r>
           </w:p>
         </w:tc>
         <w:tc>
@@ -415,7 +424,6 @@
               <w:keepNext w:val="true"/>
               <w:keepLines w:val="false"/>
               <w:widowControl w:val="false"/>
-              <w:pBdr/>
               <w:shd w:val="clear" w:fill="FFFFFF"/>
               <w:spacing w:lineRule="auto" w:line="276" w:before="0" w:after="0"/>
               <w:ind w:hanging="0" w:left="0" w:right="0"/>
@@ -478,7 +486,7 @@
           <w:sz w:val="20"/>
           <w:szCs w:val="20"/>
         </w:rPr>
-        <w:t>UNITATS DE TREBALL DEL MÒDUL I TEMPORALITZACIÓ</w:t>
+        <w:t>UNITATS DE TREBALL I TEMPORALITZACIÓ</w:t>
       </w:r>
     </w:p>
     <w:p>
@@ -515,18 +523,18 @@
         </w:tblCellMar>
       </w:tblPr>
       <w:tblGrid>
-        <w:gridCol w:w="3111"/>
-        <w:gridCol w:w="3037"/>
-        <w:gridCol w:w="813"/>
-        <w:gridCol w:w="1015"/>
-        <w:gridCol w:w="1018"/>
+        <w:gridCol w:w="3110"/>
+        <w:gridCol w:w="3038"/>
+        <w:gridCol w:w="816"/>
+        <w:gridCol w:w="1014"/>
+        <w:gridCol w:w="1016"/>
         <w:gridCol w:w="1568"/>
       </w:tblGrid>
       <w:tr>
         <w:trPr/>
         <w:tc>
           <w:tcPr>
-            <w:tcW w:w="3111" w:type="dxa"/>
+            <w:tcW w:w="3110" w:type="dxa"/>
             <w:tcBorders>
               <w:top w:val="single" w:sz="4" w:space="0" w:color="000001"/>
               <w:left w:val="single" w:sz="4" w:space="0" w:color="000001"/>
@@ -560,7 +568,7 @@
         </w:tc>
         <w:tc>
           <w:tcPr>
-            <w:tcW w:w="3037" w:type="dxa"/>
+            <w:tcW w:w="3038" w:type="dxa"/>
             <w:tcBorders>
               <w:top w:val="single" w:sz="4" w:space="0" w:color="000001"/>
               <w:left w:val="single" w:sz="4" w:space="0" w:color="000001"/>
@@ -594,7 +602,7 @@
         </w:tc>
         <w:tc>
           <w:tcPr>
-            <w:tcW w:w="813" w:type="dxa"/>
+            <w:tcW w:w="816" w:type="dxa"/>
             <w:tcBorders>
               <w:top w:val="single" w:sz="4" w:space="0" w:color="000001"/>
               <w:left w:val="single" w:sz="4" w:space="0" w:color="000001"/>
@@ -628,7 +636,7 @@
         </w:tc>
         <w:tc>
           <w:tcPr>
-            <w:tcW w:w="1015" w:type="dxa"/>
+            <w:tcW w:w="1014" w:type="dxa"/>
             <w:tcBorders>
               <w:top w:val="single" w:sz="4" w:space="0" w:color="000001"/>
               <w:left w:val="single" w:sz="4" w:space="0" w:color="000001"/>
@@ -662,7 +670,7 @@
         </w:tc>
         <w:tc>
           <w:tcPr>
-            <w:tcW w:w="1018" w:type="dxa"/>
+            <w:tcW w:w="1016" w:type="dxa"/>
             <w:tcBorders>
               <w:top w:val="single" w:sz="4" w:space="0" w:color="000001"/>
               <w:left w:val="single" w:sz="4" w:space="0" w:color="000001"/>
@@ -733,7 +741,7 @@
         <w:trPr/>
         <w:tc>
           <w:tcPr>
-            <w:tcW w:w="3111" w:type="dxa"/>
+            <w:tcW w:w="3110" w:type="dxa"/>
             <w:tcBorders>
               <w:left w:val="single" w:sz="4" w:space="0" w:color="000001"/>
               <w:bottom w:val="single" w:sz="4" w:space="0" w:color="000001"/>
@@ -755,7 +763,7 @@
         </w:tc>
         <w:tc>
           <w:tcPr>
-            <w:tcW w:w="3037" w:type="dxa"/>
+            <w:tcW w:w="3038" w:type="dxa"/>
             <w:tcBorders>
               <w:left w:val="single" w:sz="4" w:space="0" w:color="000001"/>
               <w:bottom w:val="single" w:sz="4" w:space="0" w:color="000001"/>
@@ -777,7 +785,7 @@
         </w:tc>
         <w:tc>
           <w:tcPr>
-            <w:tcW w:w="813" w:type="dxa"/>
+            <w:tcW w:w="816" w:type="dxa"/>
             <w:tcBorders>
               <w:left w:val="single" w:sz="4" w:space="0" w:color="000001"/>
               <w:bottom w:val="single" w:sz="4" w:space="0" w:color="000001"/>
@@ -799,7 +807,7 @@
         </w:tc>
         <w:tc>
           <w:tcPr>
-            <w:tcW w:w="1015" w:type="dxa"/>
+            <w:tcW w:w="1014" w:type="dxa"/>
             <w:tcBorders>
               <w:left w:val="single" w:sz="4" w:space="0" w:color="000001"/>
               <w:bottom w:val="single" w:sz="4" w:space="0" w:color="000001"/>
@@ -821,7 +829,7 @@
         </w:tc>
         <w:tc>
           <w:tcPr>
-            <w:tcW w:w="1018" w:type="dxa"/>
+            <w:tcW w:w="1016" w:type="dxa"/>
             <w:tcBorders>
               <w:left w:val="single" w:sz="4" w:space="0" w:color="000001"/>
               <w:bottom w:val="single" w:sz="4" w:space="0" w:color="000001"/>
@@ -870,7 +878,7 @@
         </w:trPr>
         <w:tc>
           <w:tcPr>
-            <w:tcW w:w="3111" w:type="dxa"/>
+            <w:tcW w:w="3110" w:type="dxa"/>
             <w:tcBorders>
               <w:top w:val="single" w:sz="4" w:space="0" w:color="000001"/>
               <w:left w:val="single" w:sz="4" w:space="0" w:color="000001"/>
@@ -886,7 +894,6 @@
               <w:keepNext w:val="true"/>
               <w:keepLines w:val="false"/>
               <w:widowControl/>
-              <w:pBdr/>
               <w:shd w:val="clear" w:fill="FFFFFF"/>
               <w:spacing w:lineRule="auto" w:line="240" w:before="0" w:after="0"/>
               <w:ind w:hanging="0" w:left="0" w:right="0"/>
@@ -928,13 +935,13 @@
                 <w:shd w:fill="FFFFFF" w:val="clear"/>
                 <w:vertAlign w:val="baseline"/>
               </w:rPr>
+              <w:t>RA1</w:t>
             </w:r>
           </w:p>
           <w:p>
             <w:pPr>
               <w:pStyle w:val="Normal"/>
               <w:widowControl/>
-              <w:pBdr/>
               <w:shd w:val="clear" w:fill="FFFFFF"/>
               <w:spacing w:lineRule="auto" w:line="240" w:before="0" w:after="0"/>
               <w:ind w:hanging="0" w:left="0" w:right="0"/>
@@ -986,7 +993,7 @@
         </w:tc>
         <w:tc>
           <w:tcPr>
-            <w:tcW w:w="3037" w:type="dxa"/>
+            <w:tcW w:w="3038" w:type="dxa"/>
             <w:tcBorders>
               <w:top w:val="single" w:sz="4" w:space="0" w:color="000001"/>
               <w:left w:val="single" w:sz="4" w:space="0" w:color="000001"/>
@@ -1091,7 +1098,7 @@
         </w:tc>
         <w:tc>
           <w:tcPr>
-            <w:tcW w:w="813" w:type="dxa"/>
+            <w:tcW w:w="816" w:type="dxa"/>
             <w:vMerge w:val="restart"/>
             <w:tcBorders>
               <w:top w:val="single" w:sz="4" w:space="0" w:color="000001"/>
@@ -1124,7 +1131,7 @@
         </w:tc>
         <w:tc>
           <w:tcPr>
-            <w:tcW w:w="1015" w:type="dxa"/>
+            <w:tcW w:w="1014" w:type="dxa"/>
             <w:tcBorders>
               <w:top w:val="single" w:sz="4" w:space="0" w:color="000001"/>
               <w:left w:val="single" w:sz="4" w:space="0" w:color="000001"/>
@@ -1150,13 +1157,13 @@
                 <w:sz w:val="20"/>
                 <w:szCs w:val="20"/>
               </w:rPr>
-              <w:t>27</w:t>
-            </w:r>
-          </w:p>
-        </w:tc>
-        <w:tc>
-          <w:tcPr>
-            <w:tcW w:w="1018" w:type="dxa"/>
+              <w:t>24</w:t>
+            </w:r>
+          </w:p>
+        </w:tc>
+        <w:tc>
+          <w:tcPr>
+            <w:tcW w:w="1016" w:type="dxa"/>
             <w:tcBorders>
               <w:top w:val="single" w:sz="4" w:space="0" w:color="000001"/>
               <w:left w:val="single" w:sz="4" w:space="0" w:color="000001"/>
@@ -1213,42 +1220,26 @@
                 <w:sz w:val="16"/>
                 <w:szCs w:val="16"/>
               </w:rPr>
-              <w:t>09/2</w:t>
-            </w:r>
+              <w:t>09/26</w:t>
+            </w:r>
+          </w:p>
+          <w:p>
+            <w:pPr>
+              <w:pStyle w:val="Normal"/>
+              <w:jc w:val="center"/>
+              <w:rPr>
+                <w:rFonts w:ascii="Tahoma" w:hAnsi="Tahoma" w:eastAsia="Tahoma" w:cs="Tahoma"/>
+                <w:sz w:val="16"/>
+                <w:szCs w:val="16"/>
+              </w:rPr>
+            </w:pPr>
             <w:r>
               <w:rPr>
                 <w:rFonts w:eastAsia="Tahoma" w:cs="Tahoma" w:ascii="Tahoma" w:hAnsi="Tahoma"/>
                 <w:sz w:val="16"/>
                 <w:szCs w:val="16"/>
               </w:rPr>
-              <w:t>6</w:t>
-            </w:r>
-          </w:p>
-          <w:p>
-            <w:pPr>
-              <w:pStyle w:val="Normal"/>
-              <w:jc w:val="center"/>
-              <w:rPr>
-                <w:rFonts w:ascii="Tahoma" w:hAnsi="Tahoma" w:eastAsia="Tahoma" w:cs="Tahoma"/>
-                <w:sz w:val="16"/>
-                <w:szCs w:val="16"/>
-              </w:rPr>
-            </w:pPr>
-            <w:r>
-              <w:rPr>
-                <w:rFonts w:eastAsia="Tahoma" w:cs="Tahoma" w:ascii="Tahoma" w:hAnsi="Tahoma"/>
-                <w:sz w:val="16"/>
-                <w:szCs w:val="16"/>
-              </w:rPr>
-              <w:t>10/2</w:t>
-            </w:r>
-            <w:r>
-              <w:rPr>
-                <w:rFonts w:eastAsia="Tahoma" w:cs="Tahoma" w:ascii="Tahoma" w:hAnsi="Tahoma"/>
-                <w:sz w:val="16"/>
-                <w:szCs w:val="16"/>
-              </w:rPr>
-              <w:t>6</w:t>
+              <w:t>10/26</w:t>
             </w:r>
           </w:p>
         </w:tc>
@@ -1259,7 +1250,7 @@
         </w:trPr>
         <w:tc>
           <w:tcPr>
-            <w:tcW w:w="3111" w:type="dxa"/>
+            <w:tcW w:w="3110" w:type="dxa"/>
             <w:tcBorders>
               <w:top w:val="single" w:sz="4" w:space="0" w:color="000001"/>
               <w:left w:val="single" w:sz="4" w:space="0" w:color="000001"/>
@@ -1273,7 +1264,6 @@
             <w:pPr>
               <w:pStyle w:val="Normal"/>
               <w:widowControl/>
-              <w:pBdr/>
               <w:shd w:val="clear" w:fill="FFFFFF"/>
               <w:spacing w:lineRule="auto" w:line="240" w:before="0" w:after="0"/>
               <w:ind w:hanging="0" w:left="0" w:right="0"/>
@@ -1315,13 +1305,13 @@
                 <w:shd w:fill="FFFFFF" w:val="clear"/>
                 <w:vertAlign w:val="baseline"/>
               </w:rPr>
+              <w:t>RA2</w:t>
             </w:r>
           </w:p>
           <w:p>
             <w:pPr>
               <w:pStyle w:val="Normal"/>
               <w:widowControl/>
-              <w:pBdr/>
               <w:shd w:val="clear" w:fill="FFFFFF"/>
               <w:spacing w:lineRule="auto" w:line="240" w:before="0" w:after="0"/>
               <w:ind w:hanging="0" w:left="0" w:right="0"/>
@@ -1372,7 +1362,6 @@
               <w:keepNext w:val="true"/>
               <w:keepLines w:val="false"/>
               <w:widowControl/>
-              <w:pBdr/>
               <w:shd w:val="clear" w:fill="FFFFFF"/>
               <w:spacing w:lineRule="auto" w:line="240" w:before="0" w:after="0"/>
               <w:ind w:hanging="0" w:left="0" w:right="0"/>
@@ -1420,7 +1409,7 @@
         </w:tc>
         <w:tc>
           <w:tcPr>
-            <w:tcW w:w="3037" w:type="dxa"/>
+            <w:tcW w:w="3038" w:type="dxa"/>
             <w:tcBorders>
               <w:top w:val="single" w:sz="4" w:space="0" w:color="000001"/>
               <w:left w:val="single" w:sz="4" w:space="0" w:color="000001"/>
@@ -1491,7 +1480,7 @@
         </w:tc>
         <w:tc>
           <w:tcPr>
-            <w:tcW w:w="813" w:type="dxa"/>
+            <w:tcW w:w="816" w:type="dxa"/>
             <w:vMerge w:val="continue"/>
             <w:tcBorders>
               <w:top w:val="single" w:sz="4" w:space="0" w:color="000001"/>
@@ -1508,7 +1497,6 @@
               <w:keepNext w:val="true"/>
               <w:keepLines w:val="false"/>
               <w:widowControl w:val="false"/>
-              <w:pBdr/>
               <w:shd w:val="clear" w:fill="FFFFFF"/>
               <w:spacing w:lineRule="auto" w:line="276" w:before="0" w:after="0"/>
               <w:ind w:hanging="0" w:left="0" w:right="0"/>
@@ -1530,7 +1518,7 @@
         </w:tc>
         <w:tc>
           <w:tcPr>
-            <w:tcW w:w="1015" w:type="dxa"/>
+            <w:tcW w:w="1014" w:type="dxa"/>
             <w:tcBorders>
               <w:top w:val="single" w:sz="4" w:space="0" w:color="000001"/>
               <w:left w:val="single" w:sz="4" w:space="0" w:color="000001"/>
@@ -1556,13 +1544,13 @@
                 <w:sz w:val="20"/>
                 <w:szCs w:val="20"/>
               </w:rPr>
-              <w:t>30</w:t>
-            </w:r>
-          </w:p>
-        </w:tc>
-        <w:tc>
-          <w:tcPr>
-            <w:tcW w:w="1018" w:type="dxa"/>
+              <w:t>32</w:t>
+            </w:r>
+          </w:p>
+        </w:tc>
+        <w:tc>
+          <w:tcPr>
+            <w:tcW w:w="1016" w:type="dxa"/>
             <w:tcBorders>
               <w:top w:val="single" w:sz="4" w:space="0" w:color="000001"/>
               <w:left w:val="single" w:sz="4" w:space="0" w:color="000001"/>
@@ -1578,7 +1566,6 @@
               <w:keepNext w:val="true"/>
               <w:keepLines w:val="false"/>
               <w:widowControl w:val="false"/>
-              <w:pBdr/>
               <w:shd w:val="clear" w:fill="FFFFFF"/>
               <w:spacing w:lineRule="auto" w:line="276" w:before="0" w:after="0"/>
               <w:ind w:hanging="0" w:left="0" w:right="0"/>
@@ -1626,15 +1613,7 @@
                 <w:sz w:val="16"/>
                 <w:szCs w:val="16"/>
               </w:rPr>
-              <w:t>10/2</w:t>
-            </w:r>
-            <w:r>
-              <w:rPr>
-                <w:rFonts w:eastAsia="Tahoma" w:cs="Tahoma" w:ascii="Tahoma" w:hAnsi="Tahoma"/>
-                <w:sz w:val="16"/>
-                <w:szCs w:val="16"/>
-              </w:rPr>
-              <w:t>6</w:t>
+              <w:t>10/26</w:t>
             </w:r>
           </w:p>
         </w:tc>
@@ -1645,7 +1624,7 @@
         </w:trPr>
         <w:tc>
           <w:tcPr>
-            <w:tcW w:w="3111" w:type="dxa"/>
+            <w:tcW w:w="3110" w:type="dxa"/>
             <w:tcBorders>
               <w:top w:val="single" w:sz="4" w:space="0" w:color="000001"/>
               <w:left w:val="single" w:sz="4" w:space="0" w:color="000001"/>
@@ -1661,7 +1640,6 @@
               <w:keepNext w:val="true"/>
               <w:keepLines w:val="false"/>
               <w:widowControl/>
-              <w:pBdr/>
               <w:shd w:val="clear" w:fill="FFFFFF"/>
               <w:spacing w:lineRule="auto" w:line="240" w:before="0" w:after="0"/>
               <w:ind w:hanging="0" w:left="0" w:right="0"/>
@@ -1703,13 +1681,13 @@
                 <w:shd w:fill="FFFFFF" w:val="clear"/>
                 <w:vertAlign w:val="baseline"/>
               </w:rPr>
+              <w:t>RA3</w:t>
             </w:r>
           </w:p>
           <w:p>
             <w:pPr>
               <w:pStyle w:val="Normal"/>
               <w:widowControl/>
-              <w:pBdr/>
               <w:shd w:val="clear" w:fill="FFFFFF"/>
               <w:spacing w:lineRule="auto" w:line="240" w:before="0" w:after="0"/>
               <w:ind w:hanging="0" w:left="0" w:right="0"/>
@@ -1758,7 +1736,6 @@
             <w:pPr>
               <w:pStyle w:val="Normal"/>
               <w:widowControl/>
-              <w:pBdr/>
               <w:shd w:val="clear" w:fill="FFFFFF"/>
               <w:spacing w:lineRule="auto" w:line="240" w:before="0" w:after="0"/>
               <w:ind w:hanging="0" w:left="0" w:right="0"/>
@@ -1807,7 +1784,6 @@
             <w:pPr>
               <w:pStyle w:val="Normal"/>
               <w:widowControl/>
-              <w:pBdr/>
               <w:shd w:val="clear" w:fill="FFFFFF"/>
               <w:spacing w:lineRule="auto" w:line="240" w:before="0" w:after="0"/>
               <w:ind w:hanging="0" w:left="0" w:right="0"/>
@@ -1855,7 +1831,7 @@
         </w:tc>
         <w:tc>
           <w:tcPr>
-            <w:tcW w:w="3037" w:type="dxa"/>
+            <w:tcW w:w="3038" w:type="dxa"/>
             <w:tcBorders>
               <w:top w:val="single" w:sz="4" w:space="0" w:color="000001"/>
               <w:left w:val="single" w:sz="4" w:space="0" w:color="000001"/>
@@ -2147,7 +2123,7 @@
         </w:tc>
         <w:tc>
           <w:tcPr>
-            <w:tcW w:w="813" w:type="dxa"/>
+            <w:tcW w:w="816" w:type="dxa"/>
             <w:vMerge w:val="continue"/>
             <w:tcBorders>
               <w:top w:val="single" w:sz="4" w:space="0" w:color="000001"/>
@@ -2164,7 +2140,6 @@
               <w:keepNext w:val="true"/>
               <w:keepLines w:val="false"/>
               <w:widowControl w:val="false"/>
-              <w:pBdr/>
               <w:shd w:val="clear" w:fill="FFFFFF"/>
               <w:spacing w:lineRule="auto" w:line="276" w:before="0" w:after="0"/>
               <w:ind w:hanging="0" w:left="0" w:right="0"/>
@@ -2186,7 +2161,7 @@
         </w:tc>
         <w:tc>
           <w:tcPr>
-            <w:tcW w:w="1015" w:type="dxa"/>
+            <w:tcW w:w="1014" w:type="dxa"/>
             <w:tcBorders>
               <w:top w:val="single" w:sz="4" w:space="0" w:color="000001"/>
               <w:left w:val="single" w:sz="4" w:space="0" w:color="000001"/>
@@ -2212,13 +2187,13 @@
                 <w:sz w:val="20"/>
                 <w:szCs w:val="20"/>
               </w:rPr>
-              <w:t>33</w:t>
-            </w:r>
-          </w:p>
-        </w:tc>
-        <w:tc>
-          <w:tcPr>
-            <w:tcW w:w="1018" w:type="dxa"/>
+              <w:t>29</w:t>
+            </w:r>
+          </w:p>
+        </w:tc>
+        <w:tc>
+          <w:tcPr>
+            <w:tcW w:w="1016" w:type="dxa"/>
             <w:tcBorders>
               <w:top w:val="single" w:sz="4" w:space="0" w:color="000001"/>
               <w:left w:val="single" w:sz="4" w:space="0" w:color="000001"/>
@@ -2275,15 +2250,7 @@
                 <w:sz w:val="16"/>
                 <w:szCs w:val="16"/>
               </w:rPr>
-              <w:t>11/2</w:t>
-            </w:r>
-            <w:r>
-              <w:rPr>
-                <w:rFonts w:eastAsia="Tahoma" w:cs="Tahoma" w:ascii="Tahoma" w:hAnsi="Tahoma"/>
-                <w:sz w:val="16"/>
-                <w:szCs w:val="16"/>
-              </w:rPr>
-              <w:t>6</w:t>
+              <w:t>11/26</w:t>
             </w:r>
           </w:p>
         </w:tc>
@@ -2304,6 +2271,7 @@
     <w:p>
       <w:pPr>
         <w:pStyle w:val="TextBody"/>
+        <w:spacing w:before="0" w:after="140"/>
         <w:rPr/>
       </w:pPr>
       <w:r>
@@ -2329,9 +2297,9 @@
         <w:gridCol w:w="812"/>
         <w:gridCol w:w="3"/>
         <w:gridCol w:w="1013"/>
-        <w:gridCol w:w="4"/>
-        <w:gridCol w:w="1015"/>
-        <w:gridCol w:w="3"/>
+        <w:gridCol w:w="7"/>
+        <w:gridCol w:w="1013"/>
+        <w:gridCol w:w="2"/>
         <w:gridCol w:w="1564"/>
       </w:tblGrid>
       <w:tr>
@@ -2477,7 +2445,7 @@
         </w:tc>
         <w:tc>
           <w:tcPr>
-            <w:tcW w:w="1019" w:type="dxa"/>
+            <w:tcW w:w="1020" w:type="dxa"/>
             <w:gridSpan w:val="2"/>
             <w:tcBorders>
               <w:top w:val="single" w:sz="4" w:space="0" w:color="000001"/>
@@ -2512,7 +2480,7 @@
         </w:tc>
         <w:tc>
           <w:tcPr>
-            <w:tcW w:w="1567" w:type="dxa"/>
+            <w:tcW w:w="1566" w:type="dxa"/>
             <w:gridSpan w:val="2"/>
             <w:tcBorders>
               <w:top w:val="single" w:sz="4" w:space="0" w:color="000001"/>
@@ -2568,7 +2536,6 @@
               <w:keepNext w:val="true"/>
               <w:keepLines w:val="false"/>
               <w:widowControl/>
-              <w:pBdr/>
               <w:shd w:val="clear" w:fill="FFFFFF"/>
               <w:spacing w:lineRule="auto" w:line="240" w:before="0" w:after="0"/>
               <w:ind w:hanging="0" w:left="0" w:right="0"/>
@@ -2610,13 +2577,13 @@
                 <w:shd w:fill="FFFFFF" w:val="clear"/>
                 <w:vertAlign w:val="baseline"/>
               </w:rPr>
+              <w:t>RA4</w:t>
             </w:r>
           </w:p>
           <w:p>
             <w:pPr>
               <w:pStyle w:val="Normal"/>
               <w:widowControl/>
-              <w:pBdr/>
               <w:shd w:val="clear" w:fill="FFFFFF"/>
               <w:spacing w:lineRule="auto" w:line="240" w:before="0" w:after="0"/>
               <w:ind w:hanging="0" w:left="0" w:right="0"/>
@@ -2665,7 +2632,6 @@
             <w:pPr>
               <w:pStyle w:val="Normal"/>
               <w:widowControl/>
-              <w:pBdr/>
               <w:shd w:val="clear" w:fill="FFFFFF"/>
               <w:spacing w:lineRule="auto" w:line="240" w:before="0" w:after="0"/>
               <w:ind w:hanging="0" w:left="0" w:right="0"/>
@@ -2714,7 +2680,6 @@
             <w:pPr>
               <w:pStyle w:val="Normal"/>
               <w:widowControl/>
-              <w:pBdr/>
               <w:shd w:val="clear" w:fill="FFFFFF"/>
               <w:spacing w:lineRule="auto" w:line="240" w:before="0" w:after="0"/>
               <w:ind w:hanging="0" w:left="0" w:right="0"/>
@@ -2763,7 +2728,6 @@
             <w:pPr>
               <w:pStyle w:val="Normal"/>
               <w:widowControl/>
-              <w:pBdr/>
               <w:shd w:val="clear" w:fill="FFFFFF"/>
               <w:spacing w:lineRule="auto" w:line="240" w:before="0" w:after="0"/>
               <w:ind w:hanging="0" w:left="0" w:right="0"/>
@@ -2946,13 +2910,13 @@
                 <w:sz w:val="20"/>
                 <w:szCs w:val="20"/>
               </w:rPr>
-              <w:t>20</w:t>
-            </w:r>
-          </w:p>
-        </w:tc>
-        <w:tc>
-          <w:tcPr>
-            <w:tcW w:w="1019" w:type="dxa"/>
+              <w:t>12</w:t>
+            </w:r>
+          </w:p>
+        </w:tc>
+        <w:tc>
+          <w:tcPr>
+            <w:tcW w:w="1020" w:type="dxa"/>
             <w:gridSpan w:val="2"/>
             <w:tcBorders>
               <w:top w:val="single" w:sz="4" w:space="0" w:color="000001"/>
@@ -2984,7 +2948,7 @@
         </w:tc>
         <w:tc>
           <w:tcPr>
-            <w:tcW w:w="1567" w:type="dxa"/>
+            <w:tcW w:w="1566" w:type="dxa"/>
             <w:gridSpan w:val="2"/>
             <w:tcBorders>
               <w:top w:val="single" w:sz="4" w:space="0" w:color="000001"/>
@@ -3011,42 +2975,26 @@
                 <w:sz w:val="16"/>
                 <w:szCs w:val="16"/>
               </w:rPr>
-              <w:t>12/2</w:t>
-            </w:r>
+              <w:t>12/26</w:t>
+            </w:r>
+          </w:p>
+          <w:p>
+            <w:pPr>
+              <w:pStyle w:val="Normal"/>
+              <w:jc w:val="center"/>
+              <w:rPr>
+                <w:rFonts w:ascii="Tahoma" w:hAnsi="Tahoma" w:eastAsia="Tahoma" w:cs="Tahoma"/>
+                <w:sz w:val="16"/>
+                <w:szCs w:val="16"/>
+              </w:rPr>
+            </w:pPr>
             <w:r>
               <w:rPr>
                 <w:rFonts w:eastAsia="Tahoma" w:cs="Tahoma" w:ascii="Tahoma" w:hAnsi="Tahoma"/>
                 <w:sz w:val="16"/>
                 <w:szCs w:val="16"/>
               </w:rPr>
-              <w:t>6</w:t>
-            </w:r>
-          </w:p>
-          <w:p>
-            <w:pPr>
-              <w:pStyle w:val="Normal"/>
-              <w:jc w:val="center"/>
-              <w:rPr>
-                <w:rFonts w:ascii="Tahoma" w:hAnsi="Tahoma" w:eastAsia="Tahoma" w:cs="Tahoma"/>
-                <w:sz w:val="16"/>
-                <w:szCs w:val="16"/>
-              </w:rPr>
-            </w:pPr>
-            <w:r>
-              <w:rPr>
-                <w:rFonts w:eastAsia="Tahoma" w:cs="Tahoma" w:ascii="Tahoma" w:hAnsi="Tahoma"/>
-                <w:sz w:val="16"/>
-                <w:szCs w:val="16"/>
-              </w:rPr>
-              <w:t>01/2</w:t>
-            </w:r>
-            <w:r>
-              <w:rPr>
-                <w:rFonts w:eastAsia="Tahoma" w:cs="Tahoma" w:ascii="Tahoma" w:hAnsi="Tahoma"/>
-                <w:sz w:val="16"/>
-                <w:szCs w:val="16"/>
-              </w:rPr>
-              <w:t>7</w:t>
+              <w:t>01/27</w:t>
             </w:r>
           </w:p>
         </w:tc>
@@ -3073,7 +3021,6 @@
               <w:keepNext w:val="true"/>
               <w:keepLines w:val="false"/>
               <w:widowControl/>
-              <w:pBdr/>
               <w:shd w:val="clear" w:fill="FFFFFF"/>
               <w:spacing w:lineRule="auto" w:line="240" w:before="0" w:after="0"/>
               <w:ind w:hanging="0" w:left="0" w:right="0"/>
@@ -3115,13 +3062,13 @@
                 <w:shd w:fill="FFFFFF" w:val="clear"/>
                 <w:vertAlign w:val="baseline"/>
               </w:rPr>
+              <w:t>RA5</w:t>
             </w:r>
           </w:p>
           <w:p>
             <w:pPr>
               <w:pStyle w:val="Normal"/>
               <w:widowControl/>
-              <w:pBdr/>
               <w:shd w:val="clear" w:fill="FFFFFF"/>
               <w:spacing w:lineRule="auto" w:line="240" w:before="0" w:after="0"/>
               <w:ind w:hanging="0" w:left="0" w:right="0"/>
@@ -3170,7 +3117,6 @@
             <w:pPr>
               <w:pStyle w:val="Normal"/>
               <w:widowControl/>
-              <w:pBdr/>
               <w:shd w:val="clear" w:fill="FFFFFF"/>
               <w:spacing w:lineRule="auto" w:line="240" w:before="0" w:after="0"/>
               <w:ind w:hanging="0" w:left="0" w:right="0"/>
@@ -3308,7 +3254,6 @@
               <w:keepNext w:val="true"/>
               <w:keepLines w:val="false"/>
               <w:widowControl w:val="false"/>
-              <w:pBdr/>
               <w:shd w:val="clear" w:fill="FFFFFF"/>
               <w:spacing w:lineRule="auto" w:line="276" w:before="0" w:after="0"/>
               <w:ind w:hanging="0" w:left="0" w:right="0"/>
@@ -3357,13 +3302,13 @@
                 <w:sz w:val="20"/>
                 <w:szCs w:val="20"/>
               </w:rPr>
-              <w:t>15</w:t>
-            </w:r>
-          </w:p>
-        </w:tc>
-        <w:tc>
-          <w:tcPr>
-            <w:tcW w:w="1019" w:type="dxa"/>
+              <w:t>8</w:t>
+            </w:r>
+          </w:p>
+        </w:tc>
+        <w:tc>
+          <w:tcPr>
+            <w:tcW w:w="1020" w:type="dxa"/>
             <w:gridSpan w:val="2"/>
             <w:tcBorders>
               <w:top w:val="single" w:sz="4" w:space="0" w:color="000001"/>
@@ -3395,7 +3340,7 @@
         </w:tc>
         <w:tc>
           <w:tcPr>
-            <w:tcW w:w="1567" w:type="dxa"/>
+            <w:tcW w:w="1566" w:type="dxa"/>
             <w:gridSpan w:val="2"/>
             <w:tcBorders>
               <w:top w:val="single" w:sz="4" w:space="0" w:color="000001"/>
@@ -3422,15 +3367,7 @@
                 <w:sz w:val="16"/>
                 <w:szCs w:val="16"/>
               </w:rPr>
-              <w:t>02/2</w:t>
-            </w:r>
-            <w:r>
-              <w:rPr>
-                <w:rFonts w:eastAsia="Tahoma" w:cs="Tahoma" w:ascii="Tahoma" w:hAnsi="Tahoma"/>
-                <w:sz w:val="16"/>
-                <w:szCs w:val="16"/>
-              </w:rPr>
-              <w:t>7</w:t>
+              <w:t>02/27</w:t>
             </w:r>
           </w:p>
         </w:tc>
@@ -3457,7 +3394,6 @@
               <w:keepNext w:val="true"/>
               <w:keepLines w:val="false"/>
               <w:widowControl w:val="false"/>
-              <w:pBdr/>
               <w:shd w:val="clear" w:fill="FFFFFF"/>
               <w:spacing w:lineRule="auto" w:line="276" w:before="0" w:after="0"/>
               <w:ind w:hanging="0" w:left="0" w:right="0"/>
@@ -3474,14 +3410,13 @@
                 <w:sz w:val="20"/>
                 <w:szCs w:val="20"/>
               </w:rPr>
-              <w:t>Avalua i compleix les normes de prevenció de riscos laborals i mediambientals</w:t>
+              <w:t>RA6</w:t>
             </w:r>
           </w:p>
           <w:p>
             <w:pPr>
               <w:pStyle w:val="Normal"/>
               <w:widowControl w:val="false"/>
-              <w:pBdr/>
               <w:shd w:val="clear" w:fill="FFFFFF"/>
               <w:spacing w:lineRule="auto" w:line="276" w:before="0" w:after="0"/>
               <w:ind w:hanging="0" w:left="0" w:right="0"/>
@@ -3498,14 +3433,36 @@
                 <w:sz w:val="20"/>
                 <w:szCs w:val="20"/>
               </w:rPr>
-              <w:t>en tasques de supervisió i manteniment de la planta propulsora, avaluant els riscos</w:t>
+              <w:t>Avalua i compleix les normes de prevenció de riscos laborals i mediambientals</w:t>
             </w:r>
           </w:p>
           <w:p>
             <w:pPr>
               <w:pStyle w:val="Normal"/>
               <w:widowControl w:val="false"/>
-              <w:pBdr/>
+              <w:shd w:val="clear" w:fill="FFFFFF"/>
+              <w:spacing w:lineRule="auto" w:line="276" w:before="0" w:after="0"/>
+              <w:ind w:hanging="0" w:left="0" w:right="0"/>
+              <w:jc w:val="left"/>
+              <w:rPr>
+                <w:rFonts w:ascii="Tahoma" w:hAnsi="Tahoma" w:eastAsia="Tahoma" w:cs="Tahoma"/>
+                <w:sz w:val="20"/>
+                <w:szCs w:val="20"/>
+              </w:rPr>
+            </w:pPr>
+            <w:r>
+              <w:rPr>
+                <w:rFonts w:eastAsia="Tahoma" w:cs="Tahoma" w:ascii="Tahoma" w:hAnsi="Tahoma"/>
+                <w:sz w:val="20"/>
+                <w:szCs w:val="20"/>
+              </w:rPr>
+              <w:t>en tasques de supervisió i manteniment de la planta propulsora, avaluant els riscos</w:t>
+            </w:r>
+          </w:p>
+          <w:p>
+            <w:pPr>
+              <w:pStyle w:val="Normal"/>
+              <w:widowControl w:val="false"/>
               <w:shd w:val="clear" w:fill="FFFFFF"/>
               <w:spacing w:lineRule="auto" w:line="276" w:before="0" w:after="0"/>
               <w:ind w:hanging="0" w:left="0" w:right="0"/>
@@ -3614,7 +3571,6 @@
               <w:keepNext w:val="true"/>
               <w:keepLines w:val="false"/>
               <w:widowControl w:val="false"/>
-              <w:pBdr/>
               <w:shd w:val="clear" w:fill="FFFFFF"/>
               <w:spacing w:lineRule="auto" w:line="276" w:before="0" w:after="0"/>
               <w:ind w:hanging="0" w:left="0" w:right="0"/>
@@ -3663,13 +3619,13 @@
                 <w:sz w:val="20"/>
                 <w:szCs w:val="20"/>
               </w:rPr>
-              <w:t>15</w:t>
-            </w:r>
-          </w:p>
-        </w:tc>
-        <w:tc>
-          <w:tcPr>
-            <w:tcW w:w="1019" w:type="dxa"/>
+              <w:t>10</w:t>
+            </w:r>
+          </w:p>
+        </w:tc>
+        <w:tc>
+          <w:tcPr>
+            <w:tcW w:w="1020" w:type="dxa"/>
             <w:gridSpan w:val="2"/>
             <w:tcBorders>
               <w:top w:val="single" w:sz="4" w:space="0" w:color="000001"/>
@@ -3686,7 +3642,6 @@
               <w:keepNext w:val="true"/>
               <w:keepLines w:val="false"/>
               <w:widowControl w:val="false"/>
-              <w:pBdr/>
               <w:shd w:val="clear" w:fill="FFFFFF"/>
               <w:spacing w:lineRule="auto" w:line="276" w:before="0" w:after="0"/>
               <w:ind w:hanging="0" w:left="0" w:right="0"/>
@@ -3708,7 +3663,7 @@
         </w:tc>
         <w:tc>
           <w:tcPr>
-            <w:tcW w:w="1567" w:type="dxa"/>
+            <w:tcW w:w="1566" w:type="dxa"/>
             <w:gridSpan w:val="2"/>
             <w:tcBorders>
               <w:top w:val="single" w:sz="4" w:space="0" w:color="000001"/>
@@ -3735,42 +3690,26 @@
                 <w:sz w:val="16"/>
                 <w:szCs w:val="16"/>
               </w:rPr>
-              <w:t>02/2</w:t>
-            </w:r>
+              <w:t>02/27</w:t>
+            </w:r>
+          </w:p>
+          <w:p>
+            <w:pPr>
+              <w:pStyle w:val="Normal"/>
+              <w:jc w:val="center"/>
+              <w:rPr>
+                <w:rFonts w:ascii="Tahoma" w:hAnsi="Tahoma" w:eastAsia="Tahoma" w:cs="Tahoma"/>
+                <w:sz w:val="16"/>
+                <w:szCs w:val="16"/>
+              </w:rPr>
+            </w:pPr>
             <w:r>
               <w:rPr>
                 <w:rFonts w:eastAsia="Tahoma" w:cs="Tahoma" w:ascii="Tahoma" w:hAnsi="Tahoma"/>
                 <w:sz w:val="16"/>
                 <w:szCs w:val="16"/>
               </w:rPr>
-              <w:t>7</w:t>
-            </w:r>
-          </w:p>
-          <w:p>
-            <w:pPr>
-              <w:pStyle w:val="Normal"/>
-              <w:jc w:val="center"/>
-              <w:rPr>
-                <w:rFonts w:ascii="Tahoma" w:hAnsi="Tahoma" w:eastAsia="Tahoma" w:cs="Tahoma"/>
-                <w:sz w:val="16"/>
-                <w:szCs w:val="16"/>
-              </w:rPr>
-            </w:pPr>
-            <w:r>
-              <w:rPr>
-                <w:rFonts w:eastAsia="Tahoma" w:cs="Tahoma" w:ascii="Tahoma" w:hAnsi="Tahoma"/>
-                <w:sz w:val="16"/>
-                <w:szCs w:val="16"/>
-              </w:rPr>
-              <w:t>03/2</w:t>
-            </w:r>
-            <w:r>
-              <w:rPr>
-                <w:rFonts w:eastAsia="Tahoma" w:cs="Tahoma" w:ascii="Tahoma" w:hAnsi="Tahoma"/>
-                <w:sz w:val="16"/>
-                <w:szCs w:val="16"/>
-              </w:rPr>
-              <w:t>7</w:t>
+              <w:t>03/27</w:t>
             </w:r>
           </w:p>
         </w:tc>
@@ -3814,7 +3753,7 @@
         </w:tc>
         <w:tc>
           <w:tcPr>
-            <w:tcW w:w="1017" w:type="dxa"/>
+            <w:tcW w:w="1020" w:type="dxa"/>
             <w:gridSpan w:val="2"/>
             <w:tcBorders>
               <w:top w:val="single" w:sz="4" w:space="0" w:color="000001"/>
@@ -3841,13 +3780,13 @@
                 <w:sz w:val="20"/>
                 <w:szCs w:val="20"/>
               </w:rPr>
-              <w:t>150</w:t>
-            </w:r>
-          </w:p>
-        </w:tc>
-        <w:tc>
-          <w:tcPr>
-            <w:tcW w:w="1018" w:type="dxa"/>
+              <w:t>115</w:t>
+            </w:r>
+          </w:p>
+        </w:tc>
+        <w:tc>
+          <w:tcPr>
+            <w:tcW w:w="1015" w:type="dxa"/>
             <w:gridSpan w:val="2"/>
             <w:tcBorders>
               <w:top w:val="single" w:sz="4" w:space="0" w:color="000001"/>
@@ -3936,6 +3875,7 @@
     <w:p>
       <w:pPr>
         <w:pStyle w:val="Normal"/>
+        <w:spacing w:before="0" w:after="0"/>
         <w:jc w:val="both"/>
         <w:rPr>
           <w:rFonts w:ascii="Tahoma" w:hAnsi="Tahoma" w:eastAsia="Tahoma" w:cs="Tahoma"/>
@@ -3996,476 +3936,58 @@
           <w:sz w:val="20"/>
           <w:szCs w:val="20"/>
         </w:rPr>
-        <w:t>INSTRUMENTS DE QUALIFICACIÓ</w:t>
+        <w:t>RESULTATS D’APRENENTATGE I INSTRUMENTS DE QUALIFICACIÓ</w:t>
       </w:r>
     </w:p>
-    <w:tbl>
-      <w:tblPr>
-        <w:tblW w:w="10466" w:type="dxa"/>
-        <w:jc w:val="left"/>
-        <w:tblInd w:w="100" w:type="dxa"/>
-        <w:tblLayout w:type="fixed"/>
-        <w:tblCellMar>
-          <w:top w:w="55" w:type="dxa"/>
-          <w:left w:w="48" w:type="dxa"/>
-          <w:bottom w:w="55" w:type="dxa"/>
-          <w:right w:w="55" w:type="dxa"/>
-        </w:tblCellMar>
-      </w:tblPr>
-      <w:tblGrid>
-        <w:gridCol w:w="1358"/>
-        <w:gridCol w:w="8219"/>
-        <w:gridCol w:w="889"/>
-      </w:tblGrid>
-      <w:tr>
-        <w:trPr/>
-        <w:tc>
-          <w:tcPr>
-            <w:tcW w:w="1358" w:type="dxa"/>
-            <w:tcBorders>
-              <w:top w:val="single" w:sz="2" w:space="0" w:color="000001"/>
-              <w:left w:val="single" w:sz="2" w:space="0" w:color="000001"/>
-              <w:bottom w:val="single" w:sz="2" w:space="0" w:color="000001"/>
-            </w:tcBorders>
-            <w:shd w:fill="FFFFFF" w:val="clear"/>
-          </w:tcPr>
-          <w:p>
-            <w:pPr>
-              <w:pStyle w:val="Normal"/>
-              <w:jc w:val="center"/>
-              <w:rPr>
-                <w:rFonts w:ascii="Tahoma" w:hAnsi="Tahoma" w:eastAsia="Tahoma" w:cs="Tahoma"/>
-                <w:b/>
-                <w:sz w:val="20"/>
-                <w:szCs w:val="20"/>
-              </w:rPr>
-            </w:pPr>
-            <w:r>
-              <w:rPr>
-                <w:rFonts w:eastAsia="Tahoma" w:cs="Tahoma" w:ascii="Tahoma" w:hAnsi="Tahoma"/>
-                <w:b/>
-                <w:sz w:val="20"/>
-                <w:szCs w:val="20"/>
-              </w:rPr>
-              <w:t>AVAL.</w:t>
-            </w:r>
-          </w:p>
-        </w:tc>
-        <w:tc>
-          <w:tcPr>
-            <w:tcW w:w="8219" w:type="dxa"/>
-            <w:tcBorders>
-              <w:top w:val="single" w:sz="2" w:space="0" w:color="000001"/>
-              <w:left w:val="single" w:sz="2" w:space="0" w:color="000001"/>
-              <w:bottom w:val="single" w:sz="2" w:space="0" w:color="000001"/>
-            </w:tcBorders>
-            <w:shd w:fill="FFFFFF" w:val="clear"/>
-          </w:tcPr>
-          <w:p>
-            <w:pPr>
-              <w:pStyle w:val="Normal"/>
-              <w:jc w:val="center"/>
-              <w:rPr>
-                <w:rFonts w:ascii="Tahoma" w:hAnsi="Tahoma" w:eastAsia="Tahoma" w:cs="Tahoma"/>
-                <w:b/>
-                <w:sz w:val="20"/>
-                <w:szCs w:val="20"/>
-              </w:rPr>
-            </w:pPr>
-            <w:r>
-              <w:rPr>
-                <w:rFonts w:eastAsia="Tahoma" w:cs="Tahoma" w:ascii="Tahoma" w:hAnsi="Tahoma"/>
-                <w:b/>
-                <w:sz w:val="20"/>
-                <w:szCs w:val="20"/>
-              </w:rPr>
-              <w:t>PART TEÒRICA</w:t>
-            </w:r>
-          </w:p>
-        </w:tc>
-        <w:tc>
-          <w:tcPr>
-            <w:tcW w:w="889" w:type="dxa"/>
-            <w:tcBorders>
-              <w:top w:val="single" w:sz="2" w:space="0" w:color="000001"/>
-              <w:left w:val="single" w:sz="2" w:space="0" w:color="000001"/>
-              <w:bottom w:val="single" w:sz="2" w:space="0" w:color="000001"/>
-              <w:right w:val="single" w:sz="2" w:space="0" w:color="000001"/>
-            </w:tcBorders>
-            <w:shd w:fill="FFFFFF" w:val="clear"/>
-          </w:tcPr>
-          <w:p>
-            <w:pPr>
-              <w:pStyle w:val="Normal"/>
-              <w:jc w:val="center"/>
-              <w:rPr>
-                <w:rFonts w:ascii="Tahoma" w:hAnsi="Tahoma" w:eastAsia="Tahoma" w:cs="Tahoma"/>
-                <w:b/>
-                <w:sz w:val="20"/>
-                <w:szCs w:val="20"/>
-              </w:rPr>
-            </w:pPr>
-            <w:r>
-              <w:rPr>
-                <w:rFonts w:eastAsia="Tahoma" w:cs="Tahoma" w:ascii="Tahoma" w:hAnsi="Tahoma"/>
-                <w:b/>
-                <w:sz w:val="20"/>
-                <w:szCs w:val="20"/>
-              </w:rPr>
-              <w:t>%</w:t>
-            </w:r>
-          </w:p>
-        </w:tc>
-      </w:tr>
-      <w:tr>
-        <w:trPr/>
-        <w:tc>
-          <w:tcPr>
-            <w:tcW w:w="1358" w:type="dxa"/>
-            <w:vMerge w:val="restart"/>
-            <w:tcBorders>
-              <w:left w:val="single" w:sz="2" w:space="0" w:color="000001"/>
-              <w:bottom w:val="single" w:sz="2" w:space="0" w:color="000001"/>
-            </w:tcBorders>
-            <w:shd w:fill="FFFFFF" w:val="clear"/>
-          </w:tcPr>
-          <w:p>
-            <w:pPr>
-              <w:pStyle w:val="Normal"/>
-              <w:jc w:val="center"/>
-              <w:rPr>
-                <w:rFonts w:ascii="Tahoma" w:hAnsi="Tahoma" w:eastAsia="Tahoma" w:cs="Tahoma"/>
-                <w:sz w:val="20"/>
-                <w:szCs w:val="20"/>
-              </w:rPr>
-            </w:pPr>
-            <w:r>
-              <w:rPr>
-                <w:rFonts w:eastAsia="Tahoma" w:cs="Tahoma" w:ascii="Tahoma" w:hAnsi="Tahoma"/>
-                <w:sz w:val="20"/>
-                <w:szCs w:val="20"/>
-              </w:rPr>
-              <w:t>1ª</w:t>
-            </w:r>
-          </w:p>
-        </w:tc>
-        <w:tc>
-          <w:tcPr>
-            <w:tcW w:w="8219" w:type="dxa"/>
-            <w:tcBorders>
-              <w:left w:val="single" w:sz="2" w:space="0" w:color="000001"/>
-              <w:bottom w:val="single" w:sz="2" w:space="0" w:color="000001"/>
-            </w:tcBorders>
-            <w:shd w:fill="FFFFFF" w:val="clear"/>
-          </w:tcPr>
-          <w:p>
-            <w:pPr>
-              <w:pStyle w:val="Normal"/>
-              <w:jc w:val="both"/>
-              <w:rPr>
-                <w:rFonts w:ascii="Tahoma" w:hAnsi="Tahoma" w:eastAsia="Tahoma" w:cs="Tahoma"/>
-                <w:sz w:val="20"/>
-                <w:szCs w:val="20"/>
-                <w:lang w:val="ca-ES"/>
-              </w:rPr>
-            </w:pPr>
-            <w:r>
-              <w:rPr>
-                <w:rFonts w:eastAsia="Tahoma" w:cs="Tahoma" w:ascii="Tahoma" w:hAnsi="Tahoma"/>
-                <w:sz w:val="20"/>
-                <w:szCs w:val="20"/>
-                <w:lang w:val="ca-ES"/>
-              </w:rPr>
-              <w:t xml:space="preserve">1 control. </w:t>
-            </w:r>
-          </w:p>
-        </w:tc>
-        <w:tc>
-          <w:tcPr>
-            <w:tcW w:w="889" w:type="dxa"/>
-            <w:tcBorders>
-              <w:left w:val="single" w:sz="2" w:space="0" w:color="000001"/>
-              <w:bottom w:val="single" w:sz="2" w:space="0" w:color="000001"/>
-              <w:right w:val="single" w:sz="2" w:space="0" w:color="000001"/>
-            </w:tcBorders>
-            <w:shd w:fill="FFFFFF" w:val="clear"/>
-          </w:tcPr>
-          <w:p>
-            <w:pPr>
-              <w:pStyle w:val="TableContents"/>
-              <w:jc w:val="both"/>
-              <w:rPr/>
-            </w:pPr>
-            <w:r>
-              <w:rPr/>
-              <w:t>40</w:t>
-            </w:r>
-          </w:p>
-        </w:tc>
-      </w:tr>
-      <w:tr>
-        <w:trPr/>
-        <w:tc>
-          <w:tcPr>
-            <w:tcW w:w="1358" w:type="dxa"/>
-            <w:vMerge w:val="continue"/>
-            <w:tcBorders>
-              <w:left w:val="single" w:sz="2" w:space="0" w:color="000001"/>
-              <w:bottom w:val="single" w:sz="2" w:space="0" w:color="000001"/>
-            </w:tcBorders>
-            <w:shd w:fill="FFFFFF" w:val="clear"/>
-          </w:tcPr>
-          <w:p>
-            <w:pPr>
-              <w:pStyle w:val="Normal"/>
-              <w:jc w:val="center"/>
-              <w:rPr/>
-            </w:pPr>
-            <w:r>
-              <w:rPr/>
-            </w:r>
-          </w:p>
-        </w:tc>
-        <w:tc>
-          <w:tcPr>
-            <w:tcW w:w="8219" w:type="dxa"/>
-            <w:tcBorders>
-              <w:left w:val="single" w:sz="2" w:space="0" w:color="000001"/>
-              <w:bottom w:val="single" w:sz="2" w:space="0" w:color="000001"/>
-            </w:tcBorders>
-            <w:shd w:fill="FFFFFF" w:val="clear"/>
-          </w:tcPr>
-          <w:p>
-            <w:pPr>
-              <w:pStyle w:val="Normal"/>
-              <w:jc w:val="both"/>
-              <w:rPr>
-                <w:rFonts w:ascii="Tahoma" w:hAnsi="Tahoma" w:eastAsia="Tahoma" w:cs="Tahoma"/>
-                <w:sz w:val="20"/>
-                <w:szCs w:val="20"/>
-                <w:lang w:val="ca-ES"/>
-              </w:rPr>
-            </w:pPr>
-            <w:r>
-              <w:rPr>
-                <w:rFonts w:eastAsia="Tahoma" w:cs="Tahoma" w:ascii="Tahoma" w:hAnsi="Tahoma"/>
-                <w:sz w:val="20"/>
-                <w:szCs w:val="20"/>
-                <w:lang w:val="ca-ES"/>
-              </w:rPr>
-              <w:t xml:space="preserve">1 Examen de tot el Bloc. </w:t>
-            </w:r>
-            <w:r>
-              <w:rPr>
-                <w:rFonts w:eastAsia="Tahoma" w:cs="Tahoma" w:ascii="Tahoma" w:hAnsi="Tahoma"/>
-                <w:sz w:val="20"/>
-                <w:szCs w:val="20"/>
-                <w:lang w:val="ca-ES"/>
-              </w:rPr>
-              <w:t>Examen final 1ªavaluació.</w:t>
-            </w:r>
-          </w:p>
-        </w:tc>
-        <w:tc>
-          <w:tcPr>
-            <w:tcW w:w="889" w:type="dxa"/>
-            <w:tcBorders>
-              <w:left w:val="single" w:sz="2" w:space="0" w:color="000001"/>
-              <w:bottom w:val="single" w:sz="2" w:space="0" w:color="000001"/>
-              <w:right w:val="single" w:sz="2" w:space="0" w:color="000001"/>
-            </w:tcBorders>
-            <w:shd w:fill="FFFFFF" w:val="clear"/>
-          </w:tcPr>
-          <w:p>
-            <w:pPr>
-              <w:pStyle w:val="TableContents"/>
-              <w:jc w:val="both"/>
-              <w:rPr/>
-            </w:pPr>
-            <w:r>
-              <w:rPr/>
-              <w:t>60</w:t>
-            </w:r>
-          </w:p>
-        </w:tc>
-      </w:tr>
-      <w:tr>
-        <w:trPr/>
-        <w:tc>
-          <w:tcPr>
-            <w:tcW w:w="1358" w:type="dxa"/>
-            <w:vMerge w:val="restart"/>
-            <w:tcBorders>
-              <w:left w:val="single" w:sz="2" w:space="0" w:color="000001"/>
-              <w:bottom w:val="single" w:sz="2" w:space="0" w:color="000001"/>
-            </w:tcBorders>
-            <w:shd w:fill="FFFFFF" w:val="clear"/>
-          </w:tcPr>
-          <w:p>
-            <w:pPr>
-              <w:pStyle w:val="Normal"/>
-              <w:jc w:val="center"/>
-              <w:rPr>
-                <w:rFonts w:ascii="Tahoma" w:hAnsi="Tahoma" w:eastAsia="Tahoma" w:cs="Tahoma"/>
-                <w:sz w:val="20"/>
-                <w:szCs w:val="20"/>
-              </w:rPr>
-            </w:pPr>
-            <w:r>
-              <w:rPr>
-                <w:rFonts w:eastAsia="Tahoma" w:cs="Tahoma" w:ascii="Tahoma" w:hAnsi="Tahoma"/>
-                <w:sz w:val="20"/>
-                <w:szCs w:val="20"/>
-              </w:rPr>
-              <w:t>2ª</w:t>
-            </w:r>
-          </w:p>
-        </w:tc>
-        <w:tc>
-          <w:tcPr>
-            <w:tcW w:w="8219" w:type="dxa"/>
-            <w:tcBorders>
-              <w:left w:val="single" w:sz="2" w:space="0" w:color="000001"/>
-              <w:bottom w:val="single" w:sz="2" w:space="0" w:color="000001"/>
-            </w:tcBorders>
-            <w:shd w:fill="FFFFFF" w:val="clear"/>
-          </w:tcPr>
-          <w:p>
-            <w:pPr>
-              <w:pStyle w:val="Normal"/>
-              <w:jc w:val="both"/>
-              <w:rPr>
-                <w:rFonts w:ascii="Tahoma" w:hAnsi="Tahoma" w:eastAsia="Tahoma" w:cs="Tahoma"/>
-                <w:sz w:val="20"/>
-                <w:szCs w:val="20"/>
-                <w:lang w:val="ca-ES"/>
-              </w:rPr>
-            </w:pPr>
-            <w:bookmarkStart w:id="2" w:name="__UnoMark__1465_780871116"/>
-            <w:bookmarkEnd w:id="2"/>
-            <w:r>
-              <w:rPr>
-                <w:rFonts w:eastAsia="Tahoma" w:cs="Tahoma" w:ascii="Tahoma" w:hAnsi="Tahoma"/>
-                <w:sz w:val="20"/>
-                <w:szCs w:val="20"/>
-                <w:lang w:val="ca-ES"/>
-              </w:rPr>
-              <w:t xml:space="preserve">1 control. </w:t>
-            </w:r>
-          </w:p>
-        </w:tc>
-        <w:tc>
-          <w:tcPr>
-            <w:tcW w:w="889" w:type="dxa"/>
-            <w:tcBorders>
-              <w:left w:val="single" w:sz="2" w:space="0" w:color="000001"/>
-              <w:bottom w:val="single" w:sz="2" w:space="0" w:color="000001"/>
-              <w:right w:val="single" w:sz="2" w:space="0" w:color="000001"/>
-            </w:tcBorders>
-            <w:shd w:fill="FFFFFF" w:val="clear"/>
-          </w:tcPr>
-          <w:p>
-            <w:pPr>
-              <w:pStyle w:val="TableContents"/>
-              <w:jc w:val="both"/>
-              <w:rPr/>
-            </w:pPr>
-            <w:r>
-              <w:rPr/>
-              <w:t>40</w:t>
-            </w:r>
-          </w:p>
-        </w:tc>
-      </w:tr>
-      <w:tr>
-        <w:trPr/>
-        <w:tc>
-          <w:tcPr>
-            <w:tcW w:w="1358" w:type="dxa"/>
-            <w:vMerge w:val="continue"/>
-            <w:tcBorders>
-              <w:left w:val="single" w:sz="2" w:space="0" w:color="000001"/>
-              <w:bottom w:val="single" w:sz="2" w:space="0" w:color="000001"/>
-            </w:tcBorders>
-            <w:shd w:fill="FFFFFF" w:val="clear"/>
-          </w:tcPr>
-          <w:p>
-            <w:pPr>
-              <w:pStyle w:val="Normal"/>
-              <w:jc w:val="center"/>
-              <w:rPr/>
-            </w:pPr>
-            <w:r>
-              <w:rPr/>
-            </w:r>
-          </w:p>
-        </w:tc>
-        <w:tc>
-          <w:tcPr>
-            <w:tcW w:w="8219" w:type="dxa"/>
-            <w:tcBorders>
-              <w:left w:val="single" w:sz="2" w:space="0" w:color="000001"/>
-              <w:bottom w:val="single" w:sz="2" w:space="0" w:color="000001"/>
-            </w:tcBorders>
-            <w:shd w:fill="FFFFFF" w:val="clear"/>
-          </w:tcPr>
-          <w:p>
-            <w:pPr>
-              <w:pStyle w:val="Normal"/>
-              <w:jc w:val="both"/>
-              <w:rPr>
-                <w:rFonts w:ascii="Tahoma" w:hAnsi="Tahoma" w:eastAsia="Tahoma" w:cs="Tahoma"/>
-                <w:sz w:val="20"/>
-                <w:szCs w:val="20"/>
-                <w:lang w:val="ca-ES"/>
-              </w:rPr>
-            </w:pPr>
-            <w:bookmarkStart w:id="3" w:name="__UnoMark__1466_780871116"/>
-            <w:bookmarkEnd w:id="3"/>
-            <w:r>
-              <w:rPr>
-                <w:rFonts w:eastAsia="Tahoma" w:cs="Tahoma" w:ascii="Tahoma" w:hAnsi="Tahoma"/>
-                <w:sz w:val="20"/>
-                <w:szCs w:val="20"/>
-                <w:lang w:val="ca-ES"/>
-              </w:rPr>
-              <w:t xml:space="preserve">1 Examen de tot el Bloc. </w:t>
-            </w:r>
-            <w:r>
-              <w:rPr>
-                <w:rFonts w:eastAsia="Tahoma" w:cs="Tahoma" w:ascii="Tahoma" w:hAnsi="Tahoma"/>
-                <w:sz w:val="20"/>
-                <w:szCs w:val="20"/>
-                <w:lang w:val="ca-ES"/>
-              </w:rPr>
-              <w:t>Examen final 2ªavaluació.</w:t>
-            </w:r>
-          </w:p>
-        </w:tc>
-        <w:tc>
-          <w:tcPr>
-            <w:tcW w:w="889" w:type="dxa"/>
-            <w:tcBorders>
-              <w:left w:val="single" w:sz="2" w:space="0" w:color="000001"/>
-              <w:bottom w:val="single" w:sz="2" w:space="0" w:color="000001"/>
-              <w:right w:val="single" w:sz="2" w:space="0" w:color="000001"/>
-            </w:tcBorders>
-            <w:shd w:fill="FFFFFF" w:val="clear"/>
-          </w:tcPr>
-          <w:p>
-            <w:pPr>
-              <w:pStyle w:val="TableContents"/>
-              <w:jc w:val="both"/>
-              <w:rPr/>
-            </w:pPr>
-            <w:r>
-              <w:rPr/>
-              <w:t>60</w:t>
-            </w:r>
-          </w:p>
-        </w:tc>
-      </w:tr>
-    </w:tbl>
+    <w:p>
+      <w:pPr>
+        <w:pStyle w:val="Normal"/>
+        <w:ind w:hanging="360" w:left="360" w:right="0"/>
+        <w:jc w:val="both"/>
+        <w:rPr>
+          <w:rFonts w:ascii="Tahoma" w:hAnsi="Tahoma" w:eastAsia="Tahoma" w:cs="Tahoma"/>
+          <w:b/>
+          <w:sz w:val="20"/>
+          <w:szCs w:val="20"/>
+        </w:rPr>
+      </w:pPr>
+      <w:r>
+        <w:rPr>
+          <w:rFonts w:eastAsia="Tahoma" w:cs="Tahoma" w:ascii="Tahoma" w:hAnsi="Tahoma"/>
+          <w:b/>
+          <w:sz w:val="20"/>
+          <w:szCs w:val="20"/>
+        </w:rPr>
+      </w:r>
+    </w:p>
+    <w:p>
+      <w:pPr>
+        <w:pStyle w:val="BodyText"/>
+        <w:ind w:hanging="0" w:left="360" w:right="0"/>
+        <w:jc w:val="both"/>
+        <w:rPr/>
+      </w:pPr>
+      <w:bookmarkStart w:id="2" w:name="docs-internal-guid-4d3caa66-7fff-ccc4-19"/>
+      <w:bookmarkEnd w:id="2"/>
+      <w:r>
+        <w:rPr>
+          <w:rFonts w:eastAsia="Tahoma" w:cs="Tahoma" w:ascii="Tahoma;sans-serif" w:hAnsi="Tahoma;sans-serif"/>
+          <w:b w:val="false"/>
+          <w:i w:val="false"/>
+          <w:caps w:val="false"/>
+          <w:smallCaps w:val="false"/>
+          <w:strike w:val="false"/>
+          <w:dstrike w:val="false"/>
+          <w:color w:val="000000"/>
+          <w:sz w:val="20"/>
+          <w:szCs w:val="20"/>
+          <w:u w:val="none"/>
+          <w:effect w:val="none"/>
+          <w:shd w:fill="auto" w:val="clear"/>
+        </w:rPr>
+        <w:t>El mòdul s’avaluarà per resultats d’aprenentatge. La qualificació de cada un d’ells es determinarà a partir del pes que cada instrument de qualificació te dins l’RA. Per a l’avaluació positiva de cada resultat d’aprenentatge, tots els seus instruments hauran d’estar qualificats amb una nota igual o superior a 5.</w:t>
+      </w:r>
+    </w:p>
     <w:p>
       <w:pPr>
         <w:pStyle w:val="Normal"/>
@@ -4476,6 +3998,1631 @@
         <w:rPr/>
       </w:r>
     </w:p>
+    <w:tbl>
+      <w:tblPr>
+        <w:tblW w:w="5000" w:type="pct"/>
+        <w:jc w:val="left"/>
+        <w:tblInd w:w="55" w:type="dxa"/>
+        <w:tblLayout w:type="fixed"/>
+        <w:tblCellMar>
+          <w:top w:w="55" w:type="dxa"/>
+          <w:left w:w="55" w:type="dxa"/>
+          <w:bottom w:w="55" w:type="dxa"/>
+          <w:right w:w="55" w:type="dxa"/>
+        </w:tblCellMar>
+      </w:tblPr>
+      <w:tblGrid>
+        <w:gridCol w:w="5550"/>
+        <w:gridCol w:w="720"/>
+        <w:gridCol w:w="1980"/>
+        <w:gridCol w:w="2215"/>
+      </w:tblGrid>
+      <w:tr>
+        <w:trPr/>
+        <w:tc>
+          <w:tcPr>
+            <w:tcW w:w="5550" w:type="dxa"/>
+            <w:tcBorders>
+              <w:top w:val="single" w:sz="4" w:space="0" w:color="000000"/>
+              <w:left w:val="single" w:sz="4" w:space="0" w:color="000000"/>
+              <w:bottom w:val="single" w:sz="4" w:space="0" w:color="000000"/>
+            </w:tcBorders>
+          </w:tcPr>
+          <w:p>
+            <w:pPr>
+              <w:pStyle w:val="TableContents"/>
+              <w:rPr/>
+            </w:pPr>
+            <w:r>
+              <w:rPr/>
+              <w:t>RESULTAT D’APRENENTATGE</w:t>
+            </w:r>
+          </w:p>
+        </w:tc>
+        <w:tc>
+          <w:tcPr>
+            <w:tcW w:w="720" w:type="dxa"/>
+            <w:tcBorders>
+              <w:top w:val="single" w:sz="4" w:space="0" w:color="000000"/>
+              <w:left w:val="single" w:sz="4" w:space="0" w:color="000000"/>
+              <w:bottom w:val="single" w:sz="4" w:space="0" w:color="000000"/>
+            </w:tcBorders>
+          </w:tcPr>
+          <w:p>
+            <w:pPr>
+              <w:pStyle w:val="TableContents"/>
+              <w:rPr/>
+            </w:pPr>
+            <w:r>
+              <w:rPr/>
+              <w:t>UT</w:t>
+            </w:r>
+          </w:p>
+        </w:tc>
+        <w:tc>
+          <w:tcPr>
+            <w:tcW w:w="1980" w:type="dxa"/>
+            <w:tcBorders>
+              <w:top w:val="single" w:sz="4" w:space="0" w:color="000000"/>
+              <w:left w:val="single" w:sz="4" w:space="0" w:color="000000"/>
+              <w:bottom w:val="single" w:sz="4" w:space="0" w:color="000000"/>
+            </w:tcBorders>
+          </w:tcPr>
+          <w:p>
+            <w:pPr>
+              <w:pStyle w:val="TableContents"/>
+              <w:rPr/>
+            </w:pPr>
+            <w:r>
+              <w:rPr/>
+              <w:t>INSTRUMENT DE QUALIFICACIÓ</w:t>
+            </w:r>
+          </w:p>
+        </w:tc>
+        <w:tc>
+          <w:tcPr>
+            <w:tcW w:w="2215" w:type="dxa"/>
+            <w:tcBorders>
+              <w:top w:val="single" w:sz="4" w:space="0" w:color="000000"/>
+              <w:left w:val="single" w:sz="4" w:space="0" w:color="000000"/>
+              <w:bottom w:val="single" w:sz="4" w:space="0" w:color="000000"/>
+              <w:right w:val="single" w:sz="4" w:space="0" w:color="000000"/>
+            </w:tcBorders>
+          </w:tcPr>
+          <w:p>
+            <w:pPr>
+              <w:pStyle w:val="TableContents"/>
+              <w:rPr/>
+            </w:pPr>
+            <w:r>
+              <w:rPr/>
+              <w:t>PES INSTRUMENT RA</w:t>
+            </w:r>
+          </w:p>
+        </w:tc>
+      </w:tr>
+      <w:tr>
+        <w:trPr/>
+        <w:tc>
+          <w:tcPr>
+            <w:tcW w:w="5550" w:type="dxa"/>
+            <w:tcBorders>
+              <w:left w:val="single" w:sz="4" w:space="0" w:color="000000"/>
+              <w:bottom w:val="single" w:sz="4" w:space="0" w:color="000000"/>
+            </w:tcBorders>
+          </w:tcPr>
+          <w:p>
+            <w:pPr>
+              <w:pStyle w:val="Normal"/>
+              <w:keepNext w:val="true"/>
+              <w:keepLines w:val="false"/>
+              <w:widowControl/>
+              <w:shd w:val="clear" w:fill="FFFFFF"/>
+              <w:spacing w:lineRule="auto" w:line="240" w:before="0" w:after="0"/>
+              <w:ind w:hanging="0" w:left="0" w:right="0"/>
+              <w:jc w:val="left"/>
+              <w:rPr>
+                <w:rFonts w:ascii="Tahoma" w:hAnsi="Tahoma" w:eastAsia="Tahoma" w:cs="Tahoma"/>
+                <w:b w:val="false"/>
+                <w:i w:val="false"/>
+                <w:i w:val="false"/>
+                <w:caps w:val="false"/>
+                <w:smallCaps w:val="false"/>
+                <w:strike w:val="false"/>
+                <w:dstrike w:val="false"/>
+                <w:color w:val="000000"/>
+                <w:position w:val="0"/>
+                <w:sz w:val="20"/>
+                <w:sz w:val="20"/>
+                <w:szCs w:val="20"/>
+                <w:u w:val="none"/>
+                <w:shd w:fill="FFFFFF" w:val="clear"/>
+                <w:vertAlign w:val="baseline"/>
+              </w:rPr>
+            </w:pPr>
+            <w:r>
+              <w:rPr>
+                <w:rFonts w:eastAsia="Tahoma" w:cs="Tahoma" w:ascii="Tahoma" w:hAnsi="Tahoma"/>
+                <w:b w:val="false"/>
+                <w:i w:val="false"/>
+                <w:caps w:val="false"/>
+                <w:smallCaps w:val="false"/>
+                <w:strike w:val="false"/>
+                <w:dstrike w:val="false"/>
+                <w:color w:val="000000"/>
+                <w:position w:val="0"/>
+                <w:sz w:val="20"/>
+                <w:sz w:val="20"/>
+                <w:szCs w:val="20"/>
+                <w:u w:val="none"/>
+                <w:shd w:fill="FFFFFF" w:val="clear"/>
+                <w:vertAlign w:val="baseline"/>
+              </w:rPr>
+              <w:t>RA1</w:t>
+            </w:r>
+          </w:p>
+          <w:p>
+            <w:pPr>
+              <w:pStyle w:val="Normal"/>
+              <w:widowControl/>
+              <w:shd w:val="clear" w:fill="FFFFFF"/>
+              <w:spacing w:lineRule="auto" w:line="240" w:before="0" w:after="0"/>
+              <w:ind w:hanging="0" w:left="0" w:right="0"/>
+              <w:jc w:val="left"/>
+              <w:rPr>
+                <w:rFonts w:ascii="Tahoma" w:hAnsi="Tahoma" w:eastAsia="Tahoma" w:cs="Tahoma"/>
+                <w:b w:val="false"/>
+                <w:i w:val="false"/>
+                <w:i w:val="false"/>
+                <w:caps w:val="false"/>
+                <w:smallCaps w:val="false"/>
+                <w:strike w:val="false"/>
+                <w:dstrike w:val="false"/>
+                <w:color w:val="000000"/>
+                <w:position w:val="0"/>
+                <w:sz w:val="20"/>
+                <w:sz w:val="20"/>
+                <w:szCs w:val="20"/>
+                <w:u w:val="none"/>
+                <w:shd w:fill="FFFFFF" w:val="clear"/>
+                <w:vertAlign w:val="baseline"/>
+              </w:rPr>
+            </w:pPr>
+            <w:r>
+              <w:rPr>
+                <w:rFonts w:eastAsia="Tahoma" w:cs="Tahoma" w:ascii="Tahoma" w:hAnsi="Tahoma"/>
+                <w:b w:val="false"/>
+                <w:i w:val="false"/>
+                <w:caps w:val="false"/>
+                <w:smallCaps w:val="false"/>
+                <w:strike w:val="false"/>
+                <w:dstrike w:val="false"/>
+                <w:color w:val="000000"/>
+                <w:position w:val="0"/>
+                <w:sz w:val="20"/>
+                <w:sz w:val="20"/>
+                <w:szCs w:val="20"/>
+                <w:u w:val="none"/>
+                <w:shd w:fill="FFFFFF" w:val="clear"/>
+                <w:vertAlign w:val="baseline"/>
+              </w:rPr>
+              <w:t>Avalua el funcionament d'instal·lacions frigorífiques i sistemes de climatització,</w:t>
+              <w:br/>
+              <w:t>interpretant les lleis fonamentals de la termodinàmica que intervenen en els processos</w:t>
+              <w:br/>
+              <w:t>i identificant la funció dels seus components.</w:t>
+            </w:r>
+          </w:p>
+        </w:tc>
+        <w:tc>
+          <w:tcPr>
+            <w:tcW w:w="720" w:type="dxa"/>
+            <w:tcBorders>
+              <w:left w:val="single" w:sz="4" w:space="0" w:color="000000"/>
+              <w:bottom w:val="single" w:sz="4" w:space="0" w:color="000000"/>
+            </w:tcBorders>
+          </w:tcPr>
+          <w:p>
+            <w:pPr>
+              <w:pStyle w:val="TableContents"/>
+              <w:rPr/>
+            </w:pPr>
+            <w:r>
+              <w:rPr/>
+              <w:t>1,2,4</w:t>
+            </w:r>
+          </w:p>
+        </w:tc>
+        <w:tc>
+          <w:tcPr>
+            <w:tcW w:w="1980" w:type="dxa"/>
+            <w:tcBorders>
+              <w:left w:val="single" w:sz="4" w:space="0" w:color="000000"/>
+              <w:bottom w:val="single" w:sz="4" w:space="0" w:color="000000"/>
+            </w:tcBorders>
+          </w:tcPr>
+          <w:p>
+            <w:pPr>
+              <w:pStyle w:val="TableContents"/>
+              <w:rPr/>
+            </w:pPr>
+            <w:r>
+              <w:rPr/>
+              <w:t>Examen</w:t>
+            </w:r>
+          </w:p>
+          <w:p>
+            <w:pPr>
+              <w:pStyle w:val="TableContents"/>
+              <w:rPr/>
+            </w:pPr>
+            <w:r>
+              <w:rPr/>
+              <w:t>Treball autónom</w:t>
+            </w:r>
+          </w:p>
+        </w:tc>
+        <w:tc>
+          <w:tcPr>
+            <w:tcW w:w="2215" w:type="dxa"/>
+            <w:tcBorders>
+              <w:left w:val="single" w:sz="4" w:space="0" w:color="000000"/>
+              <w:bottom w:val="single" w:sz="4" w:space="0" w:color="000000"/>
+              <w:right w:val="single" w:sz="4" w:space="0" w:color="000000"/>
+            </w:tcBorders>
+          </w:tcPr>
+          <w:p>
+            <w:pPr>
+              <w:pStyle w:val="TableContents"/>
+              <w:rPr/>
+            </w:pPr>
+            <w:r>
+              <w:rPr/>
+              <w:t>80%</w:t>
+            </w:r>
+          </w:p>
+          <w:p>
+            <w:pPr>
+              <w:pStyle w:val="TableContents"/>
+              <w:rPr/>
+            </w:pPr>
+            <w:r>
+              <w:rPr/>
+              <w:t>20%</w:t>
+            </w:r>
+          </w:p>
+        </w:tc>
+      </w:tr>
+      <w:tr>
+        <w:trPr/>
+        <w:tc>
+          <w:tcPr>
+            <w:tcW w:w="5550" w:type="dxa"/>
+            <w:tcBorders>
+              <w:left w:val="single" w:sz="4" w:space="0" w:color="000000"/>
+              <w:bottom w:val="single" w:sz="4" w:space="0" w:color="000000"/>
+            </w:tcBorders>
+          </w:tcPr>
+          <w:p>
+            <w:pPr>
+              <w:pStyle w:val="Normal"/>
+              <w:widowControl/>
+              <w:shd w:val="clear" w:fill="FFFFFF"/>
+              <w:spacing w:lineRule="auto" w:line="240" w:before="0" w:after="0"/>
+              <w:ind w:hanging="0" w:left="0" w:right="0"/>
+              <w:jc w:val="left"/>
+              <w:rPr>
+                <w:rFonts w:ascii="Tahoma" w:hAnsi="Tahoma" w:eastAsia="Tahoma" w:cs="Tahoma"/>
+                <w:b w:val="false"/>
+                <w:i w:val="false"/>
+                <w:i w:val="false"/>
+                <w:caps w:val="false"/>
+                <w:smallCaps w:val="false"/>
+                <w:strike w:val="false"/>
+                <w:dstrike w:val="false"/>
+                <w:color w:val="000000"/>
+                <w:position w:val="0"/>
+                <w:sz w:val="20"/>
+                <w:sz w:val="20"/>
+                <w:szCs w:val="20"/>
+                <w:u w:val="none"/>
+                <w:shd w:fill="FFFFFF" w:val="clear"/>
+                <w:vertAlign w:val="baseline"/>
+              </w:rPr>
+            </w:pPr>
+            <w:r>
+              <w:rPr>
+                <w:rFonts w:eastAsia="Tahoma" w:cs="Tahoma" w:ascii="Tahoma" w:hAnsi="Tahoma"/>
+                <w:b w:val="false"/>
+                <w:i w:val="false"/>
+                <w:caps w:val="false"/>
+                <w:smallCaps w:val="false"/>
+                <w:strike w:val="false"/>
+                <w:dstrike w:val="false"/>
+                <w:color w:val="000000"/>
+                <w:position w:val="0"/>
+                <w:sz w:val="20"/>
+                <w:sz w:val="20"/>
+                <w:szCs w:val="20"/>
+                <w:u w:val="none"/>
+                <w:shd w:fill="FFFFFF" w:val="clear"/>
+                <w:vertAlign w:val="baseline"/>
+              </w:rPr>
+              <w:t>RA2</w:t>
+            </w:r>
+          </w:p>
+          <w:p>
+            <w:pPr>
+              <w:pStyle w:val="Normal"/>
+              <w:widowControl/>
+              <w:shd w:val="clear" w:fill="FFFFFF"/>
+              <w:spacing w:lineRule="auto" w:line="240" w:before="0" w:after="0"/>
+              <w:ind w:hanging="0" w:left="0" w:right="0"/>
+              <w:jc w:val="left"/>
+              <w:rPr>
+                <w:rFonts w:ascii="Tahoma" w:hAnsi="Tahoma" w:eastAsia="Tahoma" w:cs="Tahoma"/>
+                <w:b w:val="false"/>
+                <w:i w:val="false"/>
+                <w:i w:val="false"/>
+                <w:caps w:val="false"/>
+                <w:smallCaps w:val="false"/>
+                <w:strike w:val="false"/>
+                <w:dstrike w:val="false"/>
+                <w:color w:val="000000"/>
+                <w:position w:val="0"/>
+                <w:sz w:val="20"/>
+                <w:sz w:val="20"/>
+                <w:szCs w:val="20"/>
+                <w:u w:val="none"/>
+                <w:shd w:fill="FFFFFF" w:val="clear"/>
+                <w:vertAlign w:val="baseline"/>
+              </w:rPr>
+            </w:pPr>
+            <w:r>
+              <w:rPr>
+                <w:rFonts w:eastAsia="Tahoma" w:cs="Tahoma" w:ascii="Tahoma" w:hAnsi="Tahoma"/>
+                <w:b w:val="false"/>
+                <w:i w:val="false"/>
+                <w:caps w:val="false"/>
+                <w:smallCaps w:val="false"/>
+                <w:strike w:val="false"/>
+                <w:dstrike w:val="false"/>
+                <w:color w:val="000000"/>
+                <w:position w:val="0"/>
+                <w:sz w:val="20"/>
+                <w:sz w:val="20"/>
+                <w:szCs w:val="20"/>
+                <w:u w:val="none"/>
+                <w:shd w:fill="FFFFFF" w:val="clear"/>
+                <w:vertAlign w:val="baseline"/>
+              </w:rPr>
+              <w:t>Defineix i realitza els procediments de posada en marxa, funcionament i parada en una instal·lació frigorífica o en un sistema de climatització, controlant els paràmetres de</w:t>
+            </w:r>
+          </w:p>
+          <w:p>
+            <w:pPr>
+              <w:pStyle w:val="Normal"/>
+              <w:keepNext w:val="true"/>
+              <w:keepLines w:val="false"/>
+              <w:widowControl/>
+              <w:shd w:val="clear" w:fill="FFFFFF"/>
+              <w:spacing w:lineRule="auto" w:line="240" w:before="0" w:after="0"/>
+              <w:ind w:hanging="0" w:left="0" w:right="0"/>
+              <w:jc w:val="left"/>
+              <w:rPr>
+                <w:rFonts w:ascii="Tahoma" w:hAnsi="Tahoma" w:eastAsia="Tahoma" w:cs="Tahoma"/>
+                <w:b w:val="false"/>
+                <w:i w:val="false"/>
+                <w:i w:val="false"/>
+                <w:caps w:val="false"/>
+                <w:smallCaps w:val="false"/>
+                <w:strike w:val="false"/>
+                <w:dstrike w:val="false"/>
+                <w:color w:val="000000"/>
+                <w:position w:val="0"/>
+                <w:sz w:val="20"/>
+                <w:sz w:val="20"/>
+                <w:szCs w:val="20"/>
+                <w:u w:val="none"/>
+                <w:shd w:fill="FFFFFF" w:val="clear"/>
+                <w:vertAlign w:val="baseline"/>
+              </w:rPr>
+            </w:pPr>
+            <w:r>
+              <w:rPr>
+                <w:rFonts w:eastAsia="Tahoma" w:cs="Tahoma" w:ascii="Tahoma" w:hAnsi="Tahoma"/>
+                <w:b w:val="false"/>
+                <w:i w:val="false"/>
+                <w:caps w:val="false"/>
+                <w:smallCaps w:val="false"/>
+                <w:strike w:val="false"/>
+                <w:dstrike w:val="false"/>
+                <w:color w:val="000000"/>
+                <w:position w:val="0"/>
+                <w:sz w:val="20"/>
+                <w:sz w:val="20"/>
+                <w:szCs w:val="20"/>
+                <w:u w:val="none"/>
+                <w:shd w:fill="FFFFFF" w:val="clear"/>
+                <w:vertAlign w:val="baseline"/>
+              </w:rPr>
+              <w:t>treball i respectant les normes de seguretat laboral i mediambiental.</w:t>
+            </w:r>
+          </w:p>
+        </w:tc>
+        <w:tc>
+          <w:tcPr>
+            <w:tcW w:w="720" w:type="dxa"/>
+            <w:tcBorders>
+              <w:left w:val="single" w:sz="4" w:space="0" w:color="000000"/>
+              <w:bottom w:val="single" w:sz="4" w:space="0" w:color="000000"/>
+            </w:tcBorders>
+          </w:tcPr>
+          <w:p>
+            <w:pPr>
+              <w:pStyle w:val="TableContents"/>
+              <w:rPr/>
+            </w:pPr>
+            <w:r>
+              <w:rPr/>
+              <w:t>8,11</w:t>
+            </w:r>
+          </w:p>
+        </w:tc>
+        <w:tc>
+          <w:tcPr>
+            <w:tcW w:w="1980" w:type="dxa"/>
+            <w:tcBorders>
+              <w:left w:val="single" w:sz="4" w:space="0" w:color="000000"/>
+              <w:bottom w:val="single" w:sz="4" w:space="0" w:color="000000"/>
+            </w:tcBorders>
+          </w:tcPr>
+          <w:p>
+            <w:pPr>
+              <w:pStyle w:val="TableContents"/>
+              <w:rPr/>
+            </w:pPr>
+            <w:r>
+              <w:rPr/>
+              <w:t>Examen</w:t>
+            </w:r>
+          </w:p>
+          <w:p>
+            <w:pPr>
+              <w:pStyle w:val="TableContents"/>
+              <w:rPr/>
+            </w:pPr>
+            <w:r>
+              <w:rPr/>
+              <w:t>Treball autónom</w:t>
+            </w:r>
+          </w:p>
+          <w:p>
+            <w:pPr>
+              <w:pStyle w:val="TableContents"/>
+              <w:rPr/>
+            </w:pPr>
+            <w:r>
+              <w:rPr/>
+              <w:t>Pràctica de càrrega i recuperació de refrigerant</w:t>
+            </w:r>
+          </w:p>
+        </w:tc>
+        <w:tc>
+          <w:tcPr>
+            <w:tcW w:w="2215" w:type="dxa"/>
+            <w:tcBorders>
+              <w:left w:val="single" w:sz="4" w:space="0" w:color="000000"/>
+              <w:bottom w:val="single" w:sz="4" w:space="0" w:color="000000"/>
+              <w:right w:val="single" w:sz="4" w:space="0" w:color="000000"/>
+            </w:tcBorders>
+          </w:tcPr>
+          <w:p>
+            <w:pPr>
+              <w:pStyle w:val="TableContents"/>
+              <w:rPr/>
+            </w:pPr>
+            <w:r>
+              <w:rPr/>
+              <w:t>80%</w:t>
+            </w:r>
+          </w:p>
+          <w:p>
+            <w:pPr>
+              <w:pStyle w:val="TableContents"/>
+              <w:rPr/>
+            </w:pPr>
+            <w:r>
+              <w:rPr/>
+              <w:t>15%</w:t>
+            </w:r>
+          </w:p>
+          <w:p>
+            <w:pPr>
+              <w:pStyle w:val="TableContents"/>
+              <w:rPr/>
+            </w:pPr>
+            <w:r>
+              <w:rPr/>
+              <w:t>5%</w:t>
+            </w:r>
+          </w:p>
+        </w:tc>
+      </w:tr>
+      <w:tr>
+        <w:trPr/>
+        <w:tc>
+          <w:tcPr>
+            <w:tcW w:w="5550" w:type="dxa"/>
+            <w:tcBorders>
+              <w:left w:val="single" w:sz="4" w:space="0" w:color="000000"/>
+              <w:bottom w:val="single" w:sz="4" w:space="0" w:color="000000"/>
+            </w:tcBorders>
+          </w:tcPr>
+          <w:p>
+            <w:pPr>
+              <w:pStyle w:val="Normal"/>
+              <w:widowControl/>
+              <w:shd w:val="clear" w:fill="FFFFFF"/>
+              <w:spacing w:lineRule="auto" w:line="240" w:before="0" w:after="0"/>
+              <w:ind w:hanging="0" w:left="0" w:right="0"/>
+              <w:jc w:val="left"/>
+              <w:rPr>
+                <w:rFonts w:ascii="Tahoma" w:hAnsi="Tahoma" w:eastAsia="Tahoma" w:cs="Tahoma"/>
+                <w:b w:val="false"/>
+                <w:i w:val="false"/>
+                <w:i w:val="false"/>
+                <w:caps w:val="false"/>
+                <w:smallCaps w:val="false"/>
+                <w:strike w:val="false"/>
+                <w:dstrike w:val="false"/>
+                <w:color w:val="000000"/>
+                <w:position w:val="0"/>
+                <w:sz w:val="20"/>
+                <w:sz w:val="20"/>
+                <w:szCs w:val="20"/>
+                <w:u w:val="none"/>
+                <w:shd w:fill="FFFFFF" w:val="clear"/>
+                <w:vertAlign w:val="baseline"/>
+              </w:rPr>
+            </w:pPr>
+            <w:r>
+              <w:rPr>
+                <w:rFonts w:eastAsia="Tahoma" w:cs="Tahoma" w:ascii="Tahoma" w:hAnsi="Tahoma"/>
+                <w:b w:val="false"/>
+                <w:i w:val="false"/>
+                <w:caps w:val="false"/>
+                <w:smallCaps w:val="false"/>
+                <w:strike w:val="false"/>
+                <w:dstrike w:val="false"/>
+                <w:color w:val="000000"/>
+                <w:position w:val="0"/>
+                <w:sz w:val="20"/>
+                <w:sz w:val="20"/>
+                <w:szCs w:val="20"/>
+                <w:u w:val="none"/>
+                <w:shd w:fill="FFFFFF" w:val="clear"/>
+                <w:vertAlign w:val="baseline"/>
+              </w:rPr>
+              <w:t>RA3</w:t>
+            </w:r>
+          </w:p>
+          <w:p>
+            <w:pPr>
+              <w:pStyle w:val="Normal"/>
+              <w:widowControl/>
+              <w:shd w:val="clear" w:fill="FFFFFF"/>
+              <w:spacing w:lineRule="auto" w:line="240" w:before="0" w:after="0"/>
+              <w:ind w:hanging="0" w:left="0" w:right="0"/>
+              <w:jc w:val="left"/>
+              <w:rPr>
+                <w:rFonts w:ascii="Tahoma" w:hAnsi="Tahoma" w:eastAsia="Tahoma" w:cs="Tahoma"/>
+                <w:b w:val="false"/>
+                <w:i w:val="false"/>
+                <w:i w:val="false"/>
+                <w:caps w:val="false"/>
+                <w:smallCaps w:val="false"/>
+                <w:strike w:val="false"/>
+                <w:dstrike w:val="false"/>
+                <w:color w:val="000000"/>
+                <w:position w:val="0"/>
+                <w:sz w:val="20"/>
+                <w:sz w:val="20"/>
+                <w:szCs w:val="20"/>
+                <w:u w:val="none"/>
+                <w:shd w:fill="FFFFFF" w:val="clear"/>
+                <w:vertAlign w:val="baseline"/>
+              </w:rPr>
+            </w:pPr>
+            <w:r>
+              <w:rPr>
+                <w:rFonts w:eastAsia="Tahoma" w:cs="Tahoma" w:ascii="Tahoma" w:hAnsi="Tahoma"/>
+                <w:b w:val="false"/>
+                <w:i w:val="false"/>
+                <w:caps w:val="false"/>
+                <w:smallCaps w:val="false"/>
+                <w:strike w:val="false"/>
+                <w:dstrike w:val="false"/>
+                <w:color w:val="000000"/>
+                <w:position w:val="0"/>
+                <w:sz w:val="20"/>
+                <w:sz w:val="20"/>
+                <w:szCs w:val="20"/>
+                <w:u w:val="none"/>
+                <w:shd w:fill="FFFFFF" w:val="clear"/>
+                <w:vertAlign w:val="baseline"/>
+              </w:rPr>
+              <w:t>Programa el manteniment preventiu d'instal·lacions de fred i sistemes de</w:t>
+            </w:r>
+          </w:p>
+          <w:p>
+            <w:pPr>
+              <w:pStyle w:val="Normal"/>
+              <w:widowControl/>
+              <w:shd w:val="clear" w:fill="FFFFFF"/>
+              <w:spacing w:lineRule="auto" w:line="240" w:before="0" w:after="0"/>
+              <w:ind w:hanging="0" w:left="0" w:right="0"/>
+              <w:jc w:val="left"/>
+              <w:rPr>
+                <w:rFonts w:ascii="Tahoma" w:hAnsi="Tahoma" w:eastAsia="Tahoma" w:cs="Tahoma"/>
+                <w:b w:val="false"/>
+                <w:i w:val="false"/>
+                <w:i w:val="false"/>
+                <w:caps w:val="false"/>
+                <w:smallCaps w:val="false"/>
+                <w:strike w:val="false"/>
+                <w:dstrike w:val="false"/>
+                <w:color w:val="000000"/>
+                <w:position w:val="0"/>
+                <w:sz w:val="20"/>
+                <w:sz w:val="20"/>
+                <w:szCs w:val="20"/>
+                <w:u w:val="none"/>
+                <w:shd w:fill="FFFFFF" w:val="clear"/>
+                <w:vertAlign w:val="baseline"/>
+              </w:rPr>
+            </w:pPr>
+            <w:r>
+              <w:rPr>
+                <w:rFonts w:eastAsia="Tahoma" w:cs="Tahoma" w:ascii="Tahoma" w:hAnsi="Tahoma"/>
+                <w:b w:val="false"/>
+                <w:i w:val="false"/>
+                <w:caps w:val="false"/>
+                <w:smallCaps w:val="false"/>
+                <w:strike w:val="false"/>
+                <w:dstrike w:val="false"/>
+                <w:color w:val="000000"/>
+                <w:position w:val="0"/>
+                <w:sz w:val="20"/>
+                <w:sz w:val="20"/>
+                <w:szCs w:val="20"/>
+                <w:u w:val="none"/>
+                <w:shd w:fill="FFFFFF" w:val="clear"/>
+                <w:vertAlign w:val="baseline"/>
+              </w:rPr>
+              <w:t>climatització i instal·lacions especials, interpretant la documentació tècnica i</w:t>
+            </w:r>
+          </w:p>
+          <w:p>
+            <w:pPr>
+              <w:pStyle w:val="Normal"/>
+              <w:widowControl/>
+              <w:shd w:val="clear" w:fill="FFFFFF"/>
+              <w:spacing w:lineRule="auto" w:line="240" w:before="0" w:after="0"/>
+              <w:ind w:hanging="0" w:left="0" w:right="0"/>
+              <w:jc w:val="left"/>
+              <w:rPr>
+                <w:rFonts w:ascii="Tahoma" w:hAnsi="Tahoma" w:eastAsia="Tahoma" w:cs="Tahoma"/>
+                <w:b w:val="false"/>
+                <w:i w:val="false"/>
+                <w:i w:val="false"/>
+                <w:caps w:val="false"/>
+                <w:smallCaps w:val="false"/>
+                <w:strike w:val="false"/>
+                <w:dstrike w:val="false"/>
+                <w:color w:val="000000"/>
+                <w:position w:val="0"/>
+                <w:sz w:val="20"/>
+                <w:sz w:val="20"/>
+                <w:szCs w:val="20"/>
+                <w:u w:val="none"/>
+                <w:shd w:fill="FFFFFF" w:val="clear"/>
+                <w:vertAlign w:val="baseline"/>
+              </w:rPr>
+            </w:pPr>
+            <w:r>
+              <w:rPr>
+                <w:rFonts w:eastAsia="Tahoma" w:cs="Tahoma" w:ascii="Tahoma" w:hAnsi="Tahoma"/>
+                <w:b w:val="false"/>
+                <w:i w:val="false"/>
+                <w:caps w:val="false"/>
+                <w:smallCaps w:val="false"/>
+                <w:strike w:val="false"/>
+                <w:dstrike w:val="false"/>
+                <w:color w:val="000000"/>
+                <w:position w:val="0"/>
+                <w:sz w:val="20"/>
+                <w:sz w:val="20"/>
+                <w:szCs w:val="20"/>
+                <w:u w:val="none"/>
+                <w:shd w:fill="FFFFFF" w:val="clear"/>
+                <w:vertAlign w:val="baseline"/>
+              </w:rPr>
+              <w:t>definint els procediments que s'han de seguir.</w:t>
+            </w:r>
+          </w:p>
+        </w:tc>
+        <w:tc>
+          <w:tcPr>
+            <w:tcW w:w="720" w:type="dxa"/>
+            <w:tcBorders>
+              <w:left w:val="single" w:sz="4" w:space="0" w:color="000000"/>
+              <w:bottom w:val="single" w:sz="4" w:space="0" w:color="000000"/>
+            </w:tcBorders>
+          </w:tcPr>
+          <w:p>
+            <w:pPr>
+              <w:pStyle w:val="TableContents"/>
+              <w:rPr/>
+            </w:pPr>
+            <w:r>
+              <w:rPr/>
+              <w:t>3,5,7,9,11</w:t>
+            </w:r>
+          </w:p>
+        </w:tc>
+        <w:tc>
+          <w:tcPr>
+            <w:tcW w:w="1980" w:type="dxa"/>
+            <w:tcBorders>
+              <w:left w:val="single" w:sz="4" w:space="0" w:color="000000"/>
+              <w:bottom w:val="single" w:sz="4" w:space="0" w:color="000000"/>
+            </w:tcBorders>
+          </w:tcPr>
+          <w:p>
+            <w:pPr>
+              <w:pStyle w:val="TableContents"/>
+              <w:rPr/>
+            </w:pPr>
+            <w:r>
+              <w:rPr/>
+              <w:t>Examen</w:t>
+            </w:r>
+          </w:p>
+          <w:p>
+            <w:pPr>
+              <w:pStyle w:val="TableContents"/>
+              <w:rPr/>
+            </w:pPr>
+            <w:r>
+              <w:rPr/>
+              <w:t>Treball autónom</w:t>
+            </w:r>
+          </w:p>
+          <w:p>
+            <w:pPr>
+              <w:pStyle w:val="TableContents"/>
+              <w:rPr/>
+            </w:pPr>
+            <w:r>
+              <w:rPr/>
+              <w:t>Pràctica de càrrega i recuperació de refrigerant</w:t>
+            </w:r>
+          </w:p>
+        </w:tc>
+        <w:tc>
+          <w:tcPr>
+            <w:tcW w:w="2215" w:type="dxa"/>
+            <w:tcBorders>
+              <w:left w:val="single" w:sz="4" w:space="0" w:color="000000"/>
+              <w:bottom w:val="single" w:sz="4" w:space="0" w:color="000000"/>
+              <w:right w:val="single" w:sz="4" w:space="0" w:color="000000"/>
+            </w:tcBorders>
+          </w:tcPr>
+          <w:p>
+            <w:pPr>
+              <w:pStyle w:val="TableContents"/>
+              <w:rPr/>
+            </w:pPr>
+            <w:r>
+              <w:rPr/>
+              <w:t>80%</w:t>
+            </w:r>
+          </w:p>
+          <w:p>
+            <w:pPr>
+              <w:pStyle w:val="TableContents"/>
+              <w:rPr/>
+            </w:pPr>
+            <w:r>
+              <w:rPr/>
+              <w:t>15%</w:t>
+            </w:r>
+          </w:p>
+          <w:p>
+            <w:pPr>
+              <w:pStyle w:val="TableContents"/>
+              <w:rPr/>
+            </w:pPr>
+            <w:r>
+              <w:rPr/>
+              <w:t>5%</w:t>
+            </w:r>
+          </w:p>
+        </w:tc>
+      </w:tr>
+      <w:tr>
+        <w:trPr/>
+        <w:tc>
+          <w:tcPr>
+            <w:tcW w:w="5550" w:type="dxa"/>
+            <w:tcBorders>
+              <w:left w:val="single" w:sz="4" w:space="0" w:color="000000"/>
+              <w:bottom w:val="single" w:sz="4" w:space="0" w:color="000000"/>
+            </w:tcBorders>
+          </w:tcPr>
+          <w:p>
+            <w:pPr>
+              <w:pStyle w:val="Normal"/>
+              <w:keepNext w:val="true"/>
+              <w:keepLines w:val="false"/>
+              <w:widowControl/>
+              <w:shd w:val="clear" w:fill="FFFFFF"/>
+              <w:spacing w:lineRule="auto" w:line="240" w:before="0" w:after="0"/>
+              <w:ind w:hanging="0" w:left="0" w:right="0"/>
+              <w:jc w:val="left"/>
+              <w:rPr>
+                <w:rFonts w:ascii="Tahoma" w:hAnsi="Tahoma" w:eastAsia="Tahoma" w:cs="Tahoma"/>
+                <w:b w:val="false"/>
+                <w:i w:val="false"/>
+                <w:i w:val="false"/>
+                <w:caps w:val="false"/>
+                <w:smallCaps w:val="false"/>
+                <w:strike w:val="false"/>
+                <w:dstrike w:val="false"/>
+                <w:color w:val="000000"/>
+                <w:position w:val="0"/>
+                <w:sz w:val="20"/>
+                <w:sz w:val="20"/>
+                <w:szCs w:val="20"/>
+                <w:u w:val="none"/>
+                <w:shd w:fill="FFFFFF" w:val="clear"/>
+                <w:vertAlign w:val="baseline"/>
+              </w:rPr>
+            </w:pPr>
+            <w:r>
+              <w:rPr>
+                <w:rFonts w:eastAsia="Tahoma" w:cs="Tahoma" w:ascii="Tahoma" w:hAnsi="Tahoma"/>
+                <w:b w:val="false"/>
+                <w:i w:val="false"/>
+                <w:caps w:val="false"/>
+                <w:smallCaps w:val="false"/>
+                <w:strike w:val="false"/>
+                <w:dstrike w:val="false"/>
+                <w:color w:val="000000"/>
+                <w:position w:val="0"/>
+                <w:sz w:val="20"/>
+                <w:sz w:val="20"/>
+                <w:szCs w:val="20"/>
+                <w:u w:val="none"/>
+                <w:shd w:fill="FFFFFF" w:val="clear"/>
+                <w:vertAlign w:val="baseline"/>
+              </w:rPr>
+              <w:t>RA4</w:t>
+            </w:r>
+          </w:p>
+          <w:p>
+            <w:pPr>
+              <w:pStyle w:val="Normal"/>
+              <w:widowControl/>
+              <w:shd w:val="clear" w:fill="FFFFFF"/>
+              <w:spacing w:lineRule="auto" w:line="240" w:before="0" w:after="0"/>
+              <w:ind w:hanging="0" w:left="0" w:right="0"/>
+              <w:jc w:val="left"/>
+              <w:rPr>
+                <w:rFonts w:ascii="Tahoma" w:hAnsi="Tahoma" w:eastAsia="Tahoma" w:cs="Tahoma"/>
+                <w:b w:val="false"/>
+                <w:i w:val="false"/>
+                <w:i w:val="false"/>
+                <w:caps w:val="false"/>
+                <w:smallCaps w:val="false"/>
+                <w:strike w:val="false"/>
+                <w:dstrike w:val="false"/>
+                <w:color w:val="000000"/>
+                <w:position w:val="0"/>
+                <w:sz w:val="20"/>
+                <w:sz w:val="20"/>
+                <w:szCs w:val="20"/>
+                <w:u w:val="none"/>
+                <w:shd w:fill="FFFFFF" w:val="clear"/>
+                <w:vertAlign w:val="baseline"/>
+              </w:rPr>
+            </w:pPr>
+            <w:r>
+              <w:rPr>
+                <w:rFonts w:eastAsia="Tahoma" w:cs="Tahoma" w:ascii="Tahoma" w:hAnsi="Tahoma"/>
+                <w:b w:val="false"/>
+                <w:i w:val="false"/>
+                <w:caps w:val="false"/>
+                <w:smallCaps w:val="false"/>
+                <w:strike w:val="false"/>
+                <w:dstrike w:val="false"/>
+                <w:color w:val="000000"/>
+                <w:position w:val="0"/>
+                <w:sz w:val="20"/>
+                <w:sz w:val="20"/>
+                <w:szCs w:val="20"/>
+                <w:u w:val="none"/>
+                <w:shd w:fill="FFFFFF" w:val="clear"/>
+                <w:vertAlign w:val="baseline"/>
+              </w:rPr>
+              <w:t>Supervisa i realitza el diagnòstic d'avaries i disfuncions en instal·lacions</w:t>
+            </w:r>
+          </w:p>
+          <w:p>
+            <w:pPr>
+              <w:pStyle w:val="Normal"/>
+              <w:widowControl/>
+              <w:shd w:val="clear" w:fill="FFFFFF"/>
+              <w:spacing w:lineRule="auto" w:line="240" w:before="0" w:after="0"/>
+              <w:ind w:hanging="0" w:left="0" w:right="0"/>
+              <w:jc w:val="left"/>
+              <w:rPr>
+                <w:rFonts w:ascii="Tahoma" w:hAnsi="Tahoma" w:eastAsia="Tahoma" w:cs="Tahoma"/>
+                <w:b w:val="false"/>
+                <w:i w:val="false"/>
+                <w:i w:val="false"/>
+                <w:caps w:val="false"/>
+                <w:smallCaps w:val="false"/>
+                <w:strike w:val="false"/>
+                <w:dstrike w:val="false"/>
+                <w:color w:val="000000"/>
+                <w:position w:val="0"/>
+                <w:sz w:val="20"/>
+                <w:sz w:val="20"/>
+                <w:szCs w:val="20"/>
+                <w:u w:val="none"/>
+                <w:shd w:fill="FFFFFF" w:val="clear"/>
+                <w:vertAlign w:val="baseline"/>
+              </w:rPr>
+            </w:pPr>
+            <w:r>
+              <w:rPr>
+                <w:rFonts w:eastAsia="Tahoma" w:cs="Tahoma" w:ascii="Tahoma" w:hAnsi="Tahoma"/>
+                <w:b w:val="false"/>
+                <w:i w:val="false"/>
+                <w:caps w:val="false"/>
+                <w:smallCaps w:val="false"/>
+                <w:strike w:val="false"/>
+                <w:dstrike w:val="false"/>
+                <w:color w:val="000000"/>
+                <w:position w:val="0"/>
+                <w:sz w:val="20"/>
+                <w:sz w:val="20"/>
+                <w:szCs w:val="20"/>
+                <w:u w:val="none"/>
+                <w:shd w:fill="FFFFFF" w:val="clear"/>
+                <w:vertAlign w:val="baseline"/>
+              </w:rPr>
+              <w:t>frigorífiques i sistemes de climatització, analitzant la documentació tècnica i valorant</w:t>
+            </w:r>
+          </w:p>
+          <w:p>
+            <w:pPr>
+              <w:pStyle w:val="Normal"/>
+              <w:widowControl/>
+              <w:shd w:val="clear" w:fill="FFFFFF"/>
+              <w:spacing w:lineRule="auto" w:line="240" w:before="0" w:after="0"/>
+              <w:ind w:hanging="0" w:left="0" w:right="0"/>
+              <w:jc w:val="left"/>
+              <w:rPr>
+                <w:rFonts w:ascii="Tahoma" w:hAnsi="Tahoma" w:eastAsia="Tahoma" w:cs="Tahoma"/>
+                <w:b w:val="false"/>
+                <w:i w:val="false"/>
+                <w:i w:val="false"/>
+                <w:caps w:val="false"/>
+                <w:smallCaps w:val="false"/>
+                <w:strike w:val="false"/>
+                <w:dstrike w:val="false"/>
+                <w:color w:val="000000"/>
+                <w:position w:val="0"/>
+                <w:sz w:val="20"/>
+                <w:sz w:val="20"/>
+                <w:szCs w:val="20"/>
+                <w:u w:val="none"/>
+                <w:shd w:fill="FFFFFF" w:val="clear"/>
+                <w:vertAlign w:val="baseline"/>
+              </w:rPr>
+            </w:pPr>
+            <w:r>
+              <w:rPr>
+                <w:rFonts w:eastAsia="Tahoma" w:cs="Tahoma" w:ascii="Tahoma" w:hAnsi="Tahoma"/>
+                <w:b w:val="false"/>
+                <w:i w:val="false"/>
+                <w:caps w:val="false"/>
+                <w:smallCaps w:val="false"/>
+                <w:strike w:val="false"/>
+                <w:dstrike w:val="false"/>
+                <w:color w:val="000000"/>
+                <w:position w:val="0"/>
+                <w:sz w:val="20"/>
+                <w:sz w:val="20"/>
+                <w:szCs w:val="20"/>
+                <w:u w:val="none"/>
+                <w:shd w:fill="FFFFFF" w:val="clear"/>
+                <w:vertAlign w:val="baseline"/>
+              </w:rPr>
+              <w:t>la funcionalitat dels equips i les instal·lacions.</w:t>
+            </w:r>
+          </w:p>
+          <w:p>
+            <w:pPr>
+              <w:pStyle w:val="Normal"/>
+              <w:widowControl/>
+              <w:shd w:val="clear" w:fill="FFFFFF"/>
+              <w:spacing w:lineRule="auto" w:line="240" w:before="0" w:after="0"/>
+              <w:ind w:hanging="0" w:left="0" w:right="0"/>
+              <w:jc w:val="left"/>
+              <w:rPr>
+                <w:rFonts w:ascii="Tahoma" w:hAnsi="Tahoma" w:eastAsia="Tahoma" w:cs="Tahoma"/>
+                <w:b w:val="false"/>
+                <w:i w:val="false"/>
+                <w:i w:val="false"/>
+                <w:caps w:val="false"/>
+                <w:smallCaps w:val="false"/>
+                <w:strike w:val="false"/>
+                <w:dstrike w:val="false"/>
+                <w:color w:val="000000"/>
+                <w:position w:val="0"/>
+                <w:sz w:val="20"/>
+                <w:sz w:val="20"/>
+                <w:szCs w:val="20"/>
+                <w:u w:val="none"/>
+                <w:shd w:fill="FFFFFF" w:val="clear"/>
+                <w:vertAlign w:val="baseline"/>
+              </w:rPr>
+            </w:pPr>
+            <w:r>
+              <w:rPr>
+                <w:rFonts w:eastAsia="Tahoma" w:cs="Tahoma" w:ascii="Tahoma" w:hAnsi="Tahoma"/>
+                <w:b w:val="false"/>
+                <w:i w:val="false"/>
+                <w:caps w:val="false"/>
+                <w:smallCaps w:val="false"/>
+                <w:strike w:val="false"/>
+                <w:dstrike w:val="false"/>
+                <w:color w:val="000000"/>
+                <w:position w:val="0"/>
+                <w:sz w:val="20"/>
+                <w:sz w:val="20"/>
+                <w:szCs w:val="20"/>
+                <w:u w:val="none"/>
+                <w:shd w:fill="FFFFFF" w:val="clear"/>
+                <w:vertAlign w:val="baseline"/>
+              </w:rPr>
+            </w:r>
+          </w:p>
+        </w:tc>
+        <w:tc>
+          <w:tcPr>
+            <w:tcW w:w="720" w:type="dxa"/>
+            <w:tcBorders>
+              <w:left w:val="single" w:sz="4" w:space="0" w:color="000000"/>
+              <w:bottom w:val="single" w:sz="4" w:space="0" w:color="000000"/>
+            </w:tcBorders>
+          </w:tcPr>
+          <w:p>
+            <w:pPr>
+              <w:pStyle w:val="TableContents"/>
+              <w:rPr/>
+            </w:pPr>
+            <w:r>
+              <w:rPr/>
+              <w:t>3,10</w:t>
+            </w:r>
+          </w:p>
+        </w:tc>
+        <w:tc>
+          <w:tcPr>
+            <w:tcW w:w="1980" w:type="dxa"/>
+            <w:tcBorders>
+              <w:left w:val="single" w:sz="4" w:space="0" w:color="000000"/>
+              <w:bottom w:val="single" w:sz="4" w:space="0" w:color="000000"/>
+            </w:tcBorders>
+          </w:tcPr>
+          <w:p>
+            <w:pPr>
+              <w:pStyle w:val="TableContents"/>
+              <w:rPr/>
+            </w:pPr>
+            <w:r>
+              <w:rPr/>
+              <w:t>Examen</w:t>
+            </w:r>
+          </w:p>
+          <w:p>
+            <w:pPr>
+              <w:pStyle w:val="TableContents"/>
+              <w:rPr/>
+            </w:pPr>
+            <w:r>
+              <w:rPr/>
+              <w:t>Treball autónom</w:t>
+            </w:r>
+          </w:p>
+        </w:tc>
+        <w:tc>
+          <w:tcPr>
+            <w:tcW w:w="2215" w:type="dxa"/>
+            <w:tcBorders>
+              <w:left w:val="single" w:sz="4" w:space="0" w:color="000000"/>
+              <w:bottom w:val="single" w:sz="4" w:space="0" w:color="000000"/>
+              <w:right w:val="single" w:sz="4" w:space="0" w:color="000000"/>
+            </w:tcBorders>
+          </w:tcPr>
+          <w:p>
+            <w:pPr>
+              <w:pStyle w:val="TableContents"/>
+              <w:rPr/>
+            </w:pPr>
+            <w:r>
+              <w:rPr/>
+              <w:t>80%</w:t>
+            </w:r>
+          </w:p>
+          <w:p>
+            <w:pPr>
+              <w:pStyle w:val="TableContents"/>
+              <w:rPr/>
+            </w:pPr>
+            <w:r>
+              <w:rPr/>
+              <w:t>20%</w:t>
+            </w:r>
+          </w:p>
+        </w:tc>
+      </w:tr>
+      <w:tr>
+        <w:trPr/>
+        <w:tc>
+          <w:tcPr>
+            <w:tcW w:w="5550" w:type="dxa"/>
+            <w:tcBorders>
+              <w:left w:val="single" w:sz="4" w:space="0" w:color="000000"/>
+              <w:bottom w:val="single" w:sz="4" w:space="0" w:color="000000"/>
+            </w:tcBorders>
+          </w:tcPr>
+          <w:p>
+            <w:pPr>
+              <w:pStyle w:val="Normal"/>
+              <w:keepNext w:val="true"/>
+              <w:keepLines w:val="false"/>
+              <w:widowControl/>
+              <w:shd w:val="clear" w:fill="FFFFFF"/>
+              <w:spacing w:lineRule="auto" w:line="240" w:before="0" w:after="0"/>
+              <w:ind w:hanging="0" w:left="0" w:right="0"/>
+              <w:jc w:val="left"/>
+              <w:rPr>
+                <w:rFonts w:ascii="Tahoma" w:hAnsi="Tahoma" w:eastAsia="Tahoma" w:cs="Tahoma"/>
+                <w:b w:val="false"/>
+                <w:i w:val="false"/>
+                <w:i w:val="false"/>
+                <w:caps w:val="false"/>
+                <w:smallCaps w:val="false"/>
+                <w:strike w:val="false"/>
+                <w:dstrike w:val="false"/>
+                <w:color w:val="000000"/>
+                <w:position w:val="0"/>
+                <w:sz w:val="20"/>
+                <w:sz w:val="20"/>
+                <w:szCs w:val="20"/>
+                <w:u w:val="none"/>
+                <w:shd w:fill="FFFFFF" w:val="clear"/>
+                <w:vertAlign w:val="baseline"/>
+              </w:rPr>
+            </w:pPr>
+            <w:r>
+              <w:rPr>
+                <w:rFonts w:eastAsia="Tahoma" w:cs="Tahoma" w:ascii="Tahoma" w:hAnsi="Tahoma"/>
+                <w:b w:val="false"/>
+                <w:i w:val="false"/>
+                <w:caps w:val="false"/>
+                <w:smallCaps w:val="false"/>
+                <w:strike w:val="false"/>
+                <w:dstrike w:val="false"/>
+                <w:color w:val="000000"/>
+                <w:position w:val="0"/>
+                <w:sz w:val="20"/>
+                <w:sz w:val="20"/>
+                <w:szCs w:val="20"/>
+                <w:u w:val="none"/>
+                <w:shd w:fill="FFFFFF" w:val="clear"/>
+                <w:vertAlign w:val="baseline"/>
+              </w:rPr>
+              <w:t>RA5</w:t>
+            </w:r>
+          </w:p>
+          <w:p>
+            <w:pPr>
+              <w:pStyle w:val="Normal"/>
+              <w:widowControl/>
+              <w:shd w:val="clear" w:fill="FFFFFF"/>
+              <w:spacing w:lineRule="auto" w:line="240" w:before="0" w:after="0"/>
+              <w:ind w:hanging="0" w:left="0" w:right="0"/>
+              <w:jc w:val="left"/>
+              <w:rPr>
+                <w:rFonts w:ascii="Tahoma" w:hAnsi="Tahoma" w:eastAsia="Tahoma" w:cs="Tahoma"/>
+                <w:b w:val="false"/>
+                <w:i w:val="false"/>
+                <w:i w:val="false"/>
+                <w:caps w:val="false"/>
+                <w:smallCaps w:val="false"/>
+                <w:strike w:val="false"/>
+                <w:dstrike w:val="false"/>
+                <w:color w:val="000000"/>
+                <w:position w:val="0"/>
+                <w:sz w:val="20"/>
+                <w:sz w:val="20"/>
+                <w:szCs w:val="20"/>
+                <w:u w:val="none"/>
+                <w:shd w:fill="FFFFFF" w:val="clear"/>
+                <w:vertAlign w:val="baseline"/>
+              </w:rPr>
+            </w:pPr>
+            <w:r>
+              <w:rPr>
+                <w:rFonts w:eastAsia="Tahoma" w:cs="Tahoma" w:ascii="Tahoma" w:hAnsi="Tahoma"/>
+                <w:b w:val="false"/>
+                <w:i w:val="false"/>
+                <w:caps w:val="false"/>
+                <w:smallCaps w:val="false"/>
+                <w:strike w:val="false"/>
+                <w:dstrike w:val="false"/>
+                <w:color w:val="000000"/>
+                <w:position w:val="0"/>
+                <w:sz w:val="20"/>
+                <w:sz w:val="20"/>
+                <w:szCs w:val="20"/>
+                <w:u w:val="none"/>
+                <w:shd w:fill="FFFFFF" w:val="clear"/>
+                <w:vertAlign w:val="baseline"/>
+              </w:rPr>
+              <w:t>Supervisa i efectua processos de reparació de les instal·lacions frigorífiques, aplicant</w:t>
+            </w:r>
+          </w:p>
+          <w:p>
+            <w:pPr>
+              <w:pStyle w:val="Normal"/>
+              <w:widowControl/>
+              <w:shd w:val="clear" w:fill="FFFFFF"/>
+              <w:spacing w:lineRule="auto" w:line="240" w:before="0" w:after="0"/>
+              <w:ind w:hanging="0" w:left="0" w:right="0"/>
+              <w:jc w:val="left"/>
+              <w:rPr>
+                <w:rFonts w:ascii="Tahoma" w:hAnsi="Tahoma" w:eastAsia="Tahoma" w:cs="Tahoma"/>
+                <w:b w:val="false"/>
+                <w:i w:val="false"/>
+                <w:i w:val="false"/>
+                <w:caps w:val="false"/>
+                <w:smallCaps w:val="false"/>
+                <w:strike w:val="false"/>
+                <w:dstrike w:val="false"/>
+                <w:color w:val="000000"/>
+                <w:position w:val="0"/>
+                <w:sz w:val="20"/>
+                <w:sz w:val="20"/>
+                <w:szCs w:val="20"/>
+                <w:u w:val="none"/>
+                <w:shd w:fill="FFFFFF" w:val="clear"/>
+                <w:vertAlign w:val="baseline"/>
+              </w:rPr>
+            </w:pPr>
+            <w:r>
+              <w:rPr>
+                <w:rFonts w:eastAsia="Tahoma" w:cs="Tahoma" w:ascii="Tahoma" w:hAnsi="Tahoma"/>
+                <w:b w:val="false"/>
+                <w:i w:val="false"/>
+                <w:caps w:val="false"/>
+                <w:smallCaps w:val="false"/>
+                <w:strike w:val="false"/>
+                <w:dstrike w:val="false"/>
+                <w:color w:val="000000"/>
+                <w:position w:val="0"/>
+                <w:sz w:val="20"/>
+                <w:sz w:val="20"/>
+                <w:szCs w:val="20"/>
+                <w:u w:val="none"/>
+                <w:shd w:fill="FFFFFF" w:val="clear"/>
+                <w:vertAlign w:val="baseline"/>
+              </w:rPr>
+              <w:t>els procediments normalitzats i valorant la qualitat de les intervencions efectuades.</w:t>
+            </w:r>
+          </w:p>
+        </w:tc>
+        <w:tc>
+          <w:tcPr>
+            <w:tcW w:w="720" w:type="dxa"/>
+            <w:tcBorders>
+              <w:left w:val="single" w:sz="4" w:space="0" w:color="000000"/>
+              <w:bottom w:val="single" w:sz="4" w:space="0" w:color="000000"/>
+            </w:tcBorders>
+          </w:tcPr>
+          <w:p>
+            <w:pPr>
+              <w:pStyle w:val="TableContents"/>
+              <w:rPr/>
+            </w:pPr>
+            <w:r>
+              <w:rPr/>
+              <w:t>6,11</w:t>
+            </w:r>
+          </w:p>
+        </w:tc>
+        <w:tc>
+          <w:tcPr>
+            <w:tcW w:w="1980" w:type="dxa"/>
+            <w:tcBorders>
+              <w:left w:val="single" w:sz="4" w:space="0" w:color="000000"/>
+              <w:bottom w:val="single" w:sz="4" w:space="0" w:color="000000"/>
+            </w:tcBorders>
+          </w:tcPr>
+          <w:p>
+            <w:pPr>
+              <w:pStyle w:val="TableContents"/>
+              <w:rPr/>
+            </w:pPr>
+            <w:r>
+              <w:rPr/>
+              <w:t>Examen</w:t>
+            </w:r>
+          </w:p>
+          <w:p>
+            <w:pPr>
+              <w:pStyle w:val="TableContents"/>
+              <w:rPr/>
+            </w:pPr>
+            <w:r>
+              <w:rPr/>
+              <w:t>Treball autónom</w:t>
+            </w:r>
+          </w:p>
+          <w:p>
+            <w:pPr>
+              <w:pStyle w:val="TableContents"/>
+              <w:rPr/>
+            </w:pPr>
+            <w:r>
+              <w:rPr/>
+              <w:t>Pràctica de càrrega i recuperació de refrigerant</w:t>
+            </w:r>
+          </w:p>
+        </w:tc>
+        <w:tc>
+          <w:tcPr>
+            <w:tcW w:w="2215" w:type="dxa"/>
+            <w:tcBorders>
+              <w:left w:val="single" w:sz="4" w:space="0" w:color="000000"/>
+              <w:bottom w:val="single" w:sz="4" w:space="0" w:color="000000"/>
+              <w:right w:val="single" w:sz="4" w:space="0" w:color="000000"/>
+            </w:tcBorders>
+          </w:tcPr>
+          <w:p>
+            <w:pPr>
+              <w:pStyle w:val="TableContents"/>
+              <w:rPr/>
+            </w:pPr>
+            <w:r>
+              <w:rPr/>
+              <w:t>80%</w:t>
+            </w:r>
+          </w:p>
+          <w:p>
+            <w:pPr>
+              <w:pStyle w:val="TableContents"/>
+              <w:rPr/>
+            </w:pPr>
+            <w:r>
+              <w:rPr/>
+              <w:t>15%</w:t>
+            </w:r>
+          </w:p>
+          <w:p>
+            <w:pPr>
+              <w:pStyle w:val="TableContents"/>
+              <w:rPr/>
+            </w:pPr>
+            <w:r>
+              <w:rPr/>
+              <w:t>5%</w:t>
+            </w:r>
+          </w:p>
+        </w:tc>
+      </w:tr>
+      <w:tr>
+        <w:trPr/>
+        <w:tc>
+          <w:tcPr>
+            <w:tcW w:w="5550" w:type="dxa"/>
+            <w:tcBorders>
+              <w:left w:val="single" w:sz="4" w:space="0" w:color="000000"/>
+              <w:bottom w:val="single" w:sz="4" w:space="0" w:color="000000"/>
+            </w:tcBorders>
+          </w:tcPr>
+          <w:p>
+            <w:pPr>
+              <w:pStyle w:val="Normal"/>
+              <w:keepNext w:val="true"/>
+              <w:keepLines w:val="false"/>
+              <w:widowControl w:val="false"/>
+              <w:shd w:val="clear" w:fill="FFFFFF"/>
+              <w:spacing w:lineRule="auto" w:line="276" w:before="0" w:after="0"/>
+              <w:ind w:hanging="0" w:left="0" w:right="0"/>
+              <w:jc w:val="left"/>
+              <w:rPr>
+                <w:rFonts w:ascii="Tahoma" w:hAnsi="Tahoma" w:eastAsia="Tahoma" w:cs="Tahoma"/>
+                <w:sz w:val="20"/>
+                <w:szCs w:val="20"/>
+              </w:rPr>
+            </w:pPr>
+            <w:r>
+              <w:rPr>
+                <w:rFonts w:eastAsia="Tahoma" w:cs="Tahoma" w:ascii="Tahoma" w:hAnsi="Tahoma"/>
+                <w:sz w:val="20"/>
+                <w:szCs w:val="20"/>
+              </w:rPr>
+              <w:t>RA6</w:t>
+            </w:r>
+          </w:p>
+          <w:p>
+            <w:pPr>
+              <w:pStyle w:val="Normal"/>
+              <w:widowControl w:val="false"/>
+              <w:shd w:val="clear" w:fill="FFFFFF"/>
+              <w:spacing w:lineRule="auto" w:line="276" w:before="0" w:after="0"/>
+              <w:ind w:hanging="0" w:left="0" w:right="0"/>
+              <w:jc w:val="left"/>
+              <w:rPr>
+                <w:rFonts w:ascii="Tahoma" w:hAnsi="Tahoma" w:eastAsia="Tahoma" w:cs="Tahoma"/>
+                <w:sz w:val="20"/>
+                <w:szCs w:val="20"/>
+              </w:rPr>
+            </w:pPr>
+            <w:r>
+              <w:rPr>
+                <w:rFonts w:eastAsia="Tahoma" w:cs="Tahoma" w:ascii="Tahoma" w:hAnsi="Tahoma"/>
+                <w:sz w:val="20"/>
+                <w:szCs w:val="20"/>
+              </w:rPr>
+              <w:t>Avalua i compleix les normes de prevenció de riscos laborals i mediambientals</w:t>
+            </w:r>
+          </w:p>
+          <w:p>
+            <w:pPr>
+              <w:pStyle w:val="Normal"/>
+              <w:widowControl w:val="false"/>
+              <w:shd w:val="clear" w:fill="FFFFFF"/>
+              <w:spacing w:lineRule="auto" w:line="276" w:before="0" w:after="0"/>
+              <w:ind w:hanging="0" w:left="0" w:right="0"/>
+              <w:jc w:val="left"/>
+              <w:rPr>
+                <w:rFonts w:ascii="Tahoma" w:hAnsi="Tahoma" w:eastAsia="Tahoma" w:cs="Tahoma"/>
+                <w:sz w:val="20"/>
+                <w:szCs w:val="20"/>
+              </w:rPr>
+            </w:pPr>
+            <w:r>
+              <w:rPr>
+                <w:rFonts w:eastAsia="Tahoma" w:cs="Tahoma" w:ascii="Tahoma" w:hAnsi="Tahoma"/>
+                <w:sz w:val="20"/>
+                <w:szCs w:val="20"/>
+              </w:rPr>
+              <w:t>en tasques de supervisió i manteniment de la planta propulsora, avaluant els riscos</w:t>
+            </w:r>
+          </w:p>
+          <w:p>
+            <w:pPr>
+              <w:pStyle w:val="Normal"/>
+              <w:widowControl w:val="false"/>
+              <w:shd w:val="clear" w:fill="FFFFFF"/>
+              <w:spacing w:lineRule="auto" w:line="276" w:before="0" w:after="0"/>
+              <w:ind w:hanging="0" w:left="0" w:right="0"/>
+              <w:jc w:val="left"/>
+              <w:rPr>
+                <w:rFonts w:ascii="Tahoma" w:hAnsi="Tahoma" w:eastAsia="Tahoma" w:cs="Tahoma"/>
+                <w:sz w:val="20"/>
+                <w:szCs w:val="20"/>
+              </w:rPr>
+            </w:pPr>
+            <w:r>
+              <w:rPr>
+                <w:rFonts w:eastAsia="Tahoma" w:cs="Tahoma" w:ascii="Tahoma" w:hAnsi="Tahoma"/>
+                <w:sz w:val="20"/>
+                <w:szCs w:val="20"/>
+              </w:rPr>
+              <w:t>associats i aplicant les mesures per a prevenir-los conforme a la normativa vigent.</w:t>
+            </w:r>
+          </w:p>
+        </w:tc>
+        <w:tc>
+          <w:tcPr>
+            <w:tcW w:w="720" w:type="dxa"/>
+            <w:tcBorders>
+              <w:left w:val="single" w:sz="4" w:space="0" w:color="000000"/>
+              <w:bottom w:val="single" w:sz="4" w:space="0" w:color="000000"/>
+            </w:tcBorders>
+          </w:tcPr>
+          <w:p>
+            <w:pPr>
+              <w:pStyle w:val="TableContents"/>
+              <w:rPr/>
+            </w:pPr>
+            <w:r>
+              <w:rPr/>
+              <w:t>8,11</w:t>
+            </w:r>
+          </w:p>
+        </w:tc>
+        <w:tc>
+          <w:tcPr>
+            <w:tcW w:w="1980" w:type="dxa"/>
+            <w:tcBorders>
+              <w:left w:val="single" w:sz="4" w:space="0" w:color="000000"/>
+              <w:bottom w:val="single" w:sz="4" w:space="0" w:color="000000"/>
+            </w:tcBorders>
+          </w:tcPr>
+          <w:p>
+            <w:pPr>
+              <w:pStyle w:val="TableContents"/>
+              <w:rPr/>
+            </w:pPr>
+            <w:r>
+              <w:rPr/>
+              <w:t>Examen</w:t>
+            </w:r>
+          </w:p>
+          <w:p>
+            <w:pPr>
+              <w:pStyle w:val="TableContents"/>
+              <w:rPr/>
+            </w:pPr>
+            <w:r>
+              <w:rPr/>
+              <w:t>Treball autónom</w:t>
+            </w:r>
+          </w:p>
+        </w:tc>
+        <w:tc>
+          <w:tcPr>
+            <w:tcW w:w="2215" w:type="dxa"/>
+            <w:tcBorders>
+              <w:left w:val="single" w:sz="4" w:space="0" w:color="000000"/>
+              <w:bottom w:val="single" w:sz="4" w:space="0" w:color="000000"/>
+              <w:right w:val="single" w:sz="4" w:space="0" w:color="000000"/>
+            </w:tcBorders>
+          </w:tcPr>
+          <w:p>
+            <w:pPr>
+              <w:pStyle w:val="TableContents"/>
+              <w:rPr/>
+            </w:pPr>
+            <w:r>
+              <w:rPr/>
+              <w:t>80%</w:t>
+            </w:r>
+          </w:p>
+          <w:p>
+            <w:pPr>
+              <w:pStyle w:val="TableContents"/>
+              <w:rPr/>
+            </w:pPr>
+            <w:r>
+              <w:rPr/>
+              <w:t>20%</w:t>
+            </w:r>
+          </w:p>
+        </w:tc>
+      </w:tr>
+    </w:tbl>
     <w:p>
       <w:pPr>
         <w:pStyle w:val="Normal"/>
@@ -4509,16 +5656,29 @@
     <w:p>
       <w:pPr>
         <w:pStyle w:val="Normal"/>
+        <w:ind w:hanging="360" w:left="360" w:right="0"/>
         <w:jc w:val="both"/>
-        <w:rPr/>
+        <w:rPr>
+          <w:rFonts w:ascii="Tahoma" w:hAnsi="Tahoma" w:eastAsia="Tahoma" w:cs="Tahoma"/>
+          <w:sz w:val="20"/>
+          <w:szCs w:val="20"/>
+        </w:rPr>
       </w:pPr>
       <w:r>
-        <w:rPr/>
+        <w:rPr>
+          <w:rFonts w:eastAsia="Tahoma" w:cs="Tahoma" w:ascii="Tahoma" w:hAnsi="Tahoma"/>
+          <w:sz w:val="20"/>
+          <w:szCs w:val="20"/>
+        </w:rPr>
+      </w:r>
+      <w:r>
+        <w:br w:type="page"/>
       </w:r>
     </w:p>
     <w:p>
       <w:pPr>
         <w:pStyle w:val="Normal"/>
+        <w:spacing w:before="0" w:after="0"/>
         <w:ind w:hanging="360" w:left="360" w:right="0"/>
         <w:jc w:val="both"/>
         <w:rPr>
@@ -4558,9 +5718,2187 @@
           <w:sz w:val="20"/>
           <w:szCs w:val="20"/>
         </w:rPr>
-        <w:t>QUALIFICACIÓ FINAL DEL MÒDUL</w:t>
+        <w:t>NOTA DE CADA AVALUACIÓ</w:t>
       </w:r>
     </w:p>
+    <w:p>
+      <w:pPr>
+        <w:pStyle w:val="Normal"/>
+        <w:spacing w:lineRule="auto" w:line="276"/>
+        <w:jc w:val="both"/>
+        <w:rPr/>
+      </w:pPr>
+      <w:r>
+        <w:rPr/>
+      </w:r>
+    </w:p>
+    <w:p>
+      <w:pPr>
+        <w:pStyle w:val="Normal"/>
+        <w:spacing w:lineRule="auto" w:line="276"/>
+        <w:jc w:val="both"/>
+        <w:rPr>
+          <w:rFonts w:ascii="Tahoma;sans-serif" w:hAnsi="Tahoma;sans-serif"/>
+          <w:b w:val="false"/>
+          <w:i w:val="false"/>
+          <w:i w:val="false"/>
+          <w:caps w:val="false"/>
+          <w:smallCaps w:val="false"/>
+          <w:strike w:val="false"/>
+          <w:dstrike w:val="false"/>
+          <w:color w:val="000000"/>
+          <w:sz w:val="20"/>
+          <w:u w:val="none"/>
+          <w:effect w:val="none"/>
+          <w:shd w:fill="auto" w:val="clear"/>
+        </w:rPr>
+      </w:pPr>
+      <w:bookmarkStart w:id="3" w:name="docs-internal-guid-83307386-7fff-c86d-1f"/>
+      <w:bookmarkEnd w:id="3"/>
+      <w:r>
+        <w:rPr>
+          <w:rFonts w:ascii="Tahoma;sans-serif" w:hAnsi="Tahoma;sans-serif"/>
+          <w:b w:val="false"/>
+          <w:i w:val="false"/>
+          <w:caps w:val="false"/>
+          <w:smallCaps w:val="false"/>
+          <w:strike w:val="false"/>
+          <w:dstrike w:val="false"/>
+          <w:color w:val="000000"/>
+          <w:sz w:val="20"/>
+          <w:u w:val="none"/>
+          <w:effect w:val="none"/>
+          <w:shd w:fill="auto" w:val="clear"/>
+        </w:rPr>
+        <w:t>Es realitzaran dues avaluacions al llarg del curs.  La qualificació de l’avaluacions parcial tindrà un caràcter informatiu sobre els resultats d’aprenentatge impartits total o parcialment, ponderant-se la qualificació en funció de la dedicació horària.  La nota orientativa de cada avaluació s'obtindrà en funció al percentatge que de cada RA es pugui aconseguir en aquesta avaluació segons la següent taula:</w:t>
+      </w:r>
+    </w:p>
+    <w:p>
+      <w:pPr>
+        <w:pStyle w:val="Normal"/>
+        <w:spacing w:lineRule="auto" w:line="276"/>
+        <w:jc w:val="both"/>
+        <w:rPr>
+          <w:rFonts w:ascii="Tahoma;sans-serif" w:hAnsi="Tahoma;sans-serif"/>
+          <w:b w:val="false"/>
+          <w:i w:val="false"/>
+          <w:i w:val="false"/>
+          <w:caps w:val="false"/>
+          <w:smallCaps w:val="false"/>
+          <w:strike w:val="false"/>
+          <w:dstrike w:val="false"/>
+          <w:color w:val="000000"/>
+          <w:sz w:val="20"/>
+          <w:u w:val="none"/>
+          <w:effect w:val="none"/>
+          <w:shd w:fill="auto" w:val="clear"/>
+        </w:rPr>
+      </w:pPr>
+      <w:r>
+        <w:rPr>
+          <w:rFonts w:ascii="Tahoma;sans-serif" w:hAnsi="Tahoma;sans-serif"/>
+          <w:b w:val="false"/>
+          <w:i w:val="false"/>
+          <w:caps w:val="false"/>
+          <w:smallCaps w:val="false"/>
+          <w:strike w:val="false"/>
+          <w:dstrike w:val="false"/>
+          <w:color w:val="000000"/>
+          <w:sz w:val="20"/>
+          <w:u w:val="none"/>
+          <w:effect w:val="none"/>
+          <w:shd w:fill="auto" w:val="clear"/>
+        </w:rPr>
+      </w:r>
+    </w:p>
+    <w:tbl>
+      <w:tblPr>
+        <w:tblW w:w="5000" w:type="pct"/>
+        <w:jc w:val="left"/>
+        <w:tblInd w:w="55" w:type="dxa"/>
+        <w:tblLayout w:type="fixed"/>
+        <w:tblCellMar>
+          <w:top w:w="55" w:type="dxa"/>
+          <w:left w:w="55" w:type="dxa"/>
+          <w:bottom w:w="55" w:type="dxa"/>
+          <w:right w:w="55" w:type="dxa"/>
+        </w:tblCellMar>
+      </w:tblPr>
+      <w:tblGrid>
+        <w:gridCol w:w="1678"/>
+        <w:gridCol w:w="720"/>
+        <w:gridCol w:w="3332"/>
+        <w:gridCol w:w="4735"/>
+      </w:tblGrid>
+      <w:tr>
+        <w:trPr/>
+        <w:tc>
+          <w:tcPr>
+            <w:tcW w:w="1678" w:type="dxa"/>
+            <w:tcBorders>
+              <w:top w:val="single" w:sz="4" w:space="0" w:color="000000"/>
+              <w:left w:val="single" w:sz="4" w:space="0" w:color="000000"/>
+              <w:bottom w:val="single" w:sz="4" w:space="0" w:color="000000"/>
+            </w:tcBorders>
+          </w:tcPr>
+          <w:p>
+            <w:pPr>
+              <w:pStyle w:val="TableContents"/>
+              <w:rPr/>
+            </w:pPr>
+            <w:r>
+              <w:rPr/>
+              <w:t>AVALUACIÓ</w:t>
+            </w:r>
+          </w:p>
+        </w:tc>
+        <w:tc>
+          <w:tcPr>
+            <w:tcW w:w="720" w:type="dxa"/>
+            <w:tcBorders>
+              <w:top w:val="single" w:sz="4" w:space="0" w:color="000000"/>
+              <w:left w:val="single" w:sz="4" w:space="0" w:color="000000"/>
+              <w:bottom w:val="single" w:sz="4" w:space="0" w:color="000000"/>
+            </w:tcBorders>
+          </w:tcPr>
+          <w:p>
+            <w:pPr>
+              <w:pStyle w:val="TableContents"/>
+              <w:rPr/>
+            </w:pPr>
+            <w:r>
+              <w:rPr/>
+              <w:t>UT</w:t>
+            </w:r>
+          </w:p>
+        </w:tc>
+        <w:tc>
+          <w:tcPr>
+            <w:tcW w:w="3332" w:type="dxa"/>
+            <w:tcBorders>
+              <w:top w:val="single" w:sz="4" w:space="0" w:color="000000"/>
+              <w:left w:val="single" w:sz="4" w:space="0" w:color="000000"/>
+              <w:bottom w:val="single" w:sz="4" w:space="0" w:color="000000"/>
+            </w:tcBorders>
+          </w:tcPr>
+          <w:p>
+            <w:pPr>
+              <w:pStyle w:val="TableContents"/>
+              <w:rPr/>
+            </w:pPr>
+            <w:r>
+              <w:rPr/>
+              <w:t>RA</w:t>
+            </w:r>
+          </w:p>
+        </w:tc>
+        <w:tc>
+          <w:tcPr>
+            <w:tcW w:w="4735" w:type="dxa"/>
+            <w:tcBorders>
+              <w:top w:val="single" w:sz="4" w:space="0" w:color="000000"/>
+              <w:left w:val="single" w:sz="4" w:space="0" w:color="000000"/>
+              <w:bottom w:val="single" w:sz="4" w:space="0" w:color="000000"/>
+              <w:right w:val="single" w:sz="4" w:space="0" w:color="000000"/>
+            </w:tcBorders>
+          </w:tcPr>
+          <w:p>
+            <w:pPr>
+              <w:pStyle w:val="TableContents"/>
+              <w:rPr/>
+            </w:pPr>
+            <w:r>
+              <w:rPr/>
+              <w:t>PONDERACIO  RA / AVALUACIÓ</w:t>
+            </w:r>
+          </w:p>
+        </w:tc>
+      </w:tr>
+      <w:tr>
+        <w:trPr/>
+        <w:tc>
+          <w:tcPr>
+            <w:tcW w:w="1678" w:type="dxa"/>
+            <w:vMerge w:val="restart"/>
+            <w:tcBorders>
+              <w:left w:val="single" w:sz="4" w:space="0" w:color="000000"/>
+              <w:bottom w:val="single" w:sz="4" w:space="0" w:color="000000"/>
+            </w:tcBorders>
+          </w:tcPr>
+          <w:p>
+            <w:pPr>
+              <w:pStyle w:val="TableContents"/>
+              <w:rPr/>
+            </w:pPr>
+            <w:r>
+              <w:rPr/>
+              <w:t>1ª</w:t>
+            </w:r>
+          </w:p>
+        </w:tc>
+        <w:tc>
+          <w:tcPr>
+            <w:tcW w:w="720" w:type="dxa"/>
+            <w:tcBorders>
+              <w:left w:val="single" w:sz="4" w:space="0" w:color="000000"/>
+              <w:bottom w:val="single" w:sz="4" w:space="0" w:color="000000"/>
+            </w:tcBorders>
+          </w:tcPr>
+          <w:p>
+            <w:pPr>
+              <w:pStyle w:val="TableContents"/>
+              <w:rPr/>
+            </w:pPr>
+            <w:r>
+              <w:rPr/>
+              <w:t>1</w:t>
+            </w:r>
+          </w:p>
+        </w:tc>
+        <w:tc>
+          <w:tcPr>
+            <w:tcW w:w="3332" w:type="dxa"/>
+            <w:tcBorders>
+              <w:left w:val="single" w:sz="4" w:space="0" w:color="000000"/>
+              <w:bottom w:val="single" w:sz="4" w:space="0" w:color="000000"/>
+            </w:tcBorders>
+          </w:tcPr>
+          <w:p>
+            <w:pPr>
+              <w:pStyle w:val="TableContents"/>
+              <w:rPr/>
+            </w:pPr>
+            <w:r>
+              <w:rPr/>
+              <w:t>RA1</w:t>
+            </w:r>
+          </w:p>
+        </w:tc>
+        <w:tc>
+          <w:tcPr>
+            <w:tcW w:w="4735" w:type="dxa"/>
+            <w:tcBorders>
+              <w:left w:val="single" w:sz="4" w:space="0" w:color="000000"/>
+              <w:bottom w:val="single" w:sz="4" w:space="0" w:color="000000"/>
+              <w:right w:val="single" w:sz="4" w:space="0" w:color="000000"/>
+            </w:tcBorders>
+          </w:tcPr>
+          <w:p>
+            <w:pPr>
+              <w:pStyle w:val="TableContents"/>
+              <w:rPr/>
+            </w:pPr>
+            <w:r>
+              <w:rPr/>
+              <w:t>RA1 10%</w:t>
+            </w:r>
+          </w:p>
+        </w:tc>
+      </w:tr>
+      <w:tr>
+        <w:trPr/>
+        <w:tc>
+          <w:tcPr>
+            <w:tcW w:w="1678" w:type="dxa"/>
+            <w:vMerge w:val="continue"/>
+            <w:tcBorders>
+              <w:left w:val="single" w:sz="4" w:space="0" w:color="000000"/>
+              <w:bottom w:val="single" w:sz="4" w:space="0" w:color="000000"/>
+            </w:tcBorders>
+          </w:tcPr>
+          <w:p>
+            <w:pPr>
+              <w:pStyle w:val="TableContents"/>
+              <w:rPr/>
+            </w:pPr>
+            <w:r>
+              <w:rPr/>
+            </w:r>
+          </w:p>
+        </w:tc>
+        <w:tc>
+          <w:tcPr>
+            <w:tcW w:w="720" w:type="dxa"/>
+            <w:tcBorders>
+              <w:left w:val="single" w:sz="4" w:space="0" w:color="000000"/>
+              <w:bottom w:val="single" w:sz="4" w:space="0" w:color="000000"/>
+            </w:tcBorders>
+          </w:tcPr>
+          <w:p>
+            <w:pPr>
+              <w:pStyle w:val="TableContents"/>
+              <w:rPr/>
+            </w:pPr>
+            <w:r>
+              <w:rPr/>
+              <w:t>2</w:t>
+            </w:r>
+          </w:p>
+        </w:tc>
+        <w:tc>
+          <w:tcPr>
+            <w:tcW w:w="3332" w:type="dxa"/>
+            <w:tcBorders>
+              <w:left w:val="single" w:sz="4" w:space="0" w:color="000000"/>
+              <w:bottom w:val="single" w:sz="4" w:space="0" w:color="000000"/>
+            </w:tcBorders>
+          </w:tcPr>
+          <w:p>
+            <w:pPr>
+              <w:pStyle w:val="TableContents"/>
+              <w:rPr/>
+            </w:pPr>
+            <w:r>
+              <w:rPr/>
+              <w:t>RA1</w:t>
+            </w:r>
+          </w:p>
+        </w:tc>
+        <w:tc>
+          <w:tcPr>
+            <w:tcW w:w="4735" w:type="dxa"/>
+            <w:tcBorders>
+              <w:left w:val="single" w:sz="4" w:space="0" w:color="000000"/>
+              <w:bottom w:val="single" w:sz="4" w:space="0" w:color="000000"/>
+              <w:right w:val="single" w:sz="4" w:space="0" w:color="000000"/>
+            </w:tcBorders>
+          </w:tcPr>
+          <w:p>
+            <w:pPr>
+              <w:pStyle w:val="TableContents"/>
+              <w:rPr/>
+            </w:pPr>
+            <w:r>
+              <w:rPr/>
+              <w:t>RA1 10%</w:t>
+            </w:r>
+          </w:p>
+        </w:tc>
+      </w:tr>
+      <w:tr>
+        <w:trPr/>
+        <w:tc>
+          <w:tcPr>
+            <w:tcW w:w="1678" w:type="dxa"/>
+            <w:vMerge w:val="continue"/>
+            <w:tcBorders>
+              <w:left w:val="single" w:sz="4" w:space="0" w:color="000000"/>
+              <w:bottom w:val="single" w:sz="4" w:space="0" w:color="000000"/>
+            </w:tcBorders>
+          </w:tcPr>
+          <w:p>
+            <w:pPr>
+              <w:pStyle w:val="TableContents"/>
+              <w:rPr/>
+            </w:pPr>
+            <w:r>
+              <w:rPr/>
+            </w:r>
+          </w:p>
+        </w:tc>
+        <w:tc>
+          <w:tcPr>
+            <w:tcW w:w="720" w:type="dxa"/>
+            <w:tcBorders>
+              <w:left w:val="single" w:sz="4" w:space="0" w:color="000000"/>
+              <w:bottom w:val="single" w:sz="4" w:space="0" w:color="000000"/>
+            </w:tcBorders>
+          </w:tcPr>
+          <w:p>
+            <w:pPr>
+              <w:pStyle w:val="TableContents"/>
+              <w:rPr/>
+            </w:pPr>
+            <w:r>
+              <w:rPr/>
+              <w:t>3</w:t>
+            </w:r>
+          </w:p>
+        </w:tc>
+        <w:tc>
+          <w:tcPr>
+            <w:tcW w:w="3332" w:type="dxa"/>
+            <w:tcBorders>
+              <w:left w:val="single" w:sz="4" w:space="0" w:color="000000"/>
+              <w:bottom w:val="single" w:sz="4" w:space="0" w:color="000000"/>
+            </w:tcBorders>
+          </w:tcPr>
+          <w:p>
+            <w:pPr>
+              <w:pStyle w:val="TableContents"/>
+              <w:rPr/>
+            </w:pPr>
+            <w:r>
+              <w:rPr/>
+              <w:t>RA3, RA4</w:t>
+            </w:r>
+          </w:p>
+        </w:tc>
+        <w:tc>
+          <w:tcPr>
+            <w:tcW w:w="4735" w:type="dxa"/>
+            <w:tcBorders>
+              <w:left w:val="single" w:sz="4" w:space="0" w:color="000000"/>
+              <w:bottom w:val="single" w:sz="4" w:space="0" w:color="000000"/>
+              <w:right w:val="single" w:sz="4" w:space="0" w:color="000000"/>
+            </w:tcBorders>
+          </w:tcPr>
+          <w:p>
+            <w:pPr>
+              <w:pStyle w:val="TableContents"/>
+              <w:rPr/>
+            </w:pPr>
+            <w:r>
+              <w:rPr/>
+              <w:t>RA3 10%, RA4 25%</w:t>
+            </w:r>
+          </w:p>
+        </w:tc>
+      </w:tr>
+      <w:tr>
+        <w:trPr/>
+        <w:tc>
+          <w:tcPr>
+            <w:tcW w:w="1678" w:type="dxa"/>
+            <w:vMerge w:val="continue"/>
+            <w:tcBorders>
+              <w:left w:val="single" w:sz="4" w:space="0" w:color="000000"/>
+              <w:bottom w:val="single" w:sz="4" w:space="0" w:color="000000"/>
+            </w:tcBorders>
+          </w:tcPr>
+          <w:p>
+            <w:pPr>
+              <w:pStyle w:val="TableContents"/>
+              <w:rPr/>
+            </w:pPr>
+            <w:r>
+              <w:rPr/>
+            </w:r>
+          </w:p>
+        </w:tc>
+        <w:tc>
+          <w:tcPr>
+            <w:tcW w:w="720" w:type="dxa"/>
+            <w:tcBorders>
+              <w:left w:val="single" w:sz="4" w:space="0" w:color="000000"/>
+              <w:bottom w:val="single" w:sz="4" w:space="0" w:color="000000"/>
+            </w:tcBorders>
+          </w:tcPr>
+          <w:p>
+            <w:pPr>
+              <w:pStyle w:val="TableContents"/>
+              <w:rPr/>
+            </w:pPr>
+            <w:r>
+              <w:rPr/>
+              <w:t>4</w:t>
+            </w:r>
+          </w:p>
+        </w:tc>
+        <w:tc>
+          <w:tcPr>
+            <w:tcW w:w="3332" w:type="dxa"/>
+            <w:tcBorders>
+              <w:left w:val="single" w:sz="4" w:space="0" w:color="000000"/>
+              <w:bottom w:val="single" w:sz="4" w:space="0" w:color="000000"/>
+            </w:tcBorders>
+          </w:tcPr>
+          <w:p>
+            <w:pPr>
+              <w:pStyle w:val="TableContents"/>
+              <w:rPr/>
+            </w:pPr>
+            <w:r>
+              <w:rPr/>
+              <w:t>RA1</w:t>
+            </w:r>
+          </w:p>
+        </w:tc>
+        <w:tc>
+          <w:tcPr>
+            <w:tcW w:w="4735" w:type="dxa"/>
+            <w:tcBorders>
+              <w:left w:val="single" w:sz="4" w:space="0" w:color="000000"/>
+              <w:bottom w:val="single" w:sz="4" w:space="0" w:color="000000"/>
+              <w:right w:val="single" w:sz="4" w:space="0" w:color="000000"/>
+            </w:tcBorders>
+          </w:tcPr>
+          <w:p>
+            <w:pPr>
+              <w:pStyle w:val="TableContents"/>
+              <w:rPr/>
+            </w:pPr>
+            <w:r>
+              <w:rPr/>
+              <w:t>RA1 5%</w:t>
+            </w:r>
+          </w:p>
+        </w:tc>
+      </w:tr>
+      <w:tr>
+        <w:trPr/>
+        <w:tc>
+          <w:tcPr>
+            <w:tcW w:w="1678" w:type="dxa"/>
+            <w:vMerge w:val="continue"/>
+            <w:tcBorders>
+              <w:left w:val="single" w:sz="4" w:space="0" w:color="000000"/>
+              <w:bottom w:val="single" w:sz="4" w:space="0" w:color="000000"/>
+            </w:tcBorders>
+          </w:tcPr>
+          <w:p>
+            <w:pPr>
+              <w:pStyle w:val="TableContents"/>
+              <w:rPr/>
+            </w:pPr>
+            <w:r>
+              <w:rPr/>
+            </w:r>
+          </w:p>
+        </w:tc>
+        <w:tc>
+          <w:tcPr>
+            <w:tcW w:w="720" w:type="dxa"/>
+            <w:tcBorders>
+              <w:left w:val="single" w:sz="4" w:space="0" w:color="000000"/>
+              <w:bottom w:val="single" w:sz="4" w:space="0" w:color="000000"/>
+            </w:tcBorders>
+          </w:tcPr>
+          <w:p>
+            <w:pPr>
+              <w:pStyle w:val="TableContents"/>
+              <w:rPr/>
+            </w:pPr>
+            <w:r>
+              <w:rPr/>
+              <w:t>5</w:t>
+            </w:r>
+          </w:p>
+        </w:tc>
+        <w:tc>
+          <w:tcPr>
+            <w:tcW w:w="3332" w:type="dxa"/>
+            <w:tcBorders>
+              <w:left w:val="single" w:sz="4" w:space="0" w:color="000000"/>
+              <w:bottom w:val="single" w:sz="4" w:space="0" w:color="000000"/>
+            </w:tcBorders>
+          </w:tcPr>
+          <w:p>
+            <w:pPr>
+              <w:pStyle w:val="TableContents"/>
+              <w:rPr/>
+            </w:pPr>
+            <w:r>
+              <w:rPr/>
+              <w:t>RA3</w:t>
+            </w:r>
+          </w:p>
+        </w:tc>
+        <w:tc>
+          <w:tcPr>
+            <w:tcW w:w="4735" w:type="dxa"/>
+            <w:tcBorders>
+              <w:left w:val="single" w:sz="4" w:space="0" w:color="000000"/>
+              <w:bottom w:val="single" w:sz="4" w:space="0" w:color="000000"/>
+              <w:right w:val="single" w:sz="4" w:space="0" w:color="000000"/>
+            </w:tcBorders>
+          </w:tcPr>
+          <w:p>
+            <w:pPr>
+              <w:pStyle w:val="TableContents"/>
+              <w:rPr/>
+            </w:pPr>
+            <w:r>
+              <w:rPr/>
+              <w:t>RA3 15%</w:t>
+            </w:r>
+          </w:p>
+        </w:tc>
+      </w:tr>
+      <w:tr>
+        <w:trPr/>
+        <w:tc>
+          <w:tcPr>
+            <w:tcW w:w="1678" w:type="dxa"/>
+            <w:vMerge w:val="continue"/>
+            <w:tcBorders>
+              <w:left w:val="single" w:sz="4" w:space="0" w:color="000000"/>
+              <w:bottom w:val="single" w:sz="4" w:space="0" w:color="000000"/>
+            </w:tcBorders>
+          </w:tcPr>
+          <w:p>
+            <w:pPr>
+              <w:pStyle w:val="TableContents"/>
+              <w:rPr/>
+            </w:pPr>
+            <w:r>
+              <w:rPr/>
+            </w:r>
+          </w:p>
+        </w:tc>
+        <w:tc>
+          <w:tcPr>
+            <w:tcW w:w="720" w:type="dxa"/>
+            <w:tcBorders>
+              <w:left w:val="single" w:sz="4" w:space="0" w:color="000000"/>
+              <w:bottom w:val="single" w:sz="4" w:space="0" w:color="000000"/>
+            </w:tcBorders>
+          </w:tcPr>
+          <w:p>
+            <w:pPr>
+              <w:pStyle w:val="TableContents"/>
+              <w:rPr/>
+            </w:pPr>
+            <w:r>
+              <w:rPr/>
+              <w:t>6</w:t>
+            </w:r>
+          </w:p>
+        </w:tc>
+        <w:tc>
+          <w:tcPr>
+            <w:tcW w:w="3332" w:type="dxa"/>
+            <w:tcBorders>
+              <w:left w:val="single" w:sz="4" w:space="0" w:color="000000"/>
+              <w:bottom w:val="single" w:sz="4" w:space="0" w:color="000000"/>
+            </w:tcBorders>
+          </w:tcPr>
+          <w:p>
+            <w:pPr>
+              <w:pStyle w:val="TableContents"/>
+              <w:rPr/>
+            </w:pPr>
+            <w:r>
+              <w:rPr/>
+              <w:t>RA5</w:t>
+            </w:r>
+          </w:p>
+        </w:tc>
+        <w:tc>
+          <w:tcPr>
+            <w:tcW w:w="4735" w:type="dxa"/>
+            <w:tcBorders>
+              <w:left w:val="single" w:sz="4" w:space="0" w:color="000000"/>
+              <w:bottom w:val="single" w:sz="4" w:space="0" w:color="000000"/>
+              <w:right w:val="single" w:sz="4" w:space="0" w:color="000000"/>
+            </w:tcBorders>
+          </w:tcPr>
+          <w:p>
+            <w:pPr>
+              <w:pStyle w:val="TableContents"/>
+              <w:rPr/>
+            </w:pPr>
+            <w:r>
+              <w:rPr/>
+              <w:t>RA5 25%</w:t>
+            </w:r>
+          </w:p>
+        </w:tc>
+      </w:tr>
+      <w:tr>
+        <w:trPr/>
+        <w:tc>
+          <w:tcPr>
+            <w:tcW w:w="1678" w:type="dxa"/>
+            <w:vMerge w:val="restart"/>
+            <w:tcBorders>
+              <w:left w:val="single" w:sz="4" w:space="0" w:color="000000"/>
+              <w:bottom w:val="single" w:sz="4" w:space="0" w:color="000000"/>
+            </w:tcBorders>
+          </w:tcPr>
+          <w:p>
+            <w:pPr>
+              <w:pStyle w:val="TableContents"/>
+              <w:rPr/>
+            </w:pPr>
+            <w:r>
+              <w:rPr/>
+              <w:t>2ª</w:t>
+            </w:r>
+          </w:p>
+        </w:tc>
+        <w:tc>
+          <w:tcPr>
+            <w:tcW w:w="720" w:type="dxa"/>
+            <w:tcBorders>
+              <w:left w:val="single" w:sz="4" w:space="0" w:color="000000"/>
+              <w:bottom w:val="single" w:sz="4" w:space="0" w:color="000000"/>
+            </w:tcBorders>
+          </w:tcPr>
+          <w:p>
+            <w:pPr>
+              <w:pStyle w:val="TableContents"/>
+              <w:rPr/>
+            </w:pPr>
+            <w:r>
+              <w:rPr/>
+              <w:t>7</w:t>
+            </w:r>
+          </w:p>
+        </w:tc>
+        <w:tc>
+          <w:tcPr>
+            <w:tcW w:w="3332" w:type="dxa"/>
+            <w:tcBorders>
+              <w:left w:val="single" w:sz="4" w:space="0" w:color="000000"/>
+              <w:bottom w:val="single" w:sz="4" w:space="0" w:color="000000"/>
+            </w:tcBorders>
+          </w:tcPr>
+          <w:p>
+            <w:pPr>
+              <w:pStyle w:val="TableContents"/>
+              <w:rPr/>
+            </w:pPr>
+            <w:r>
+              <w:rPr/>
+              <w:t>RA3</w:t>
+            </w:r>
+          </w:p>
+        </w:tc>
+        <w:tc>
+          <w:tcPr>
+            <w:tcW w:w="4735" w:type="dxa"/>
+            <w:tcBorders>
+              <w:left w:val="single" w:sz="4" w:space="0" w:color="000000"/>
+              <w:bottom w:val="single" w:sz="4" w:space="0" w:color="000000"/>
+              <w:right w:val="single" w:sz="4" w:space="0" w:color="000000"/>
+            </w:tcBorders>
+          </w:tcPr>
+          <w:p>
+            <w:pPr>
+              <w:pStyle w:val="TableContents"/>
+              <w:rPr/>
+            </w:pPr>
+            <w:r>
+              <w:rPr/>
+              <w:t>RA3 5%</w:t>
+            </w:r>
+          </w:p>
+        </w:tc>
+      </w:tr>
+      <w:tr>
+        <w:trPr/>
+        <w:tc>
+          <w:tcPr>
+            <w:tcW w:w="1678" w:type="dxa"/>
+            <w:vMerge w:val="continue"/>
+            <w:tcBorders>
+              <w:left w:val="single" w:sz="4" w:space="0" w:color="000000"/>
+              <w:bottom w:val="single" w:sz="4" w:space="0" w:color="000000"/>
+            </w:tcBorders>
+          </w:tcPr>
+          <w:p>
+            <w:pPr>
+              <w:pStyle w:val="TableContents"/>
+              <w:rPr/>
+            </w:pPr>
+            <w:r>
+              <w:rPr/>
+            </w:r>
+          </w:p>
+        </w:tc>
+        <w:tc>
+          <w:tcPr>
+            <w:tcW w:w="720" w:type="dxa"/>
+            <w:tcBorders>
+              <w:left w:val="single" w:sz="4" w:space="0" w:color="000000"/>
+              <w:bottom w:val="single" w:sz="4" w:space="0" w:color="000000"/>
+            </w:tcBorders>
+          </w:tcPr>
+          <w:p>
+            <w:pPr>
+              <w:pStyle w:val="TableContents"/>
+              <w:rPr/>
+            </w:pPr>
+            <w:r>
+              <w:rPr/>
+              <w:t>8</w:t>
+            </w:r>
+          </w:p>
+        </w:tc>
+        <w:tc>
+          <w:tcPr>
+            <w:tcW w:w="3332" w:type="dxa"/>
+            <w:tcBorders>
+              <w:left w:val="single" w:sz="4" w:space="0" w:color="000000"/>
+              <w:bottom w:val="single" w:sz="4" w:space="0" w:color="000000"/>
+            </w:tcBorders>
+          </w:tcPr>
+          <w:p>
+            <w:pPr>
+              <w:pStyle w:val="TableContents"/>
+              <w:rPr/>
+            </w:pPr>
+            <w:r>
+              <w:rPr/>
+              <w:t>RA2, RA3, RA6</w:t>
+            </w:r>
+          </w:p>
+        </w:tc>
+        <w:tc>
+          <w:tcPr>
+            <w:tcW w:w="4735" w:type="dxa"/>
+            <w:tcBorders>
+              <w:left w:val="single" w:sz="4" w:space="0" w:color="000000"/>
+              <w:bottom w:val="single" w:sz="4" w:space="0" w:color="000000"/>
+              <w:right w:val="single" w:sz="4" w:space="0" w:color="000000"/>
+            </w:tcBorders>
+          </w:tcPr>
+          <w:p>
+            <w:pPr>
+              <w:pStyle w:val="TableContents"/>
+              <w:rPr/>
+            </w:pPr>
+            <w:r>
+              <w:rPr/>
+              <w:t>RA2 10%, RA3 5%, RA6 10%</w:t>
+            </w:r>
+          </w:p>
+        </w:tc>
+      </w:tr>
+      <w:tr>
+        <w:trPr/>
+        <w:tc>
+          <w:tcPr>
+            <w:tcW w:w="1678" w:type="dxa"/>
+            <w:vMerge w:val="continue"/>
+            <w:tcBorders>
+              <w:left w:val="single" w:sz="4" w:space="0" w:color="000000"/>
+              <w:bottom w:val="single" w:sz="4" w:space="0" w:color="000000"/>
+            </w:tcBorders>
+          </w:tcPr>
+          <w:p>
+            <w:pPr>
+              <w:pStyle w:val="TableContents"/>
+              <w:rPr/>
+            </w:pPr>
+            <w:r>
+              <w:rPr/>
+            </w:r>
+          </w:p>
+        </w:tc>
+        <w:tc>
+          <w:tcPr>
+            <w:tcW w:w="720" w:type="dxa"/>
+            <w:tcBorders>
+              <w:left w:val="single" w:sz="4" w:space="0" w:color="000000"/>
+              <w:bottom w:val="single" w:sz="4" w:space="0" w:color="000000"/>
+            </w:tcBorders>
+          </w:tcPr>
+          <w:p>
+            <w:pPr>
+              <w:pStyle w:val="TableContents"/>
+              <w:rPr/>
+            </w:pPr>
+            <w:r>
+              <w:rPr/>
+              <w:t>9</w:t>
+            </w:r>
+          </w:p>
+        </w:tc>
+        <w:tc>
+          <w:tcPr>
+            <w:tcW w:w="3332" w:type="dxa"/>
+            <w:tcBorders>
+              <w:left w:val="single" w:sz="4" w:space="0" w:color="000000"/>
+              <w:bottom w:val="single" w:sz="4" w:space="0" w:color="000000"/>
+            </w:tcBorders>
+          </w:tcPr>
+          <w:p>
+            <w:pPr>
+              <w:pStyle w:val="TableContents"/>
+              <w:rPr/>
+            </w:pPr>
+            <w:r>
+              <w:rPr/>
+              <w:t>RA3</w:t>
+            </w:r>
+          </w:p>
+        </w:tc>
+        <w:tc>
+          <w:tcPr>
+            <w:tcW w:w="4735" w:type="dxa"/>
+            <w:tcBorders>
+              <w:left w:val="single" w:sz="4" w:space="0" w:color="000000"/>
+              <w:bottom w:val="single" w:sz="4" w:space="0" w:color="000000"/>
+              <w:right w:val="single" w:sz="4" w:space="0" w:color="000000"/>
+            </w:tcBorders>
+          </w:tcPr>
+          <w:p>
+            <w:pPr>
+              <w:pStyle w:val="TableContents"/>
+              <w:rPr/>
+            </w:pPr>
+            <w:r>
+              <w:rPr/>
+              <w:t>RA3 5%</w:t>
+            </w:r>
+          </w:p>
+        </w:tc>
+      </w:tr>
+      <w:tr>
+        <w:trPr/>
+        <w:tc>
+          <w:tcPr>
+            <w:tcW w:w="1678" w:type="dxa"/>
+            <w:vMerge w:val="continue"/>
+            <w:tcBorders>
+              <w:left w:val="single" w:sz="4" w:space="0" w:color="000000"/>
+              <w:bottom w:val="single" w:sz="4" w:space="0" w:color="000000"/>
+            </w:tcBorders>
+          </w:tcPr>
+          <w:p>
+            <w:pPr>
+              <w:pStyle w:val="TableContents"/>
+              <w:rPr/>
+            </w:pPr>
+            <w:r>
+              <w:rPr/>
+            </w:r>
+          </w:p>
+        </w:tc>
+        <w:tc>
+          <w:tcPr>
+            <w:tcW w:w="720" w:type="dxa"/>
+            <w:tcBorders>
+              <w:left w:val="single" w:sz="4" w:space="0" w:color="000000"/>
+              <w:bottom w:val="single" w:sz="4" w:space="0" w:color="000000"/>
+            </w:tcBorders>
+          </w:tcPr>
+          <w:p>
+            <w:pPr>
+              <w:pStyle w:val="TableContents"/>
+              <w:rPr/>
+            </w:pPr>
+            <w:r>
+              <w:rPr/>
+              <w:t>10</w:t>
+            </w:r>
+          </w:p>
+        </w:tc>
+        <w:tc>
+          <w:tcPr>
+            <w:tcW w:w="3332" w:type="dxa"/>
+            <w:tcBorders>
+              <w:left w:val="single" w:sz="4" w:space="0" w:color="000000"/>
+              <w:bottom w:val="single" w:sz="4" w:space="0" w:color="000000"/>
+            </w:tcBorders>
+          </w:tcPr>
+          <w:p>
+            <w:pPr>
+              <w:pStyle w:val="TableContents"/>
+              <w:rPr/>
+            </w:pPr>
+            <w:r>
+              <w:rPr/>
+              <w:t>RA4</w:t>
+            </w:r>
+          </w:p>
+        </w:tc>
+        <w:tc>
+          <w:tcPr>
+            <w:tcW w:w="4735" w:type="dxa"/>
+            <w:tcBorders>
+              <w:left w:val="single" w:sz="4" w:space="0" w:color="000000"/>
+              <w:bottom w:val="single" w:sz="4" w:space="0" w:color="000000"/>
+              <w:right w:val="single" w:sz="4" w:space="0" w:color="000000"/>
+            </w:tcBorders>
+          </w:tcPr>
+          <w:p>
+            <w:pPr>
+              <w:pStyle w:val="TableContents"/>
+              <w:rPr/>
+            </w:pPr>
+            <w:r>
+              <w:rPr/>
+              <w:t>RA4 20%</w:t>
+            </w:r>
+          </w:p>
+        </w:tc>
+      </w:tr>
+      <w:tr>
+        <w:trPr/>
+        <w:tc>
+          <w:tcPr>
+            <w:tcW w:w="1678" w:type="dxa"/>
+            <w:vMerge w:val="continue"/>
+            <w:tcBorders>
+              <w:left w:val="single" w:sz="4" w:space="0" w:color="000000"/>
+              <w:bottom w:val="single" w:sz="4" w:space="0" w:color="000000"/>
+            </w:tcBorders>
+          </w:tcPr>
+          <w:p>
+            <w:pPr>
+              <w:pStyle w:val="TableContents"/>
+              <w:rPr/>
+            </w:pPr>
+            <w:r>
+              <w:rPr/>
+            </w:r>
+          </w:p>
+        </w:tc>
+        <w:tc>
+          <w:tcPr>
+            <w:tcW w:w="720" w:type="dxa"/>
+            <w:tcBorders>
+              <w:left w:val="single" w:sz="4" w:space="0" w:color="000000"/>
+              <w:bottom w:val="single" w:sz="4" w:space="0" w:color="000000"/>
+            </w:tcBorders>
+          </w:tcPr>
+          <w:p>
+            <w:pPr>
+              <w:pStyle w:val="TableContents"/>
+              <w:rPr/>
+            </w:pPr>
+            <w:r>
+              <w:rPr/>
+              <w:t>11</w:t>
+            </w:r>
+          </w:p>
+        </w:tc>
+        <w:tc>
+          <w:tcPr>
+            <w:tcW w:w="3332" w:type="dxa"/>
+            <w:tcBorders>
+              <w:left w:val="single" w:sz="4" w:space="0" w:color="000000"/>
+              <w:bottom w:val="single" w:sz="4" w:space="0" w:color="000000"/>
+            </w:tcBorders>
+          </w:tcPr>
+          <w:p>
+            <w:pPr>
+              <w:pStyle w:val="TableContents"/>
+              <w:rPr/>
+            </w:pPr>
+            <w:r>
+              <w:rPr/>
+              <w:t>RA2, RA3, RA5, RA6</w:t>
+            </w:r>
+          </w:p>
+        </w:tc>
+        <w:tc>
+          <w:tcPr>
+            <w:tcW w:w="4735" w:type="dxa"/>
+            <w:tcBorders>
+              <w:left w:val="single" w:sz="4" w:space="0" w:color="000000"/>
+              <w:bottom w:val="single" w:sz="4" w:space="0" w:color="000000"/>
+              <w:right w:val="single" w:sz="4" w:space="0" w:color="000000"/>
+            </w:tcBorders>
+          </w:tcPr>
+          <w:p>
+            <w:pPr>
+              <w:pStyle w:val="TableContents"/>
+              <w:rPr/>
+            </w:pPr>
+            <w:r>
+              <w:rPr/>
+              <w:t>RA2 10%, RA3 5%, RA5 20%, RA6 10%</w:t>
+            </w:r>
+          </w:p>
+        </w:tc>
+      </w:tr>
+    </w:tbl>
+    <w:p>
+      <w:pPr>
+        <w:pStyle w:val="Normal"/>
+        <w:spacing w:lineRule="auto" w:line="276"/>
+        <w:jc w:val="both"/>
+        <w:rPr>
+          <w:rFonts w:ascii="Tahoma;sans-serif" w:hAnsi="Tahoma;sans-serif"/>
+          <w:b w:val="false"/>
+          <w:i w:val="false"/>
+          <w:i w:val="false"/>
+          <w:caps w:val="false"/>
+          <w:smallCaps w:val="false"/>
+          <w:strike w:val="false"/>
+          <w:dstrike w:val="false"/>
+          <w:color w:val="000000"/>
+          <w:sz w:val="20"/>
+          <w:u w:val="none"/>
+          <w:effect w:val="none"/>
+          <w:shd w:fill="auto" w:val="clear"/>
+        </w:rPr>
+      </w:pPr>
+      <w:r>
+        <w:rPr>
+          <w:rFonts w:ascii="Tahoma;sans-serif" w:hAnsi="Tahoma;sans-serif"/>
+          <w:b w:val="false"/>
+          <w:i w:val="false"/>
+          <w:caps w:val="false"/>
+          <w:smallCaps w:val="false"/>
+          <w:strike w:val="false"/>
+          <w:dstrike w:val="false"/>
+          <w:color w:val="000000"/>
+          <w:sz w:val="20"/>
+          <w:u w:val="none"/>
+          <w:effect w:val="none"/>
+          <w:shd w:fill="auto" w:val="clear"/>
+        </w:rPr>
+      </w:r>
+    </w:p>
+    <w:p>
+      <w:pPr>
+        <w:pStyle w:val="Normal"/>
+        <w:spacing w:lineRule="auto" w:line="276"/>
+        <w:jc w:val="both"/>
+        <w:rPr>
+          <w:rFonts w:ascii="Tahoma;sans-serif" w:hAnsi="Tahoma;sans-serif"/>
+          <w:b w:val="false"/>
+          <w:i w:val="false"/>
+          <w:i w:val="false"/>
+          <w:caps w:val="false"/>
+          <w:smallCaps w:val="false"/>
+          <w:strike w:val="false"/>
+          <w:dstrike w:val="false"/>
+          <w:color w:val="000000"/>
+          <w:sz w:val="20"/>
+          <w:u w:val="none"/>
+          <w:effect w:val="none"/>
+          <w:shd w:fill="auto" w:val="clear"/>
+        </w:rPr>
+      </w:pPr>
+      <w:r>
+        <w:rPr>
+          <w:rFonts w:ascii="Tahoma;sans-serif" w:hAnsi="Tahoma;sans-serif"/>
+          <w:b w:val="false"/>
+          <w:i w:val="false"/>
+          <w:caps w:val="false"/>
+          <w:smallCaps w:val="false"/>
+          <w:strike w:val="false"/>
+          <w:dstrike w:val="false"/>
+          <w:color w:val="000000"/>
+          <w:sz w:val="20"/>
+          <w:u w:val="none"/>
+          <w:effect w:val="none"/>
+          <w:shd w:fill="auto" w:val="clear"/>
+        </w:rPr>
+      </w:r>
+    </w:p>
+    <w:p>
+      <w:pPr>
+        <w:pStyle w:val="Normal"/>
+        <w:numPr>
+          <w:ilvl w:val="0"/>
+          <w:numId w:val="1"/>
+        </w:numPr>
+        <w:ind w:hanging="360" w:left="360" w:right="0"/>
+        <w:jc w:val="both"/>
+        <w:rPr>
+          <w:rFonts w:ascii="Tahoma" w:hAnsi="Tahoma" w:eastAsia="Tahoma" w:cs="Tahoma"/>
+          <w:b/>
+          <w:sz w:val="20"/>
+          <w:szCs w:val="20"/>
+        </w:rPr>
+      </w:pPr>
+      <w:r>
+        <w:rPr>
+          <w:rFonts w:eastAsia="Tahoma" w:cs="Tahoma" w:ascii="Tahoma" w:hAnsi="Tahoma"/>
+          <w:b/>
+          <w:sz w:val="20"/>
+          <w:szCs w:val="20"/>
+        </w:rPr>
+        <w:t>NOTA FINAL MÒDUL DE CENTRE</w:t>
+      </w:r>
+    </w:p>
+    <w:p>
+      <w:pPr>
+        <w:pStyle w:val="Normal"/>
+        <w:jc w:val="both"/>
+        <w:rPr>
+          <w:rFonts w:ascii="Tahoma" w:hAnsi="Tahoma" w:eastAsia="Tahoma" w:cs="Tahoma"/>
+          <w:sz w:val="20"/>
+          <w:szCs w:val="20"/>
+        </w:rPr>
+      </w:pPr>
+      <w:r>
+        <w:rPr>
+          <w:rFonts w:eastAsia="Tahoma" w:cs="Tahoma" w:ascii="Tahoma" w:hAnsi="Tahoma"/>
+          <w:sz w:val="20"/>
+          <w:szCs w:val="20"/>
+        </w:rPr>
+      </w:r>
+    </w:p>
+    <w:p>
+      <w:pPr>
+        <w:pStyle w:val="Normal"/>
+        <w:jc w:val="both"/>
+        <w:rPr>
+          <w:rFonts w:ascii="Tahoma" w:hAnsi="Tahoma" w:eastAsia="Tahoma" w:cs="Tahoma"/>
+          <w:color w:val="000000"/>
+          <w:sz w:val="20"/>
+          <w:szCs w:val="20"/>
+        </w:rPr>
+      </w:pPr>
+      <w:bookmarkStart w:id="4" w:name="docs-internal-guid-c8b4417b-7fff-9f1e-c8"/>
+      <w:bookmarkEnd w:id="4"/>
+      <w:r>
+        <w:rPr>
+          <w:rFonts w:eastAsia="Tahoma" w:cs="Tahoma" w:ascii="Tahoma;sans-serif" w:hAnsi="Tahoma;sans-serif"/>
+          <w:b w:val="false"/>
+          <w:i w:val="false"/>
+          <w:caps w:val="false"/>
+          <w:smallCaps w:val="false"/>
+          <w:strike w:val="false"/>
+          <w:dstrike w:val="false"/>
+          <w:color w:val="000000"/>
+          <w:sz w:val="20"/>
+          <w:szCs w:val="20"/>
+          <w:u w:val="none"/>
+          <w:effect w:val="none"/>
+          <w:shd w:fill="auto" w:val="clear"/>
+        </w:rPr>
+        <w:t>La nota final de centre es calcularà segons el pes de cada resultat d’aprenentatge. Per a poder acreditar el nivell d'assoliment dels criteris d'avaluació associats als diferents resultats d’aprenentatge, s’hauran d’haver aprovat tots els instruments de qualificació associats a cada RA.</w:t>
+      </w:r>
+    </w:p>
+    <w:p>
+      <w:pPr>
+        <w:pStyle w:val="Normal"/>
+        <w:jc w:val="both"/>
+        <w:rPr>
+          <w:rFonts w:ascii="Tahoma" w:hAnsi="Tahoma" w:eastAsia="Tahoma" w:cs="Tahoma"/>
+          <w:color w:val="000000"/>
+          <w:sz w:val="20"/>
+          <w:szCs w:val="20"/>
+        </w:rPr>
+      </w:pPr>
+      <w:r>
+        <w:rPr>
+          <w:rFonts w:eastAsia="Tahoma" w:cs="Tahoma" w:ascii="Tahoma" w:hAnsi="Tahoma"/>
+          <w:color w:val="000000"/>
+          <w:sz w:val="20"/>
+          <w:szCs w:val="20"/>
+        </w:rPr>
+      </w:r>
+    </w:p>
+    <w:tbl>
+      <w:tblPr>
+        <w:tblW w:w="5000" w:type="pct"/>
+        <w:jc w:val="left"/>
+        <w:tblInd w:w="55" w:type="dxa"/>
+        <w:tblLayout w:type="fixed"/>
+        <w:tblCellMar>
+          <w:top w:w="55" w:type="dxa"/>
+          <w:left w:w="55" w:type="dxa"/>
+          <w:bottom w:w="55" w:type="dxa"/>
+          <w:right w:w="55" w:type="dxa"/>
+        </w:tblCellMar>
+      </w:tblPr>
+      <w:tblGrid>
+        <w:gridCol w:w="778"/>
+        <w:gridCol w:w="1620"/>
+        <w:gridCol w:w="8068"/>
+      </w:tblGrid>
+      <w:tr>
+        <w:trPr/>
+        <w:tc>
+          <w:tcPr>
+            <w:tcW w:w="778" w:type="dxa"/>
+            <w:tcBorders>
+              <w:top w:val="single" w:sz="4" w:space="0" w:color="000000"/>
+              <w:left w:val="single" w:sz="4" w:space="0" w:color="000000"/>
+              <w:bottom w:val="single" w:sz="4" w:space="0" w:color="000000"/>
+            </w:tcBorders>
+          </w:tcPr>
+          <w:p>
+            <w:pPr>
+              <w:pStyle w:val="TableContents"/>
+              <w:rPr/>
+            </w:pPr>
+            <w:r>
+              <w:rPr/>
+              <w:t>RA</w:t>
+            </w:r>
+          </w:p>
+        </w:tc>
+        <w:tc>
+          <w:tcPr>
+            <w:tcW w:w="1620" w:type="dxa"/>
+            <w:tcBorders>
+              <w:top w:val="single" w:sz="4" w:space="0" w:color="000000"/>
+              <w:left w:val="single" w:sz="4" w:space="0" w:color="000000"/>
+              <w:bottom w:val="single" w:sz="4" w:space="0" w:color="000000"/>
+            </w:tcBorders>
+          </w:tcPr>
+          <w:p>
+            <w:pPr>
+              <w:pStyle w:val="TableContents"/>
+              <w:rPr/>
+            </w:pPr>
+            <w:r>
+              <w:rPr/>
+              <w:t>PES RA</w:t>
+            </w:r>
+          </w:p>
+        </w:tc>
+        <w:tc>
+          <w:tcPr>
+            <w:tcW w:w="8068" w:type="dxa"/>
+            <w:tcBorders>
+              <w:top w:val="single" w:sz="4" w:space="0" w:color="000000"/>
+              <w:left w:val="single" w:sz="4" w:space="0" w:color="000000"/>
+              <w:bottom w:val="single" w:sz="4" w:space="0" w:color="000000"/>
+              <w:right w:val="single" w:sz="4" w:space="0" w:color="000000"/>
+            </w:tcBorders>
+          </w:tcPr>
+          <w:p>
+            <w:pPr>
+              <w:pStyle w:val="TableContents"/>
+              <w:rPr/>
+            </w:pPr>
+            <w:r>
+              <w:rPr/>
+              <w:t>DUALITZA SI / NO</w:t>
+            </w:r>
+          </w:p>
+        </w:tc>
+      </w:tr>
+      <w:tr>
+        <w:trPr/>
+        <w:tc>
+          <w:tcPr>
+            <w:tcW w:w="778" w:type="dxa"/>
+            <w:tcBorders>
+              <w:left w:val="single" w:sz="4" w:space="0" w:color="000000"/>
+              <w:bottom w:val="single" w:sz="4" w:space="0" w:color="000000"/>
+            </w:tcBorders>
+          </w:tcPr>
+          <w:p>
+            <w:pPr>
+              <w:pStyle w:val="TableContents"/>
+              <w:rPr/>
+            </w:pPr>
+            <w:r>
+              <w:rPr/>
+              <w:t>1</w:t>
+            </w:r>
+          </w:p>
+        </w:tc>
+        <w:tc>
+          <w:tcPr>
+            <w:tcW w:w="1620" w:type="dxa"/>
+            <w:tcBorders>
+              <w:left w:val="single" w:sz="4" w:space="0" w:color="000000"/>
+              <w:bottom w:val="single" w:sz="4" w:space="0" w:color="000000"/>
+            </w:tcBorders>
+          </w:tcPr>
+          <w:p>
+            <w:pPr>
+              <w:pStyle w:val="TableContents"/>
+              <w:rPr/>
+            </w:pPr>
+            <w:r>
+              <w:rPr/>
+              <w:t>30%</w:t>
+            </w:r>
+          </w:p>
+        </w:tc>
+        <w:tc>
+          <w:tcPr>
+            <w:tcW w:w="8068" w:type="dxa"/>
+            <w:tcBorders>
+              <w:left w:val="single" w:sz="4" w:space="0" w:color="000000"/>
+              <w:bottom w:val="single" w:sz="4" w:space="0" w:color="000000"/>
+              <w:right w:val="single" w:sz="4" w:space="0" w:color="000000"/>
+            </w:tcBorders>
+          </w:tcPr>
+          <w:p>
+            <w:pPr>
+              <w:pStyle w:val="TableContents"/>
+              <w:rPr/>
+            </w:pPr>
+            <w:r>
+              <w:rPr/>
+              <w:t>Sí</w:t>
+            </w:r>
+          </w:p>
+        </w:tc>
+      </w:tr>
+      <w:tr>
+        <w:trPr/>
+        <w:tc>
+          <w:tcPr>
+            <w:tcW w:w="778" w:type="dxa"/>
+            <w:tcBorders>
+              <w:left w:val="single" w:sz="4" w:space="0" w:color="000000"/>
+              <w:bottom w:val="single" w:sz="4" w:space="0" w:color="000000"/>
+            </w:tcBorders>
+          </w:tcPr>
+          <w:p>
+            <w:pPr>
+              <w:pStyle w:val="TableContents"/>
+              <w:rPr/>
+            </w:pPr>
+            <w:r>
+              <w:rPr/>
+              <w:t>2</w:t>
+            </w:r>
+          </w:p>
+        </w:tc>
+        <w:tc>
+          <w:tcPr>
+            <w:tcW w:w="1620" w:type="dxa"/>
+            <w:tcBorders>
+              <w:left w:val="single" w:sz="4" w:space="0" w:color="000000"/>
+              <w:bottom w:val="single" w:sz="4" w:space="0" w:color="000000"/>
+            </w:tcBorders>
+          </w:tcPr>
+          <w:p>
+            <w:pPr>
+              <w:pStyle w:val="TableContents"/>
+              <w:rPr/>
+            </w:pPr>
+            <w:r>
+              <w:rPr/>
+              <w:t>20%</w:t>
+            </w:r>
+          </w:p>
+        </w:tc>
+        <w:tc>
+          <w:tcPr>
+            <w:tcW w:w="8068" w:type="dxa"/>
+            <w:tcBorders>
+              <w:left w:val="single" w:sz="4" w:space="0" w:color="000000"/>
+              <w:bottom w:val="single" w:sz="4" w:space="0" w:color="000000"/>
+              <w:right w:val="single" w:sz="4" w:space="0" w:color="000000"/>
+            </w:tcBorders>
+          </w:tcPr>
+          <w:p>
+            <w:pPr>
+              <w:pStyle w:val="TableContents"/>
+              <w:rPr/>
+            </w:pPr>
+            <w:r>
+              <w:rPr/>
+              <w:t>Sí</w:t>
+            </w:r>
+          </w:p>
+        </w:tc>
+      </w:tr>
+      <w:tr>
+        <w:trPr/>
+        <w:tc>
+          <w:tcPr>
+            <w:tcW w:w="778" w:type="dxa"/>
+            <w:tcBorders>
+              <w:left w:val="single" w:sz="4" w:space="0" w:color="000000"/>
+              <w:bottom w:val="single" w:sz="4" w:space="0" w:color="000000"/>
+            </w:tcBorders>
+          </w:tcPr>
+          <w:p>
+            <w:pPr>
+              <w:pStyle w:val="TableContents"/>
+              <w:rPr/>
+            </w:pPr>
+            <w:r>
+              <w:rPr/>
+              <w:t>3</w:t>
+            </w:r>
+          </w:p>
+        </w:tc>
+        <w:tc>
+          <w:tcPr>
+            <w:tcW w:w="1620" w:type="dxa"/>
+            <w:tcBorders>
+              <w:left w:val="single" w:sz="4" w:space="0" w:color="000000"/>
+              <w:bottom w:val="single" w:sz="4" w:space="0" w:color="000000"/>
+            </w:tcBorders>
+          </w:tcPr>
+          <w:p>
+            <w:pPr>
+              <w:pStyle w:val="TableContents"/>
+              <w:rPr/>
+            </w:pPr>
+            <w:r>
+              <w:rPr/>
+              <w:t>15%</w:t>
+            </w:r>
+          </w:p>
+        </w:tc>
+        <w:tc>
+          <w:tcPr>
+            <w:tcW w:w="8068" w:type="dxa"/>
+            <w:tcBorders>
+              <w:left w:val="single" w:sz="4" w:space="0" w:color="000000"/>
+              <w:bottom w:val="single" w:sz="4" w:space="0" w:color="000000"/>
+              <w:right w:val="single" w:sz="4" w:space="0" w:color="000000"/>
+            </w:tcBorders>
+          </w:tcPr>
+          <w:p>
+            <w:pPr>
+              <w:pStyle w:val="TableContents"/>
+              <w:rPr/>
+            </w:pPr>
+            <w:r>
+              <w:rPr/>
+              <w:t>Sí</w:t>
+            </w:r>
+          </w:p>
+        </w:tc>
+      </w:tr>
+      <w:tr>
+        <w:trPr/>
+        <w:tc>
+          <w:tcPr>
+            <w:tcW w:w="778" w:type="dxa"/>
+            <w:tcBorders>
+              <w:left w:val="single" w:sz="4" w:space="0" w:color="000000"/>
+              <w:bottom w:val="single" w:sz="4" w:space="0" w:color="000000"/>
+            </w:tcBorders>
+          </w:tcPr>
+          <w:p>
+            <w:pPr>
+              <w:pStyle w:val="TableContents"/>
+              <w:rPr/>
+            </w:pPr>
+            <w:r>
+              <w:rPr/>
+              <w:t>4</w:t>
+            </w:r>
+          </w:p>
+        </w:tc>
+        <w:tc>
+          <w:tcPr>
+            <w:tcW w:w="1620" w:type="dxa"/>
+            <w:tcBorders>
+              <w:left w:val="single" w:sz="4" w:space="0" w:color="000000"/>
+              <w:bottom w:val="single" w:sz="4" w:space="0" w:color="000000"/>
+            </w:tcBorders>
+          </w:tcPr>
+          <w:p>
+            <w:pPr>
+              <w:pStyle w:val="TableContents"/>
+              <w:rPr/>
+            </w:pPr>
+            <w:r>
+              <w:rPr/>
+              <w:t>15%</w:t>
+            </w:r>
+          </w:p>
+        </w:tc>
+        <w:tc>
+          <w:tcPr>
+            <w:tcW w:w="8068" w:type="dxa"/>
+            <w:tcBorders>
+              <w:left w:val="single" w:sz="4" w:space="0" w:color="000000"/>
+              <w:bottom w:val="single" w:sz="4" w:space="0" w:color="000000"/>
+              <w:right w:val="single" w:sz="4" w:space="0" w:color="000000"/>
+            </w:tcBorders>
+          </w:tcPr>
+          <w:p>
+            <w:pPr>
+              <w:pStyle w:val="TableContents"/>
+              <w:rPr/>
+            </w:pPr>
+            <w:r>
+              <w:rPr/>
+              <w:t>Sí</w:t>
+            </w:r>
+          </w:p>
+        </w:tc>
+      </w:tr>
+      <w:tr>
+        <w:trPr/>
+        <w:tc>
+          <w:tcPr>
+            <w:tcW w:w="778" w:type="dxa"/>
+            <w:tcBorders>
+              <w:left w:val="single" w:sz="4" w:space="0" w:color="000000"/>
+              <w:bottom w:val="single" w:sz="4" w:space="0" w:color="000000"/>
+            </w:tcBorders>
+          </w:tcPr>
+          <w:p>
+            <w:pPr>
+              <w:pStyle w:val="TableContents"/>
+              <w:rPr/>
+            </w:pPr>
+            <w:r>
+              <w:rPr/>
+              <w:t>5</w:t>
+            </w:r>
+          </w:p>
+        </w:tc>
+        <w:tc>
+          <w:tcPr>
+            <w:tcW w:w="1620" w:type="dxa"/>
+            <w:tcBorders>
+              <w:left w:val="single" w:sz="4" w:space="0" w:color="000000"/>
+              <w:bottom w:val="single" w:sz="4" w:space="0" w:color="000000"/>
+            </w:tcBorders>
+          </w:tcPr>
+          <w:p>
+            <w:pPr>
+              <w:pStyle w:val="TableContents"/>
+              <w:rPr/>
+            </w:pPr>
+            <w:r>
+              <w:rPr/>
+              <w:t>15%</w:t>
+            </w:r>
+          </w:p>
+        </w:tc>
+        <w:tc>
+          <w:tcPr>
+            <w:tcW w:w="8068" w:type="dxa"/>
+            <w:tcBorders>
+              <w:left w:val="single" w:sz="4" w:space="0" w:color="000000"/>
+              <w:bottom w:val="single" w:sz="4" w:space="0" w:color="000000"/>
+              <w:right w:val="single" w:sz="4" w:space="0" w:color="000000"/>
+            </w:tcBorders>
+          </w:tcPr>
+          <w:p>
+            <w:pPr>
+              <w:pStyle w:val="TableContents"/>
+              <w:rPr/>
+            </w:pPr>
+            <w:r>
+              <w:rPr/>
+              <w:t>Sí</w:t>
+            </w:r>
+          </w:p>
+        </w:tc>
+      </w:tr>
+      <w:tr>
+        <w:trPr/>
+        <w:tc>
+          <w:tcPr>
+            <w:tcW w:w="778" w:type="dxa"/>
+            <w:tcBorders>
+              <w:left w:val="single" w:sz="4" w:space="0" w:color="000000"/>
+              <w:bottom w:val="single" w:sz="4" w:space="0" w:color="000000"/>
+            </w:tcBorders>
+          </w:tcPr>
+          <w:p>
+            <w:pPr>
+              <w:pStyle w:val="TableContents"/>
+              <w:rPr/>
+            </w:pPr>
+            <w:r>
+              <w:rPr/>
+              <w:t>6</w:t>
+            </w:r>
+          </w:p>
+        </w:tc>
+        <w:tc>
+          <w:tcPr>
+            <w:tcW w:w="1620" w:type="dxa"/>
+            <w:tcBorders>
+              <w:left w:val="single" w:sz="4" w:space="0" w:color="000000"/>
+              <w:bottom w:val="single" w:sz="4" w:space="0" w:color="000000"/>
+            </w:tcBorders>
+          </w:tcPr>
+          <w:p>
+            <w:pPr>
+              <w:pStyle w:val="TableContents"/>
+              <w:rPr/>
+            </w:pPr>
+            <w:r>
+              <w:rPr/>
+              <w:t>5%</w:t>
+            </w:r>
+          </w:p>
+        </w:tc>
+        <w:tc>
+          <w:tcPr>
+            <w:tcW w:w="8068" w:type="dxa"/>
+            <w:tcBorders>
+              <w:left w:val="single" w:sz="4" w:space="0" w:color="000000"/>
+              <w:bottom w:val="single" w:sz="4" w:space="0" w:color="000000"/>
+              <w:right w:val="single" w:sz="4" w:space="0" w:color="000000"/>
+            </w:tcBorders>
+          </w:tcPr>
+          <w:p>
+            <w:pPr>
+              <w:pStyle w:val="TableContents"/>
+              <w:rPr/>
+            </w:pPr>
+            <w:r>
+              <w:rPr/>
+              <w:t>No</w:t>
+            </w:r>
+          </w:p>
+        </w:tc>
+      </w:tr>
+    </w:tbl>
+    <w:p>
+      <w:pPr>
+        <w:pStyle w:val="Normal"/>
+        <w:jc w:val="both"/>
+        <w:rPr>
+          <w:rFonts w:ascii="Tahoma" w:hAnsi="Tahoma" w:eastAsia="Tahoma" w:cs="Tahoma"/>
+          <w:sz w:val="20"/>
+          <w:szCs w:val="20"/>
+        </w:rPr>
+      </w:pPr>
+      <w:r>
+        <w:rPr>
+          <w:rFonts w:eastAsia="Tahoma" w:cs="Tahoma" w:ascii="Tahoma" w:hAnsi="Tahoma"/>
+          <w:sz w:val="20"/>
+          <w:szCs w:val="20"/>
+        </w:rPr>
+      </w:r>
+      <w:r>
+        <w:br w:type="page"/>
+      </w:r>
+    </w:p>
+    <w:p>
+      <w:pPr>
+        <w:pStyle w:val="Normal"/>
+        <w:spacing w:before="0" w:after="0"/>
+        <w:jc w:val="both"/>
+        <w:rPr/>
+      </w:pPr>
+      <w:r>
+        <w:rPr/>
+      </w:r>
+    </w:p>
+    <w:tbl>
+      <w:tblPr>
+        <w:tblW w:w="10466" w:type="dxa"/>
+        <w:jc w:val="left"/>
+        <w:tblInd w:w="100" w:type="dxa"/>
+        <w:tblLayout w:type="fixed"/>
+        <w:tblCellMar>
+          <w:top w:w="55" w:type="dxa"/>
+          <w:left w:w="48" w:type="dxa"/>
+          <w:bottom w:w="55" w:type="dxa"/>
+          <w:right w:w="55" w:type="dxa"/>
+        </w:tblCellMar>
+      </w:tblPr>
+      <w:tblGrid>
+        <w:gridCol w:w="1358"/>
+        <w:gridCol w:w="8219"/>
+        <w:gridCol w:w="889"/>
+      </w:tblGrid>
+      <w:tr>
+        <w:trPr/>
+        <w:tc>
+          <w:tcPr>
+            <w:tcW w:w="1358" w:type="dxa"/>
+            <w:tcBorders>
+              <w:top w:val="single" w:sz="2" w:space="0" w:color="000001"/>
+              <w:left w:val="single" w:sz="2" w:space="0" w:color="000001"/>
+              <w:bottom w:val="single" w:sz="2" w:space="0" w:color="000001"/>
+            </w:tcBorders>
+            <w:shd w:fill="FFFFFF" w:val="clear"/>
+          </w:tcPr>
+          <w:p>
+            <w:pPr>
+              <w:pStyle w:val="Normal"/>
+              <w:jc w:val="center"/>
+              <w:rPr>
+                <w:rFonts w:ascii="Tahoma" w:hAnsi="Tahoma" w:eastAsia="Tahoma" w:cs="Tahoma"/>
+                <w:b/>
+                <w:sz w:val="20"/>
+                <w:szCs w:val="20"/>
+              </w:rPr>
+            </w:pPr>
+            <w:r>
+              <w:rPr>
+                <w:rFonts w:eastAsia="Tahoma" w:cs="Tahoma" w:ascii="Tahoma" w:hAnsi="Tahoma"/>
+                <w:b/>
+                <w:sz w:val="20"/>
+                <w:szCs w:val="20"/>
+              </w:rPr>
+              <w:t>AVAL.</w:t>
+            </w:r>
+          </w:p>
+        </w:tc>
+        <w:tc>
+          <w:tcPr>
+            <w:tcW w:w="8219" w:type="dxa"/>
+            <w:tcBorders>
+              <w:top w:val="single" w:sz="2" w:space="0" w:color="000001"/>
+              <w:left w:val="single" w:sz="2" w:space="0" w:color="000001"/>
+              <w:bottom w:val="single" w:sz="2" w:space="0" w:color="000001"/>
+            </w:tcBorders>
+            <w:shd w:fill="FFFFFF" w:val="clear"/>
+          </w:tcPr>
+          <w:p>
+            <w:pPr>
+              <w:pStyle w:val="Normal"/>
+              <w:jc w:val="center"/>
+              <w:rPr>
+                <w:rFonts w:ascii="Tahoma" w:hAnsi="Tahoma" w:eastAsia="Tahoma" w:cs="Tahoma"/>
+                <w:b/>
+                <w:sz w:val="20"/>
+                <w:szCs w:val="20"/>
+              </w:rPr>
+            </w:pPr>
+            <w:r>
+              <w:rPr>
+                <w:rFonts w:eastAsia="Tahoma" w:cs="Tahoma" w:ascii="Tahoma" w:hAnsi="Tahoma"/>
+                <w:b/>
+                <w:sz w:val="20"/>
+                <w:szCs w:val="20"/>
+              </w:rPr>
+              <w:t>PART TEÒRICA</w:t>
+            </w:r>
+          </w:p>
+        </w:tc>
+        <w:tc>
+          <w:tcPr>
+            <w:tcW w:w="889" w:type="dxa"/>
+            <w:tcBorders>
+              <w:top w:val="single" w:sz="2" w:space="0" w:color="000001"/>
+              <w:left w:val="single" w:sz="2" w:space="0" w:color="000001"/>
+              <w:bottom w:val="single" w:sz="2" w:space="0" w:color="000001"/>
+              <w:right w:val="single" w:sz="2" w:space="0" w:color="000001"/>
+            </w:tcBorders>
+            <w:shd w:fill="FFFFFF" w:val="clear"/>
+          </w:tcPr>
+          <w:p>
+            <w:pPr>
+              <w:pStyle w:val="Normal"/>
+              <w:jc w:val="center"/>
+              <w:rPr>
+                <w:rFonts w:ascii="Tahoma" w:hAnsi="Tahoma" w:eastAsia="Tahoma" w:cs="Tahoma"/>
+                <w:b/>
+                <w:sz w:val="20"/>
+                <w:szCs w:val="20"/>
+              </w:rPr>
+            </w:pPr>
+            <w:r>
+              <w:rPr>
+                <w:rFonts w:eastAsia="Tahoma" w:cs="Tahoma" w:ascii="Tahoma" w:hAnsi="Tahoma"/>
+                <w:b/>
+                <w:sz w:val="20"/>
+                <w:szCs w:val="20"/>
+              </w:rPr>
+              <w:t>%</w:t>
+            </w:r>
+          </w:p>
+        </w:tc>
+      </w:tr>
+      <w:tr>
+        <w:trPr/>
+        <w:tc>
+          <w:tcPr>
+            <w:tcW w:w="1358" w:type="dxa"/>
+            <w:vMerge w:val="restart"/>
+            <w:tcBorders>
+              <w:left w:val="single" w:sz="2" w:space="0" w:color="000001"/>
+              <w:bottom w:val="single" w:sz="2" w:space="0" w:color="000001"/>
+            </w:tcBorders>
+            <w:shd w:fill="FFFFFF" w:val="clear"/>
+          </w:tcPr>
+          <w:p>
+            <w:pPr>
+              <w:pStyle w:val="Normal"/>
+              <w:jc w:val="center"/>
+              <w:rPr>
+                <w:rFonts w:ascii="Tahoma" w:hAnsi="Tahoma" w:eastAsia="Tahoma" w:cs="Tahoma"/>
+                <w:sz w:val="20"/>
+                <w:szCs w:val="20"/>
+              </w:rPr>
+            </w:pPr>
+            <w:r>
+              <w:rPr>
+                <w:rFonts w:eastAsia="Tahoma" w:cs="Tahoma" w:ascii="Tahoma" w:hAnsi="Tahoma"/>
+                <w:sz w:val="20"/>
+                <w:szCs w:val="20"/>
+              </w:rPr>
+              <w:t>1ª</w:t>
+            </w:r>
+          </w:p>
+        </w:tc>
+        <w:tc>
+          <w:tcPr>
+            <w:tcW w:w="8219" w:type="dxa"/>
+            <w:tcBorders>
+              <w:left w:val="single" w:sz="2" w:space="0" w:color="000001"/>
+              <w:bottom w:val="single" w:sz="2" w:space="0" w:color="000001"/>
+            </w:tcBorders>
+            <w:shd w:fill="FFFFFF" w:val="clear"/>
+          </w:tcPr>
+          <w:p>
+            <w:pPr>
+              <w:pStyle w:val="Normal"/>
+              <w:jc w:val="both"/>
+              <w:rPr>
+                <w:rFonts w:ascii="Tahoma" w:hAnsi="Tahoma" w:eastAsia="Tahoma" w:cs="Tahoma"/>
+                <w:sz w:val="20"/>
+                <w:szCs w:val="20"/>
+                <w:lang w:val="ca-ES"/>
+              </w:rPr>
+            </w:pPr>
+            <w:r>
+              <w:rPr>
+                <w:rFonts w:eastAsia="Tahoma" w:cs="Tahoma" w:ascii="Tahoma" w:hAnsi="Tahoma"/>
+                <w:sz w:val="20"/>
+                <w:szCs w:val="20"/>
+                <w:lang w:val="ca-ES"/>
+              </w:rPr>
+              <w:t>1 control.</w:t>
+            </w:r>
+          </w:p>
+        </w:tc>
+        <w:tc>
+          <w:tcPr>
+            <w:tcW w:w="889" w:type="dxa"/>
+            <w:tcBorders>
+              <w:left w:val="single" w:sz="2" w:space="0" w:color="000001"/>
+              <w:bottom w:val="single" w:sz="2" w:space="0" w:color="000001"/>
+              <w:right w:val="single" w:sz="2" w:space="0" w:color="000001"/>
+            </w:tcBorders>
+            <w:shd w:fill="FFFFFF" w:val="clear"/>
+          </w:tcPr>
+          <w:p>
+            <w:pPr>
+              <w:pStyle w:val="TableContents"/>
+              <w:jc w:val="both"/>
+              <w:rPr/>
+            </w:pPr>
+            <w:r>
+              <w:rPr/>
+              <w:t>40</w:t>
+            </w:r>
+          </w:p>
+        </w:tc>
+      </w:tr>
+      <w:tr>
+        <w:trPr/>
+        <w:tc>
+          <w:tcPr>
+            <w:tcW w:w="1358" w:type="dxa"/>
+            <w:vMerge w:val="continue"/>
+            <w:tcBorders>
+              <w:left w:val="single" w:sz="2" w:space="0" w:color="000001"/>
+              <w:bottom w:val="single" w:sz="2" w:space="0" w:color="000001"/>
+            </w:tcBorders>
+            <w:shd w:fill="FFFFFF" w:val="clear"/>
+          </w:tcPr>
+          <w:p>
+            <w:pPr>
+              <w:pStyle w:val="Normal"/>
+              <w:jc w:val="center"/>
+              <w:rPr/>
+            </w:pPr>
+            <w:r>
+              <w:rPr/>
+            </w:r>
+          </w:p>
+        </w:tc>
+        <w:tc>
+          <w:tcPr>
+            <w:tcW w:w="8219" w:type="dxa"/>
+            <w:tcBorders>
+              <w:left w:val="single" w:sz="2" w:space="0" w:color="000001"/>
+              <w:bottom w:val="single" w:sz="2" w:space="0" w:color="000001"/>
+            </w:tcBorders>
+            <w:shd w:fill="FFFFFF" w:val="clear"/>
+          </w:tcPr>
+          <w:p>
+            <w:pPr>
+              <w:pStyle w:val="Normal"/>
+              <w:jc w:val="both"/>
+              <w:rPr>
+                <w:rFonts w:ascii="Tahoma" w:hAnsi="Tahoma" w:eastAsia="Tahoma" w:cs="Tahoma"/>
+                <w:sz w:val="20"/>
+                <w:szCs w:val="20"/>
+                <w:lang w:val="ca-ES"/>
+              </w:rPr>
+            </w:pPr>
+            <w:r>
+              <w:rPr>
+                <w:rFonts w:eastAsia="Tahoma" w:cs="Tahoma" w:ascii="Tahoma" w:hAnsi="Tahoma"/>
+                <w:sz w:val="20"/>
+                <w:szCs w:val="20"/>
+                <w:lang w:val="ca-ES"/>
+              </w:rPr>
+              <w:t>1 Examen de tot el Bloc. Examen final 1ªavaluació.</w:t>
+            </w:r>
+          </w:p>
+        </w:tc>
+        <w:tc>
+          <w:tcPr>
+            <w:tcW w:w="889" w:type="dxa"/>
+            <w:tcBorders>
+              <w:left w:val="single" w:sz="2" w:space="0" w:color="000001"/>
+              <w:bottom w:val="single" w:sz="2" w:space="0" w:color="000001"/>
+              <w:right w:val="single" w:sz="2" w:space="0" w:color="000001"/>
+            </w:tcBorders>
+            <w:shd w:fill="FFFFFF" w:val="clear"/>
+          </w:tcPr>
+          <w:p>
+            <w:pPr>
+              <w:pStyle w:val="TableContents"/>
+              <w:jc w:val="both"/>
+              <w:rPr/>
+            </w:pPr>
+            <w:r>
+              <w:rPr/>
+              <w:t>60</w:t>
+            </w:r>
+          </w:p>
+        </w:tc>
+      </w:tr>
+      <w:tr>
+        <w:trPr/>
+        <w:tc>
+          <w:tcPr>
+            <w:tcW w:w="1358" w:type="dxa"/>
+            <w:vMerge w:val="restart"/>
+            <w:tcBorders>
+              <w:left w:val="single" w:sz="2" w:space="0" w:color="000001"/>
+              <w:bottom w:val="single" w:sz="2" w:space="0" w:color="000001"/>
+            </w:tcBorders>
+            <w:shd w:fill="FFFFFF" w:val="clear"/>
+          </w:tcPr>
+          <w:p>
+            <w:pPr>
+              <w:pStyle w:val="Normal"/>
+              <w:jc w:val="center"/>
+              <w:rPr>
+                <w:rFonts w:ascii="Tahoma" w:hAnsi="Tahoma" w:eastAsia="Tahoma" w:cs="Tahoma"/>
+                <w:sz w:val="20"/>
+                <w:szCs w:val="20"/>
+              </w:rPr>
+            </w:pPr>
+            <w:r>
+              <w:rPr>
+                <w:rFonts w:eastAsia="Tahoma" w:cs="Tahoma" w:ascii="Tahoma" w:hAnsi="Tahoma"/>
+                <w:sz w:val="20"/>
+                <w:szCs w:val="20"/>
+              </w:rPr>
+              <w:t>2ª</w:t>
+            </w:r>
+          </w:p>
+        </w:tc>
+        <w:tc>
+          <w:tcPr>
+            <w:tcW w:w="8219" w:type="dxa"/>
+            <w:tcBorders>
+              <w:left w:val="single" w:sz="2" w:space="0" w:color="000001"/>
+              <w:bottom w:val="single" w:sz="2" w:space="0" w:color="000001"/>
+            </w:tcBorders>
+            <w:shd w:fill="FFFFFF" w:val="clear"/>
+          </w:tcPr>
+          <w:p>
+            <w:pPr>
+              <w:pStyle w:val="Normal"/>
+              <w:jc w:val="both"/>
+              <w:rPr>
+                <w:rFonts w:ascii="Tahoma" w:hAnsi="Tahoma" w:eastAsia="Tahoma" w:cs="Tahoma"/>
+                <w:sz w:val="20"/>
+                <w:szCs w:val="20"/>
+                <w:lang w:val="ca-ES"/>
+              </w:rPr>
+            </w:pPr>
+            <w:bookmarkStart w:id="5" w:name="__UnoMark__1465_780871116"/>
+            <w:bookmarkEnd w:id="5"/>
+            <w:r>
+              <w:rPr>
+                <w:rFonts w:eastAsia="Tahoma" w:cs="Tahoma" w:ascii="Tahoma" w:hAnsi="Tahoma"/>
+                <w:sz w:val="20"/>
+                <w:szCs w:val="20"/>
+                <w:lang w:val="ca-ES"/>
+              </w:rPr>
+              <w:t>1 control.</w:t>
+            </w:r>
+          </w:p>
+        </w:tc>
+        <w:tc>
+          <w:tcPr>
+            <w:tcW w:w="889" w:type="dxa"/>
+            <w:tcBorders>
+              <w:left w:val="single" w:sz="2" w:space="0" w:color="000001"/>
+              <w:bottom w:val="single" w:sz="2" w:space="0" w:color="000001"/>
+              <w:right w:val="single" w:sz="2" w:space="0" w:color="000001"/>
+            </w:tcBorders>
+            <w:shd w:fill="FFFFFF" w:val="clear"/>
+          </w:tcPr>
+          <w:p>
+            <w:pPr>
+              <w:pStyle w:val="TableContents"/>
+              <w:jc w:val="both"/>
+              <w:rPr/>
+            </w:pPr>
+            <w:r>
+              <w:rPr/>
+              <w:t>40</w:t>
+            </w:r>
+          </w:p>
+        </w:tc>
+      </w:tr>
+      <w:tr>
+        <w:trPr/>
+        <w:tc>
+          <w:tcPr>
+            <w:tcW w:w="1358" w:type="dxa"/>
+            <w:vMerge w:val="continue"/>
+            <w:tcBorders>
+              <w:left w:val="single" w:sz="2" w:space="0" w:color="000001"/>
+              <w:bottom w:val="single" w:sz="2" w:space="0" w:color="000001"/>
+            </w:tcBorders>
+            <w:shd w:fill="FFFFFF" w:val="clear"/>
+          </w:tcPr>
+          <w:p>
+            <w:pPr>
+              <w:pStyle w:val="Normal"/>
+              <w:jc w:val="center"/>
+              <w:rPr/>
+            </w:pPr>
+            <w:r>
+              <w:rPr/>
+            </w:r>
+          </w:p>
+        </w:tc>
+        <w:tc>
+          <w:tcPr>
+            <w:tcW w:w="8219" w:type="dxa"/>
+            <w:tcBorders>
+              <w:left w:val="single" w:sz="2" w:space="0" w:color="000001"/>
+              <w:bottom w:val="single" w:sz="2" w:space="0" w:color="000001"/>
+            </w:tcBorders>
+            <w:shd w:fill="FFFFFF" w:val="clear"/>
+          </w:tcPr>
+          <w:p>
+            <w:pPr>
+              <w:pStyle w:val="Normal"/>
+              <w:jc w:val="both"/>
+              <w:rPr>
+                <w:rFonts w:ascii="Tahoma" w:hAnsi="Tahoma" w:eastAsia="Tahoma" w:cs="Tahoma"/>
+                <w:sz w:val="20"/>
+                <w:szCs w:val="20"/>
+                <w:lang w:val="ca-ES"/>
+              </w:rPr>
+            </w:pPr>
+            <w:bookmarkStart w:id="6" w:name="__UnoMark__1466_780871116"/>
+            <w:bookmarkEnd w:id="6"/>
+            <w:r>
+              <w:rPr>
+                <w:rFonts w:eastAsia="Tahoma" w:cs="Tahoma" w:ascii="Tahoma" w:hAnsi="Tahoma"/>
+                <w:sz w:val="20"/>
+                <w:szCs w:val="20"/>
+                <w:lang w:val="ca-ES"/>
+              </w:rPr>
+              <w:t>1 Examen de tot el Bloc. Examen final 2ªavaluació.</w:t>
+            </w:r>
+          </w:p>
+        </w:tc>
+        <w:tc>
+          <w:tcPr>
+            <w:tcW w:w="889" w:type="dxa"/>
+            <w:tcBorders>
+              <w:left w:val="single" w:sz="2" w:space="0" w:color="000001"/>
+              <w:bottom w:val="single" w:sz="2" w:space="0" w:color="000001"/>
+              <w:right w:val="single" w:sz="2" w:space="0" w:color="000001"/>
+            </w:tcBorders>
+            <w:shd w:fill="FFFFFF" w:val="clear"/>
+          </w:tcPr>
+          <w:p>
+            <w:pPr>
+              <w:pStyle w:val="TableContents"/>
+              <w:jc w:val="both"/>
+              <w:rPr/>
+            </w:pPr>
+            <w:r>
+              <w:rPr/>
+              <w:t>60</w:t>
+            </w:r>
+          </w:p>
+        </w:tc>
+      </w:tr>
+    </w:tbl>
     <w:p>
       <w:pPr>
         <w:pStyle w:val="Normal"/>
@@ -4941,6 +8279,3778 @@
         </w:rPr>
         <w:t>A més, per poder superar el mòdul, s’han d’haver superat tots els resultats d’aprenentatge. Un mòdul es considera superat quan la seva qualificació de centre és igual o superior a 5 punts i la formació en empresa o organisme equiparat sigui APTE.</w:t>
       </w:r>
+      <w:r>
+        <w:br w:type="page"/>
+      </w:r>
+    </w:p>
+    <w:p>
+      <w:pPr>
+        <w:pStyle w:val="Normal"/>
+        <w:spacing w:lineRule="auto" w:line="276" w:before="0" w:after="0"/>
+        <w:jc w:val="both"/>
+        <w:rPr>
+          <w:rFonts w:ascii="Tahoma" w:hAnsi="Tahoma" w:eastAsia="Tahoma" w:cs="Tahoma"/>
+          <w:sz w:val="20"/>
+          <w:szCs w:val="20"/>
+        </w:rPr>
+      </w:pPr>
+      <w:r>
+        <w:rPr>
+          <w:rFonts w:eastAsia="Tahoma" w:cs="Tahoma" w:ascii="Tahoma" w:hAnsi="Tahoma"/>
+          <w:sz w:val="20"/>
+          <w:szCs w:val="20"/>
+        </w:rPr>
+      </w:r>
+    </w:p>
+    <w:p>
+      <w:pPr>
+        <w:pStyle w:val="Normal"/>
+        <w:numPr>
+          <w:ilvl w:val="0"/>
+          <w:numId w:val="1"/>
+        </w:numPr>
+        <w:ind w:hanging="360" w:left="360" w:right="0"/>
+        <w:jc w:val="both"/>
+        <w:rPr>
+          <w:rFonts w:ascii="Tahoma" w:hAnsi="Tahoma" w:eastAsia="Tahoma" w:cs="Tahoma"/>
+          <w:b/>
+          <w:sz w:val="20"/>
+          <w:szCs w:val="20"/>
+        </w:rPr>
+      </w:pPr>
+      <w:r>
+        <w:rPr>
+          <w:rFonts w:eastAsia="Tahoma" w:cs="Tahoma" w:ascii="Tahoma" w:hAnsi="Tahoma"/>
+          <w:b/>
+          <w:sz w:val="20"/>
+          <w:szCs w:val="20"/>
+        </w:rPr>
+        <w:t>NOTA FINAL MÒDUL</w:t>
+      </w:r>
+    </w:p>
+    <w:p>
+      <w:pPr>
+        <w:pStyle w:val="BodyText"/>
+        <w:ind w:hanging="0" w:left="360" w:right="0"/>
+        <w:jc w:val="both"/>
+        <w:rPr>
+          <w:rFonts w:ascii="Tahoma" w:hAnsi="Tahoma" w:eastAsia="Tahoma" w:cs="Tahoma"/>
+          <w:sz w:val="20"/>
+          <w:szCs w:val="20"/>
+        </w:rPr>
+      </w:pPr>
+      <w:r>
+        <w:rPr>
+          <w:rFonts w:eastAsia="Tahoma" w:cs="Tahoma" w:ascii="Tahoma" w:hAnsi="Tahoma"/>
+          <w:sz w:val="20"/>
+          <w:szCs w:val="20"/>
+        </w:rPr>
+      </w:r>
+    </w:p>
+    <w:p>
+      <w:pPr>
+        <w:pStyle w:val="BodyText"/>
+        <w:ind w:hanging="0" w:left="360" w:right="0"/>
+        <w:jc w:val="both"/>
+        <w:rPr>
+          <w:rFonts w:ascii="Tahoma;sans-serif" w:hAnsi="Tahoma;sans-serif"/>
+          <w:b w:val="false"/>
+          <w:bCs w:val="false"/>
+          <w:i w:val="false"/>
+          <w:i w:val="false"/>
+          <w:caps w:val="false"/>
+          <w:smallCaps w:val="false"/>
+          <w:strike w:val="false"/>
+          <w:dstrike w:val="false"/>
+          <w:color w:val="000000"/>
+          <w:sz w:val="20"/>
+          <w:u w:val="none"/>
+          <w:effect w:val="none"/>
+          <w:shd w:fill="auto" w:val="clear"/>
+        </w:rPr>
+      </w:pPr>
+      <w:bookmarkStart w:id="7" w:name="docs-internal-guid-d5c40d63-7fff-5e4f-95"/>
+      <w:bookmarkEnd w:id="7"/>
+      <w:r>
+        <w:rPr>
+          <w:rFonts w:eastAsia="Tahoma" w:cs="Tahoma" w:ascii="Tahoma" w:hAnsi="Tahoma"/>
+          <w:b w:val="false"/>
+          <w:bCs w:val="false"/>
+          <w:i w:val="false"/>
+          <w:caps w:val="false"/>
+          <w:smallCaps w:val="false"/>
+          <w:strike w:val="false"/>
+          <w:dstrike w:val="false"/>
+          <w:color w:val="000000"/>
+          <w:sz w:val="20"/>
+          <w:szCs w:val="20"/>
+          <w:u w:val="none"/>
+          <w:effect w:val="none"/>
+          <w:shd w:fill="auto" w:val="clear"/>
+        </w:rPr>
+        <w:t>La nota final del mòdul professional està formada per la qualificació de la part de centre i la qualificació de la part de formació en empresa. La nota final del mòdul es calcularà segons la mitjana ponderada dels pesos de cada un dels resultats d’aprenentatge, tant de la part de centre com de la part de FEMPO, en funció de la següent taula:</w:t>
+      </w:r>
+    </w:p>
+    <w:p>
+      <w:pPr>
+        <w:pStyle w:val="Normal"/>
+        <w:ind w:hanging="360" w:left="360" w:right="0"/>
+        <w:jc w:val="both"/>
+        <w:rPr>
+          <w:b w:val="false"/>
+          <w:bCs w:val="false"/>
+        </w:rPr>
+      </w:pPr>
+      <w:r>
+        <w:rPr>
+          <w:b w:val="false"/>
+          <w:bCs w:val="false"/>
+        </w:rPr>
+      </w:r>
+    </w:p>
+    <w:tbl>
+      <w:tblPr>
+        <w:tblW w:w="9480" w:type="dxa"/>
+        <w:jc w:val="left"/>
+        <w:tblInd w:w="58" w:type="dxa"/>
+        <w:tblLayout w:type="fixed"/>
+        <w:tblCellMar>
+          <w:top w:w="58" w:type="dxa"/>
+          <w:left w:w="58" w:type="dxa"/>
+          <w:bottom w:w="58" w:type="dxa"/>
+          <w:right w:w="0" w:type="dxa"/>
+        </w:tblCellMar>
+      </w:tblPr>
+      <w:tblGrid>
+        <w:gridCol w:w="611"/>
+        <w:gridCol w:w="582"/>
+        <w:gridCol w:w="582"/>
+        <w:gridCol w:w="582"/>
+        <w:gridCol w:w="582"/>
+        <w:gridCol w:w="582"/>
+        <w:gridCol w:w="582"/>
+        <w:gridCol w:w="1274"/>
+        <w:gridCol w:w="1139"/>
+        <w:gridCol w:w="930"/>
+        <w:gridCol w:w="1073"/>
+        <w:gridCol w:w="960"/>
+      </w:tblGrid>
+      <w:tr>
+        <w:trPr/>
+        <w:tc>
+          <w:tcPr>
+            <w:tcW w:w="611" w:type="dxa"/>
+            <w:tcBorders>
+              <w:top w:val="single" w:sz="2" w:space="0" w:color="000000"/>
+              <w:left w:val="single" w:sz="2" w:space="0" w:color="000000"/>
+              <w:bottom w:val="single" w:sz="2" w:space="0" w:color="000000"/>
+            </w:tcBorders>
+          </w:tcPr>
+          <w:p>
+            <w:pPr>
+              <w:pStyle w:val="TableContents"/>
+              <w:spacing w:before="0" w:after="283"/>
+              <w:ind w:hanging="0" w:left="0" w:right="0"/>
+              <w:jc w:val="left"/>
+              <w:rPr>
+                <w:rFonts w:ascii="Liberation Serif;serif" w:hAnsi="Liberation Serif;serif"/>
+                <w:b w:val="false"/>
+                <w:i w:val="false"/>
+                <w:i w:val="false"/>
+                <w:caps w:val="false"/>
+                <w:smallCaps w:val="false"/>
+                <w:strike w:val="false"/>
+                <w:dstrike w:val="false"/>
+                <w:color w:val="000000"/>
+                <w:sz w:val="24"/>
+                <w:u w:val="none"/>
+                <w:effect w:val="none"/>
+              </w:rPr>
+            </w:pPr>
+            <w:r>
+              <w:rPr>
+                <w:rFonts w:ascii="Liberation Serif;serif" w:hAnsi="Liberation Serif;serif"/>
+                <w:b w:val="false"/>
+                <w:i w:val="false"/>
+                <w:caps w:val="false"/>
+                <w:smallCaps w:val="false"/>
+                <w:strike w:val="false"/>
+                <w:dstrike w:val="false"/>
+                <w:color w:val="000000"/>
+                <w:sz w:val="24"/>
+                <w:u w:val="none"/>
+                <w:effect w:val="none"/>
+              </w:rPr>
+              <w:t>RA</w:t>
+            </w:r>
+          </w:p>
+        </w:tc>
+        <w:tc>
+          <w:tcPr>
+            <w:tcW w:w="582" w:type="dxa"/>
+            <w:tcBorders>
+              <w:top w:val="single" w:sz="2" w:space="0" w:color="000000"/>
+              <w:left w:val="single" w:sz="2" w:space="0" w:color="000000"/>
+              <w:bottom w:val="single" w:sz="2" w:space="0" w:color="000000"/>
+            </w:tcBorders>
+          </w:tcPr>
+          <w:p>
+            <w:pPr>
+              <w:pStyle w:val="TableContents"/>
+              <w:spacing w:before="0" w:after="283"/>
+              <w:ind w:hanging="0" w:left="0" w:right="0"/>
+              <w:jc w:val="left"/>
+              <w:rPr>
+                <w:rFonts w:ascii="Liberation Serif;serif" w:hAnsi="Liberation Serif;serif"/>
+                <w:b w:val="false"/>
+                <w:i w:val="false"/>
+                <w:i w:val="false"/>
+                <w:caps w:val="false"/>
+                <w:smallCaps w:val="false"/>
+                <w:strike w:val="false"/>
+                <w:dstrike w:val="false"/>
+                <w:color w:val="000000"/>
+                <w:sz w:val="24"/>
+                <w:u w:val="none"/>
+                <w:effect w:val="none"/>
+              </w:rPr>
+            </w:pPr>
+            <w:r>
+              <w:rPr>
+                <w:rFonts w:ascii="Liberation Serif;serif" w:hAnsi="Liberation Serif;serif"/>
+                <w:b w:val="false"/>
+                <w:i w:val="false"/>
+                <w:caps w:val="false"/>
+                <w:smallCaps w:val="false"/>
+                <w:strike w:val="false"/>
+                <w:dstrike w:val="false"/>
+                <w:color w:val="000000"/>
+                <w:sz w:val="24"/>
+                <w:u w:val="none"/>
+                <w:effect w:val="none"/>
+              </w:rPr>
+              <w:t>UT1</w:t>
+            </w:r>
+          </w:p>
+        </w:tc>
+        <w:tc>
+          <w:tcPr>
+            <w:tcW w:w="582" w:type="dxa"/>
+            <w:tcBorders>
+              <w:top w:val="single" w:sz="2" w:space="0" w:color="000000"/>
+              <w:left w:val="single" w:sz="2" w:space="0" w:color="000000"/>
+              <w:bottom w:val="single" w:sz="2" w:space="0" w:color="000000"/>
+            </w:tcBorders>
+          </w:tcPr>
+          <w:p>
+            <w:pPr>
+              <w:pStyle w:val="TableContents"/>
+              <w:spacing w:before="0" w:after="283"/>
+              <w:ind w:hanging="0" w:left="0" w:right="0"/>
+              <w:jc w:val="left"/>
+              <w:rPr>
+                <w:rFonts w:ascii="Liberation Serif;serif" w:hAnsi="Liberation Serif;serif"/>
+                <w:b w:val="false"/>
+                <w:i w:val="false"/>
+                <w:i w:val="false"/>
+                <w:caps w:val="false"/>
+                <w:smallCaps w:val="false"/>
+                <w:strike w:val="false"/>
+                <w:dstrike w:val="false"/>
+                <w:color w:val="000000"/>
+                <w:sz w:val="24"/>
+                <w:u w:val="none"/>
+                <w:effect w:val="none"/>
+              </w:rPr>
+            </w:pPr>
+            <w:r>
+              <w:rPr>
+                <w:rFonts w:ascii="Liberation Serif;serif" w:hAnsi="Liberation Serif;serif"/>
+                <w:b w:val="false"/>
+                <w:i w:val="false"/>
+                <w:caps w:val="false"/>
+                <w:smallCaps w:val="false"/>
+                <w:strike w:val="false"/>
+                <w:dstrike w:val="false"/>
+                <w:color w:val="000000"/>
+                <w:sz w:val="24"/>
+                <w:u w:val="none"/>
+                <w:effect w:val="none"/>
+              </w:rPr>
+              <w:t>UT2</w:t>
+            </w:r>
+          </w:p>
+        </w:tc>
+        <w:tc>
+          <w:tcPr>
+            <w:tcW w:w="582" w:type="dxa"/>
+            <w:tcBorders>
+              <w:top w:val="single" w:sz="2" w:space="0" w:color="000000"/>
+              <w:left w:val="single" w:sz="2" w:space="0" w:color="000000"/>
+              <w:bottom w:val="single" w:sz="2" w:space="0" w:color="000000"/>
+            </w:tcBorders>
+          </w:tcPr>
+          <w:p>
+            <w:pPr>
+              <w:pStyle w:val="TableContents"/>
+              <w:spacing w:before="0" w:after="283"/>
+              <w:ind w:hanging="0" w:left="0" w:right="0"/>
+              <w:jc w:val="left"/>
+              <w:rPr>
+                <w:rFonts w:ascii="Liberation Serif;serif" w:hAnsi="Liberation Serif;serif"/>
+                <w:b w:val="false"/>
+                <w:i w:val="false"/>
+                <w:i w:val="false"/>
+                <w:caps w:val="false"/>
+                <w:smallCaps w:val="false"/>
+                <w:strike w:val="false"/>
+                <w:dstrike w:val="false"/>
+                <w:color w:val="000000"/>
+                <w:sz w:val="24"/>
+                <w:u w:val="none"/>
+                <w:effect w:val="none"/>
+              </w:rPr>
+            </w:pPr>
+            <w:r>
+              <w:rPr>
+                <w:rFonts w:ascii="Liberation Serif;serif" w:hAnsi="Liberation Serif;serif"/>
+                <w:b w:val="false"/>
+                <w:i w:val="false"/>
+                <w:caps w:val="false"/>
+                <w:smallCaps w:val="false"/>
+                <w:strike w:val="false"/>
+                <w:dstrike w:val="false"/>
+                <w:color w:val="000000"/>
+                <w:sz w:val="24"/>
+                <w:u w:val="none"/>
+                <w:effect w:val="none"/>
+              </w:rPr>
+              <w:t>UT3</w:t>
+            </w:r>
+          </w:p>
+        </w:tc>
+        <w:tc>
+          <w:tcPr>
+            <w:tcW w:w="582" w:type="dxa"/>
+            <w:tcBorders>
+              <w:top w:val="single" w:sz="2" w:space="0" w:color="000000"/>
+              <w:left w:val="single" w:sz="2" w:space="0" w:color="000000"/>
+              <w:bottom w:val="single" w:sz="2" w:space="0" w:color="000000"/>
+            </w:tcBorders>
+          </w:tcPr>
+          <w:p>
+            <w:pPr>
+              <w:pStyle w:val="TableContents"/>
+              <w:spacing w:before="0" w:after="283"/>
+              <w:ind w:hanging="0" w:left="0" w:right="0"/>
+              <w:jc w:val="left"/>
+              <w:rPr>
+                <w:rFonts w:ascii="Liberation Serif;serif" w:hAnsi="Liberation Serif;serif"/>
+                <w:b w:val="false"/>
+                <w:i w:val="false"/>
+                <w:i w:val="false"/>
+                <w:caps w:val="false"/>
+                <w:smallCaps w:val="false"/>
+                <w:strike w:val="false"/>
+                <w:dstrike w:val="false"/>
+                <w:color w:val="000000"/>
+                <w:sz w:val="24"/>
+                <w:u w:val="none"/>
+                <w:effect w:val="none"/>
+              </w:rPr>
+            </w:pPr>
+            <w:r>
+              <w:rPr>
+                <w:rFonts w:ascii="Liberation Serif;serif" w:hAnsi="Liberation Serif;serif"/>
+                <w:b w:val="false"/>
+                <w:i w:val="false"/>
+                <w:caps w:val="false"/>
+                <w:smallCaps w:val="false"/>
+                <w:strike w:val="false"/>
+                <w:dstrike w:val="false"/>
+                <w:color w:val="000000"/>
+                <w:sz w:val="24"/>
+                <w:u w:val="none"/>
+                <w:effect w:val="none"/>
+              </w:rPr>
+              <w:t>UT4</w:t>
+            </w:r>
+          </w:p>
+        </w:tc>
+        <w:tc>
+          <w:tcPr>
+            <w:tcW w:w="582" w:type="dxa"/>
+            <w:tcBorders>
+              <w:top w:val="single" w:sz="2" w:space="0" w:color="000000"/>
+              <w:left w:val="single" w:sz="2" w:space="0" w:color="000000"/>
+              <w:bottom w:val="single" w:sz="2" w:space="0" w:color="000000"/>
+            </w:tcBorders>
+          </w:tcPr>
+          <w:p>
+            <w:pPr>
+              <w:pStyle w:val="TableContents"/>
+              <w:spacing w:before="0" w:after="283"/>
+              <w:ind w:hanging="0" w:left="0" w:right="0"/>
+              <w:jc w:val="left"/>
+              <w:rPr>
+                <w:rFonts w:ascii="Liberation Serif;serif" w:hAnsi="Liberation Serif;serif"/>
+                <w:b w:val="false"/>
+                <w:i w:val="false"/>
+                <w:i w:val="false"/>
+                <w:caps w:val="false"/>
+                <w:smallCaps w:val="false"/>
+                <w:strike w:val="false"/>
+                <w:dstrike w:val="false"/>
+                <w:color w:val="000000"/>
+                <w:sz w:val="24"/>
+                <w:u w:val="none"/>
+                <w:effect w:val="none"/>
+              </w:rPr>
+            </w:pPr>
+            <w:r>
+              <w:rPr>
+                <w:rFonts w:ascii="Liberation Serif;serif" w:hAnsi="Liberation Serif;serif"/>
+                <w:b w:val="false"/>
+                <w:i w:val="false"/>
+                <w:caps w:val="false"/>
+                <w:smallCaps w:val="false"/>
+                <w:strike w:val="false"/>
+                <w:dstrike w:val="false"/>
+                <w:color w:val="000000"/>
+                <w:sz w:val="24"/>
+                <w:u w:val="none"/>
+                <w:effect w:val="none"/>
+              </w:rPr>
+              <w:t>UT5</w:t>
+            </w:r>
+          </w:p>
+        </w:tc>
+        <w:tc>
+          <w:tcPr>
+            <w:tcW w:w="582" w:type="dxa"/>
+            <w:tcBorders>
+              <w:top w:val="single" w:sz="2" w:space="0" w:color="000000"/>
+              <w:left w:val="single" w:sz="2" w:space="0" w:color="000000"/>
+              <w:bottom w:val="single" w:sz="2" w:space="0" w:color="000000"/>
+            </w:tcBorders>
+          </w:tcPr>
+          <w:p>
+            <w:pPr>
+              <w:pStyle w:val="TableContents"/>
+              <w:spacing w:before="0" w:after="283"/>
+              <w:ind w:hanging="0" w:left="0" w:right="0"/>
+              <w:jc w:val="left"/>
+              <w:rPr>
+                <w:rFonts w:ascii="Liberation Serif;serif" w:hAnsi="Liberation Serif;serif"/>
+                <w:b w:val="false"/>
+                <w:i w:val="false"/>
+                <w:i w:val="false"/>
+                <w:caps w:val="false"/>
+                <w:smallCaps w:val="false"/>
+                <w:strike w:val="false"/>
+                <w:dstrike w:val="false"/>
+                <w:color w:val="000000"/>
+                <w:sz w:val="24"/>
+                <w:u w:val="none"/>
+                <w:effect w:val="none"/>
+              </w:rPr>
+            </w:pPr>
+            <w:r>
+              <w:rPr>
+                <w:rFonts w:ascii="Liberation Serif;serif" w:hAnsi="Liberation Serif;serif"/>
+                <w:b w:val="false"/>
+                <w:i w:val="false"/>
+                <w:caps w:val="false"/>
+                <w:smallCaps w:val="false"/>
+                <w:strike w:val="false"/>
+                <w:dstrike w:val="false"/>
+                <w:color w:val="000000"/>
+                <w:sz w:val="24"/>
+                <w:u w:val="none"/>
+                <w:effect w:val="none"/>
+              </w:rPr>
+              <w:t>UT6</w:t>
+            </w:r>
+          </w:p>
+        </w:tc>
+        <w:tc>
+          <w:tcPr>
+            <w:tcW w:w="1274" w:type="dxa"/>
+            <w:tcBorders>
+              <w:top w:val="single" w:sz="2" w:space="0" w:color="000000"/>
+              <w:left w:val="single" w:sz="2" w:space="0" w:color="000000"/>
+              <w:bottom w:val="single" w:sz="2" w:space="0" w:color="000000"/>
+            </w:tcBorders>
+          </w:tcPr>
+          <w:p>
+            <w:pPr>
+              <w:pStyle w:val="TableContents"/>
+              <w:spacing w:before="0" w:after="283"/>
+              <w:ind w:hanging="0" w:left="0" w:right="0"/>
+              <w:jc w:val="left"/>
+              <w:rPr>
+                <w:rFonts w:ascii="Liberation Serif;serif" w:hAnsi="Liberation Serif;serif"/>
+                <w:b w:val="false"/>
+                <w:i w:val="false"/>
+                <w:i w:val="false"/>
+                <w:caps w:val="false"/>
+                <w:smallCaps w:val="false"/>
+                <w:strike w:val="false"/>
+                <w:dstrike w:val="false"/>
+                <w:color w:val="000000"/>
+                <w:sz w:val="24"/>
+                <w:u w:val="none"/>
+                <w:effect w:val="none"/>
+              </w:rPr>
+            </w:pPr>
+            <w:r>
+              <w:rPr>
+                <w:rFonts w:ascii="Liberation Serif;serif" w:hAnsi="Liberation Serif;serif"/>
+                <w:b w:val="false"/>
+                <w:i w:val="false"/>
+                <w:caps w:val="false"/>
+                <w:smallCaps w:val="false"/>
+                <w:strike w:val="false"/>
+                <w:dstrike w:val="false"/>
+                <w:color w:val="000000"/>
+                <w:sz w:val="24"/>
+                <w:u w:val="none"/>
+                <w:effect w:val="none"/>
+              </w:rPr>
+              <w:t>%CENTRE</w:t>
+            </w:r>
+          </w:p>
+        </w:tc>
+        <w:tc>
+          <w:tcPr>
+            <w:tcW w:w="1139" w:type="dxa"/>
+            <w:tcBorders>
+              <w:top w:val="single" w:sz="2" w:space="0" w:color="000000"/>
+              <w:left w:val="single" w:sz="2" w:space="0" w:color="000000"/>
+              <w:bottom w:val="single" w:sz="2" w:space="0" w:color="000000"/>
+            </w:tcBorders>
+          </w:tcPr>
+          <w:p>
+            <w:pPr>
+              <w:pStyle w:val="TableContents"/>
+              <w:spacing w:before="0" w:after="283"/>
+              <w:ind w:hanging="0" w:left="0" w:right="0"/>
+              <w:jc w:val="left"/>
+              <w:rPr>
+                <w:rFonts w:ascii="Liberation Serif;serif" w:hAnsi="Liberation Serif;serif"/>
+                <w:b w:val="false"/>
+                <w:i w:val="false"/>
+                <w:i w:val="false"/>
+                <w:caps w:val="false"/>
+                <w:smallCaps w:val="false"/>
+                <w:strike w:val="false"/>
+                <w:dstrike w:val="false"/>
+                <w:color w:val="000000"/>
+                <w:sz w:val="24"/>
+                <w:u w:val="none"/>
+                <w:effect w:val="none"/>
+              </w:rPr>
+            </w:pPr>
+            <w:r>
+              <w:rPr>
+                <w:rFonts w:ascii="Liberation Serif;serif" w:hAnsi="Liberation Serif;serif"/>
+                <w:b w:val="false"/>
+                <w:i w:val="false"/>
+                <w:caps w:val="false"/>
+                <w:smallCaps w:val="false"/>
+                <w:strike w:val="false"/>
+                <w:dstrike w:val="false"/>
+                <w:color w:val="000000"/>
+                <w:sz w:val="24"/>
+                <w:u w:val="none"/>
+                <w:effect w:val="none"/>
+              </w:rPr>
+              <w:t>%FEMPO</w:t>
+            </w:r>
+          </w:p>
+        </w:tc>
+        <w:tc>
+          <w:tcPr>
+            <w:tcW w:w="930" w:type="dxa"/>
+            <w:tcBorders>
+              <w:top w:val="single" w:sz="2" w:space="0" w:color="000000"/>
+              <w:left w:val="single" w:sz="2" w:space="0" w:color="000000"/>
+              <w:bottom w:val="single" w:sz="2" w:space="0" w:color="000000"/>
+            </w:tcBorders>
+          </w:tcPr>
+          <w:p>
+            <w:pPr>
+              <w:pStyle w:val="TableContents"/>
+              <w:spacing w:before="0" w:after="283"/>
+              <w:ind w:hanging="0" w:left="0" w:right="0"/>
+              <w:jc w:val="left"/>
+              <w:rPr>
+                <w:rFonts w:ascii="Liberation Serif;serif" w:hAnsi="Liberation Serif;serif"/>
+                <w:b w:val="false"/>
+                <w:i w:val="false"/>
+                <w:i w:val="false"/>
+                <w:caps w:val="false"/>
+                <w:smallCaps w:val="false"/>
+                <w:strike w:val="false"/>
+                <w:dstrike w:val="false"/>
+                <w:color w:val="000000"/>
+                <w:sz w:val="24"/>
+                <w:u w:val="none"/>
+                <w:effect w:val="none"/>
+              </w:rPr>
+            </w:pPr>
+            <w:r>
+              <w:rPr>
+                <w:rFonts w:ascii="Liberation Serif;serif" w:hAnsi="Liberation Serif;serif"/>
+                <w:b w:val="false"/>
+                <w:i w:val="false"/>
+                <w:caps w:val="false"/>
+                <w:smallCaps w:val="false"/>
+                <w:strike w:val="false"/>
+                <w:dstrike w:val="false"/>
+                <w:color w:val="000000"/>
+                <w:sz w:val="24"/>
+                <w:u w:val="none"/>
+                <w:effect w:val="none"/>
+              </w:rPr>
+              <w:t>TOTAL</w:t>
+            </w:r>
+          </w:p>
+        </w:tc>
+        <w:tc>
+          <w:tcPr>
+            <w:tcW w:w="1073" w:type="dxa"/>
+            <w:tcBorders>
+              <w:top w:val="single" w:sz="2" w:space="0" w:color="000000"/>
+              <w:left w:val="single" w:sz="2" w:space="0" w:color="000000"/>
+              <w:bottom w:val="single" w:sz="2" w:space="0" w:color="000000"/>
+            </w:tcBorders>
+          </w:tcPr>
+          <w:p>
+            <w:pPr>
+              <w:pStyle w:val="TableContents"/>
+              <w:spacing w:before="0" w:after="283"/>
+              <w:ind w:hanging="0" w:left="0" w:right="0"/>
+              <w:jc w:val="left"/>
+              <w:rPr>
+                <w:rFonts w:ascii="Liberation Serif;serif" w:hAnsi="Liberation Serif;serif"/>
+                <w:b w:val="false"/>
+                <w:i w:val="false"/>
+                <w:i w:val="false"/>
+                <w:caps w:val="false"/>
+                <w:smallCaps w:val="false"/>
+                <w:strike w:val="false"/>
+                <w:dstrike w:val="false"/>
+                <w:color w:val="000000"/>
+                <w:sz w:val="24"/>
+                <w:u w:val="none"/>
+                <w:effect w:val="none"/>
+              </w:rPr>
+            </w:pPr>
+            <w:r>
+              <w:rPr>
+                <w:rFonts w:ascii="Liberation Serif;serif" w:hAnsi="Liberation Serif;serif"/>
+                <w:b w:val="false"/>
+                <w:i w:val="false"/>
+                <w:caps w:val="false"/>
+                <w:smallCaps w:val="false"/>
+                <w:strike w:val="false"/>
+                <w:dstrike w:val="false"/>
+                <w:color w:val="000000"/>
+                <w:sz w:val="24"/>
+                <w:u w:val="none"/>
+                <w:effect w:val="none"/>
+              </w:rPr>
+              <w:t>PES NOTA CENTRE</w:t>
+            </w:r>
+          </w:p>
+        </w:tc>
+        <w:tc>
+          <w:tcPr>
+            <w:tcW w:w="960" w:type="dxa"/>
+            <w:tcBorders>
+              <w:top w:val="single" w:sz="2" w:space="0" w:color="000000"/>
+              <w:left w:val="single" w:sz="2" w:space="0" w:color="000000"/>
+              <w:bottom w:val="single" w:sz="2" w:space="0" w:color="000000"/>
+              <w:right w:val="single" w:sz="2" w:space="0" w:color="000000"/>
+            </w:tcBorders>
+            <w:tcMar>
+              <w:right w:w="58" w:type="dxa"/>
+            </w:tcMar>
+          </w:tcPr>
+          <w:p>
+            <w:pPr>
+              <w:pStyle w:val="TableContents"/>
+              <w:spacing w:before="0" w:after="283"/>
+              <w:ind w:hanging="0" w:left="0" w:right="0"/>
+              <w:jc w:val="left"/>
+              <w:rPr>
+                <w:rFonts w:ascii="Liberation Serif;serif" w:hAnsi="Liberation Serif;serif"/>
+                <w:b w:val="false"/>
+                <w:i w:val="false"/>
+                <w:i w:val="false"/>
+                <w:caps w:val="false"/>
+                <w:smallCaps w:val="false"/>
+                <w:strike w:val="false"/>
+                <w:dstrike w:val="false"/>
+                <w:color w:val="000000"/>
+                <w:sz w:val="24"/>
+                <w:u w:val="none"/>
+                <w:effect w:val="none"/>
+              </w:rPr>
+            </w:pPr>
+            <w:r>
+              <w:rPr>
+                <w:rFonts w:ascii="Liberation Serif;serif" w:hAnsi="Liberation Serif;serif"/>
+                <w:b w:val="false"/>
+                <w:i w:val="false"/>
+                <w:caps w:val="false"/>
+                <w:smallCaps w:val="false"/>
+                <w:strike w:val="false"/>
+                <w:dstrike w:val="false"/>
+                <w:color w:val="000000"/>
+                <w:sz w:val="24"/>
+                <w:u w:val="none"/>
+                <w:effect w:val="none"/>
+              </w:rPr>
+              <w:t>PES NOTA FEMPO</w:t>
+            </w:r>
+          </w:p>
+        </w:tc>
+      </w:tr>
+      <w:tr>
+        <w:trPr/>
+        <w:tc>
+          <w:tcPr>
+            <w:tcW w:w="611" w:type="dxa"/>
+            <w:tcBorders>
+              <w:top w:val="single" w:sz="2" w:space="0" w:color="000000"/>
+              <w:left w:val="single" w:sz="2" w:space="0" w:color="000000"/>
+              <w:bottom w:val="single" w:sz="2" w:space="0" w:color="000000"/>
+            </w:tcBorders>
+          </w:tcPr>
+          <w:p>
+            <w:pPr>
+              <w:pStyle w:val="TableContents"/>
+              <w:spacing w:before="0" w:after="283"/>
+              <w:ind w:hanging="0" w:left="0" w:right="0"/>
+              <w:jc w:val="left"/>
+              <w:rPr>
+                <w:rFonts w:ascii="Liberation Serif;serif" w:hAnsi="Liberation Serif;serif"/>
+                <w:b w:val="false"/>
+                <w:i w:val="false"/>
+                <w:i w:val="false"/>
+                <w:caps w:val="false"/>
+                <w:smallCaps w:val="false"/>
+                <w:strike w:val="false"/>
+                <w:dstrike w:val="false"/>
+                <w:color w:val="000000"/>
+                <w:sz w:val="24"/>
+                <w:u w:val="none"/>
+                <w:effect w:val="none"/>
+              </w:rPr>
+            </w:pPr>
+            <w:r>
+              <w:rPr>
+                <w:rFonts w:ascii="Liberation Serif;serif" w:hAnsi="Liberation Serif;serif"/>
+                <w:b w:val="false"/>
+                <w:i w:val="false"/>
+                <w:caps w:val="false"/>
+                <w:smallCaps w:val="false"/>
+                <w:strike w:val="false"/>
+                <w:dstrike w:val="false"/>
+                <w:color w:val="000000"/>
+                <w:sz w:val="24"/>
+                <w:u w:val="none"/>
+                <w:effect w:val="none"/>
+              </w:rPr>
+              <w:t>RA1</w:t>
+            </w:r>
+          </w:p>
+        </w:tc>
+        <w:tc>
+          <w:tcPr>
+            <w:tcW w:w="582" w:type="dxa"/>
+            <w:tcBorders>
+              <w:top w:val="single" w:sz="2" w:space="0" w:color="000000"/>
+              <w:left w:val="single" w:sz="2" w:space="0" w:color="000000"/>
+              <w:bottom w:val="single" w:sz="2" w:space="0" w:color="000000"/>
+            </w:tcBorders>
+          </w:tcPr>
+          <w:p>
+            <w:pPr>
+              <w:pStyle w:val="TableContents"/>
+              <w:spacing w:before="0" w:after="283"/>
+              <w:ind w:hanging="0" w:left="0" w:right="0"/>
+              <w:jc w:val="left"/>
+              <w:rPr>
+                <w:rFonts w:ascii="Liberation Serif;serif" w:hAnsi="Liberation Serif;serif"/>
+                <w:b w:val="false"/>
+                <w:i w:val="false"/>
+                <w:i w:val="false"/>
+                <w:caps w:val="false"/>
+                <w:smallCaps w:val="false"/>
+                <w:strike w:val="false"/>
+                <w:dstrike w:val="false"/>
+                <w:color w:val="000000"/>
+                <w:sz w:val="24"/>
+                <w:u w:val="none"/>
+                <w:effect w:val="none"/>
+              </w:rPr>
+            </w:pPr>
+            <w:r>
+              <w:rPr>
+                <w:rFonts w:ascii="Liberation Serif;serif" w:hAnsi="Liberation Serif;serif"/>
+                <w:b w:val="false"/>
+                <w:i w:val="false"/>
+                <w:caps w:val="false"/>
+                <w:smallCaps w:val="false"/>
+                <w:strike w:val="false"/>
+                <w:dstrike w:val="false"/>
+                <w:color w:val="000000"/>
+                <w:sz w:val="24"/>
+                <w:u w:val="none"/>
+                <w:effect w:val="none"/>
+              </w:rPr>
+              <w:t>95%</w:t>
+            </w:r>
+          </w:p>
+        </w:tc>
+        <w:tc>
+          <w:tcPr>
+            <w:tcW w:w="582" w:type="dxa"/>
+            <w:tcBorders>
+              <w:top w:val="single" w:sz="2" w:space="0" w:color="000000"/>
+              <w:left w:val="single" w:sz="2" w:space="0" w:color="000000"/>
+              <w:bottom w:val="single" w:sz="2" w:space="0" w:color="000000"/>
+            </w:tcBorders>
+          </w:tcPr>
+          <w:p>
+            <w:pPr>
+              <w:pStyle w:val="TableContents"/>
+              <w:spacing w:before="0" w:after="283"/>
+              <w:ind w:hanging="0" w:left="0" w:right="0"/>
+              <w:jc w:val="left"/>
+              <w:rPr/>
+            </w:pPr>
+            <w:r>
+              <w:rPr/>
+            </w:r>
+          </w:p>
+        </w:tc>
+        <w:tc>
+          <w:tcPr>
+            <w:tcW w:w="582" w:type="dxa"/>
+            <w:tcBorders>
+              <w:top w:val="single" w:sz="2" w:space="0" w:color="000000"/>
+              <w:left w:val="single" w:sz="2" w:space="0" w:color="000000"/>
+              <w:bottom w:val="single" w:sz="2" w:space="0" w:color="000000"/>
+            </w:tcBorders>
+          </w:tcPr>
+          <w:p>
+            <w:pPr>
+              <w:pStyle w:val="TableContents"/>
+              <w:spacing w:before="0" w:after="283"/>
+              <w:ind w:hanging="0" w:left="0" w:right="0"/>
+              <w:jc w:val="left"/>
+              <w:rPr/>
+            </w:pPr>
+            <w:r>
+              <w:rPr/>
+            </w:r>
+          </w:p>
+        </w:tc>
+        <w:tc>
+          <w:tcPr>
+            <w:tcW w:w="582" w:type="dxa"/>
+            <w:tcBorders>
+              <w:top w:val="single" w:sz="2" w:space="0" w:color="000000"/>
+              <w:left w:val="single" w:sz="2" w:space="0" w:color="000000"/>
+              <w:bottom w:val="single" w:sz="2" w:space="0" w:color="000000"/>
+            </w:tcBorders>
+          </w:tcPr>
+          <w:p>
+            <w:pPr>
+              <w:pStyle w:val="TableContents"/>
+              <w:spacing w:before="0" w:after="283"/>
+              <w:ind w:hanging="0" w:left="0" w:right="0"/>
+              <w:jc w:val="left"/>
+              <w:rPr/>
+            </w:pPr>
+            <w:r>
+              <w:rPr/>
+            </w:r>
+          </w:p>
+        </w:tc>
+        <w:tc>
+          <w:tcPr>
+            <w:tcW w:w="582" w:type="dxa"/>
+            <w:tcBorders>
+              <w:top w:val="single" w:sz="2" w:space="0" w:color="000000"/>
+              <w:left w:val="single" w:sz="2" w:space="0" w:color="000000"/>
+              <w:bottom w:val="single" w:sz="2" w:space="0" w:color="000000"/>
+            </w:tcBorders>
+          </w:tcPr>
+          <w:p>
+            <w:pPr>
+              <w:pStyle w:val="TableContents"/>
+              <w:spacing w:before="0" w:after="283"/>
+              <w:ind w:hanging="0" w:left="0" w:right="0"/>
+              <w:jc w:val="left"/>
+              <w:rPr/>
+            </w:pPr>
+            <w:r>
+              <w:rPr/>
+            </w:r>
+          </w:p>
+        </w:tc>
+        <w:tc>
+          <w:tcPr>
+            <w:tcW w:w="582" w:type="dxa"/>
+            <w:tcBorders>
+              <w:top w:val="single" w:sz="2" w:space="0" w:color="000000"/>
+              <w:left w:val="single" w:sz="2" w:space="0" w:color="000000"/>
+              <w:bottom w:val="single" w:sz="2" w:space="0" w:color="000000"/>
+            </w:tcBorders>
+          </w:tcPr>
+          <w:p>
+            <w:pPr>
+              <w:pStyle w:val="TableContents"/>
+              <w:spacing w:before="0" w:after="283"/>
+              <w:ind w:hanging="0" w:left="0" w:right="0"/>
+              <w:jc w:val="left"/>
+              <w:rPr/>
+            </w:pPr>
+            <w:r>
+              <w:rPr/>
+            </w:r>
+          </w:p>
+        </w:tc>
+        <w:tc>
+          <w:tcPr>
+            <w:tcW w:w="1274" w:type="dxa"/>
+            <w:tcBorders>
+              <w:top w:val="single" w:sz="2" w:space="0" w:color="000000"/>
+              <w:left w:val="single" w:sz="2" w:space="0" w:color="000000"/>
+              <w:bottom w:val="single" w:sz="2" w:space="0" w:color="000000"/>
+            </w:tcBorders>
+          </w:tcPr>
+          <w:p>
+            <w:pPr>
+              <w:pStyle w:val="TableContents"/>
+              <w:spacing w:before="0" w:after="283"/>
+              <w:ind w:hanging="0" w:left="0" w:right="0"/>
+              <w:jc w:val="left"/>
+              <w:rPr>
+                <w:rFonts w:ascii="Liberation Serif;serif" w:hAnsi="Liberation Serif;serif"/>
+                <w:b w:val="false"/>
+                <w:i w:val="false"/>
+                <w:i w:val="false"/>
+                <w:caps w:val="false"/>
+                <w:smallCaps w:val="false"/>
+                <w:strike w:val="false"/>
+                <w:dstrike w:val="false"/>
+                <w:color w:val="000000"/>
+                <w:sz w:val="24"/>
+                <w:u w:val="none"/>
+                <w:effect w:val="none"/>
+              </w:rPr>
+            </w:pPr>
+            <w:r>
+              <w:rPr>
+                <w:rFonts w:ascii="Liberation Serif;serif" w:hAnsi="Liberation Serif;serif"/>
+                <w:b w:val="false"/>
+                <w:i w:val="false"/>
+                <w:caps w:val="false"/>
+                <w:smallCaps w:val="false"/>
+                <w:strike w:val="false"/>
+                <w:dstrike w:val="false"/>
+                <w:color w:val="000000"/>
+                <w:sz w:val="24"/>
+                <w:u w:val="none"/>
+                <w:effect w:val="none"/>
+              </w:rPr>
+              <w:t>95%</w:t>
+            </w:r>
+          </w:p>
+        </w:tc>
+        <w:tc>
+          <w:tcPr>
+            <w:tcW w:w="1139" w:type="dxa"/>
+            <w:tcBorders>
+              <w:top w:val="single" w:sz="2" w:space="0" w:color="000000"/>
+              <w:left w:val="single" w:sz="2" w:space="0" w:color="000000"/>
+              <w:bottom w:val="single" w:sz="2" w:space="0" w:color="000000"/>
+            </w:tcBorders>
+          </w:tcPr>
+          <w:p>
+            <w:pPr>
+              <w:pStyle w:val="TableContents"/>
+              <w:spacing w:before="0" w:after="283"/>
+              <w:ind w:hanging="0" w:left="0" w:right="0"/>
+              <w:jc w:val="left"/>
+              <w:rPr>
+                <w:rFonts w:ascii="Liberation Serif;serif" w:hAnsi="Liberation Serif;serif"/>
+                <w:b w:val="false"/>
+                <w:i w:val="false"/>
+                <w:i w:val="false"/>
+                <w:caps w:val="false"/>
+                <w:smallCaps w:val="false"/>
+                <w:strike w:val="false"/>
+                <w:dstrike w:val="false"/>
+                <w:color w:val="000000"/>
+                <w:sz w:val="24"/>
+                <w:u w:val="none"/>
+                <w:effect w:val="none"/>
+              </w:rPr>
+            </w:pPr>
+            <w:r>
+              <w:rPr>
+                <w:rFonts w:ascii="Liberation Serif;serif" w:hAnsi="Liberation Serif;serif"/>
+                <w:b w:val="false"/>
+                <w:i w:val="false"/>
+                <w:caps w:val="false"/>
+                <w:smallCaps w:val="false"/>
+                <w:strike w:val="false"/>
+                <w:dstrike w:val="false"/>
+                <w:color w:val="000000"/>
+                <w:sz w:val="24"/>
+                <w:u w:val="none"/>
+                <w:effect w:val="none"/>
+              </w:rPr>
+              <w:t>5%</w:t>
+            </w:r>
+          </w:p>
+        </w:tc>
+        <w:tc>
+          <w:tcPr>
+            <w:tcW w:w="930" w:type="dxa"/>
+            <w:tcBorders>
+              <w:top w:val="single" w:sz="2" w:space="0" w:color="000000"/>
+              <w:left w:val="single" w:sz="2" w:space="0" w:color="000000"/>
+              <w:bottom w:val="single" w:sz="2" w:space="0" w:color="000000"/>
+            </w:tcBorders>
+          </w:tcPr>
+          <w:p>
+            <w:pPr>
+              <w:pStyle w:val="TableContents"/>
+              <w:spacing w:before="0" w:after="283"/>
+              <w:ind w:hanging="0" w:left="0" w:right="0"/>
+              <w:jc w:val="left"/>
+              <w:rPr>
+                <w:rFonts w:ascii="Liberation Serif;serif" w:hAnsi="Liberation Serif;serif"/>
+                <w:b w:val="false"/>
+                <w:i w:val="false"/>
+                <w:i w:val="false"/>
+                <w:caps w:val="false"/>
+                <w:smallCaps w:val="false"/>
+                <w:strike w:val="false"/>
+                <w:dstrike w:val="false"/>
+                <w:color w:val="000000"/>
+                <w:sz w:val="24"/>
+                <w:u w:val="none"/>
+                <w:effect w:val="none"/>
+              </w:rPr>
+            </w:pPr>
+            <w:r>
+              <w:rPr>
+                <w:rFonts w:ascii="Liberation Serif;serif" w:hAnsi="Liberation Serif;serif"/>
+                <w:b w:val="false"/>
+                <w:i w:val="false"/>
+                <w:caps w:val="false"/>
+                <w:smallCaps w:val="false"/>
+                <w:strike w:val="false"/>
+                <w:dstrike w:val="false"/>
+                <w:color w:val="000000"/>
+                <w:sz w:val="24"/>
+                <w:u w:val="none"/>
+                <w:effect w:val="none"/>
+              </w:rPr>
+              <w:t>100%</w:t>
+            </w:r>
+          </w:p>
+        </w:tc>
+        <w:tc>
+          <w:tcPr>
+            <w:tcW w:w="1073" w:type="dxa"/>
+            <w:tcBorders>
+              <w:top w:val="single" w:sz="2" w:space="0" w:color="000000"/>
+              <w:left w:val="single" w:sz="2" w:space="0" w:color="000000"/>
+              <w:bottom w:val="single" w:sz="2" w:space="0" w:color="000000"/>
+            </w:tcBorders>
+          </w:tcPr>
+          <w:p>
+            <w:pPr>
+              <w:pStyle w:val="TableContents"/>
+              <w:spacing w:before="0" w:after="283"/>
+              <w:ind w:hanging="0" w:left="0" w:right="0"/>
+              <w:jc w:val="center"/>
+              <w:rPr>
+                <w:rFonts w:ascii="Tahoma;serif" w:hAnsi="Tahoma;serif"/>
+                <w:sz w:val="20"/>
+              </w:rPr>
+            </w:pPr>
+            <w:r>
+              <w:rPr>
+                <w:rFonts w:ascii="Tahoma;serif" w:hAnsi="Tahoma;serif"/>
+                <w:sz w:val="20"/>
+              </w:rPr>
+              <w:t>30%</w:t>
+            </w:r>
+          </w:p>
+        </w:tc>
+        <w:tc>
+          <w:tcPr>
+            <w:tcW w:w="960" w:type="dxa"/>
+            <w:tcBorders>
+              <w:top w:val="single" w:sz="2" w:space="0" w:color="000000"/>
+              <w:left w:val="single" w:sz="2" w:space="0" w:color="000000"/>
+              <w:bottom w:val="single" w:sz="2" w:space="0" w:color="000000"/>
+              <w:right w:val="single" w:sz="2" w:space="0" w:color="000000"/>
+            </w:tcBorders>
+            <w:tcMar>
+              <w:right w:w="58" w:type="dxa"/>
+            </w:tcMar>
+          </w:tcPr>
+          <w:p>
+            <w:pPr>
+              <w:pStyle w:val="TableContents"/>
+              <w:spacing w:before="0" w:after="283"/>
+              <w:ind w:hanging="0" w:left="0" w:right="0"/>
+              <w:jc w:val="left"/>
+              <w:rPr>
+                <w:rFonts w:ascii="Liberation Serif;serif" w:hAnsi="Liberation Serif;serif"/>
+                <w:b w:val="false"/>
+                <w:i w:val="false"/>
+                <w:i w:val="false"/>
+                <w:caps w:val="false"/>
+                <w:smallCaps w:val="false"/>
+                <w:strike w:val="false"/>
+                <w:dstrike w:val="false"/>
+                <w:color w:val="000000"/>
+                <w:sz w:val="24"/>
+                <w:u w:val="none"/>
+                <w:effect w:val="none"/>
+              </w:rPr>
+            </w:pPr>
+            <w:r>
+              <w:rPr>
+                <w:rFonts w:ascii="Liberation Serif;serif" w:hAnsi="Liberation Serif;serif"/>
+                <w:b w:val="false"/>
+                <w:i w:val="false"/>
+                <w:caps w:val="false"/>
+                <w:smallCaps w:val="false"/>
+                <w:strike w:val="false"/>
+                <w:dstrike w:val="false"/>
+                <w:color w:val="000000"/>
+                <w:sz w:val="24"/>
+                <w:u w:val="none"/>
+                <w:effect w:val="none"/>
+              </w:rPr>
+              <w:t>0%</w:t>
+            </w:r>
+          </w:p>
+        </w:tc>
+      </w:tr>
+      <w:tr>
+        <w:trPr/>
+        <w:tc>
+          <w:tcPr>
+            <w:tcW w:w="611" w:type="dxa"/>
+            <w:tcBorders>
+              <w:top w:val="single" w:sz="2" w:space="0" w:color="000000"/>
+              <w:left w:val="single" w:sz="2" w:space="0" w:color="000000"/>
+              <w:bottom w:val="single" w:sz="2" w:space="0" w:color="000000"/>
+            </w:tcBorders>
+          </w:tcPr>
+          <w:p>
+            <w:pPr>
+              <w:pStyle w:val="TableContents"/>
+              <w:spacing w:before="0" w:after="283"/>
+              <w:ind w:hanging="0" w:left="0" w:right="0"/>
+              <w:jc w:val="left"/>
+              <w:rPr>
+                <w:rFonts w:ascii="Liberation Serif;serif" w:hAnsi="Liberation Serif;serif"/>
+                <w:b w:val="false"/>
+                <w:i w:val="false"/>
+                <w:i w:val="false"/>
+                <w:caps w:val="false"/>
+                <w:smallCaps w:val="false"/>
+                <w:strike w:val="false"/>
+                <w:dstrike w:val="false"/>
+                <w:color w:val="000000"/>
+                <w:sz w:val="24"/>
+                <w:u w:val="none"/>
+                <w:effect w:val="none"/>
+              </w:rPr>
+            </w:pPr>
+            <w:r>
+              <w:rPr>
+                <w:rFonts w:ascii="Liberation Serif;serif" w:hAnsi="Liberation Serif;serif"/>
+                <w:b w:val="false"/>
+                <w:i w:val="false"/>
+                <w:caps w:val="false"/>
+                <w:smallCaps w:val="false"/>
+                <w:strike w:val="false"/>
+                <w:dstrike w:val="false"/>
+                <w:color w:val="000000"/>
+                <w:sz w:val="24"/>
+                <w:u w:val="none"/>
+                <w:effect w:val="none"/>
+              </w:rPr>
+              <w:t>RA1</w:t>
+            </w:r>
+          </w:p>
+        </w:tc>
+        <w:tc>
+          <w:tcPr>
+            <w:tcW w:w="582" w:type="dxa"/>
+            <w:tcBorders>
+              <w:top w:val="single" w:sz="2" w:space="0" w:color="000000"/>
+              <w:left w:val="single" w:sz="2" w:space="0" w:color="000000"/>
+              <w:bottom w:val="single" w:sz="2" w:space="0" w:color="000000"/>
+            </w:tcBorders>
+          </w:tcPr>
+          <w:p>
+            <w:pPr>
+              <w:pStyle w:val="TableContents"/>
+              <w:spacing w:before="0" w:after="283"/>
+              <w:ind w:hanging="0" w:left="0" w:right="0"/>
+              <w:jc w:val="left"/>
+              <w:rPr/>
+            </w:pPr>
+            <w:r>
+              <w:rPr/>
+            </w:r>
+          </w:p>
+        </w:tc>
+        <w:tc>
+          <w:tcPr>
+            <w:tcW w:w="582" w:type="dxa"/>
+            <w:tcBorders>
+              <w:top w:val="single" w:sz="2" w:space="0" w:color="000000"/>
+              <w:left w:val="single" w:sz="2" w:space="0" w:color="000000"/>
+              <w:bottom w:val="single" w:sz="2" w:space="0" w:color="000000"/>
+            </w:tcBorders>
+          </w:tcPr>
+          <w:p>
+            <w:pPr>
+              <w:pStyle w:val="TableContents"/>
+              <w:spacing w:before="0" w:after="283"/>
+              <w:ind w:hanging="0" w:left="0" w:right="0"/>
+              <w:jc w:val="left"/>
+              <w:rPr>
+                <w:rFonts w:ascii="Liberation Serif;serif" w:hAnsi="Liberation Serif;serif"/>
+                <w:b w:val="false"/>
+                <w:i w:val="false"/>
+                <w:i w:val="false"/>
+                <w:caps w:val="false"/>
+                <w:smallCaps w:val="false"/>
+                <w:strike w:val="false"/>
+                <w:dstrike w:val="false"/>
+                <w:color w:val="000000"/>
+                <w:sz w:val="24"/>
+                <w:u w:val="none"/>
+                <w:effect w:val="none"/>
+              </w:rPr>
+            </w:pPr>
+            <w:r>
+              <w:rPr>
+                <w:rFonts w:ascii="Liberation Serif;serif" w:hAnsi="Liberation Serif;serif"/>
+                <w:b w:val="false"/>
+                <w:i w:val="false"/>
+                <w:caps w:val="false"/>
+                <w:smallCaps w:val="false"/>
+                <w:strike w:val="false"/>
+                <w:dstrike w:val="false"/>
+                <w:color w:val="000000"/>
+                <w:sz w:val="24"/>
+                <w:u w:val="none"/>
+                <w:effect w:val="none"/>
+              </w:rPr>
+              <w:t>95%</w:t>
+            </w:r>
+          </w:p>
+        </w:tc>
+        <w:tc>
+          <w:tcPr>
+            <w:tcW w:w="582" w:type="dxa"/>
+            <w:tcBorders>
+              <w:top w:val="single" w:sz="2" w:space="0" w:color="000000"/>
+              <w:left w:val="single" w:sz="2" w:space="0" w:color="000000"/>
+              <w:bottom w:val="single" w:sz="2" w:space="0" w:color="000000"/>
+            </w:tcBorders>
+          </w:tcPr>
+          <w:p>
+            <w:pPr>
+              <w:pStyle w:val="TableContents"/>
+              <w:spacing w:before="0" w:after="283"/>
+              <w:ind w:hanging="0" w:left="0" w:right="0"/>
+              <w:jc w:val="left"/>
+              <w:rPr/>
+            </w:pPr>
+            <w:r>
+              <w:rPr/>
+            </w:r>
+          </w:p>
+        </w:tc>
+        <w:tc>
+          <w:tcPr>
+            <w:tcW w:w="582" w:type="dxa"/>
+            <w:tcBorders>
+              <w:top w:val="single" w:sz="2" w:space="0" w:color="000000"/>
+              <w:left w:val="single" w:sz="2" w:space="0" w:color="000000"/>
+              <w:bottom w:val="single" w:sz="2" w:space="0" w:color="000000"/>
+            </w:tcBorders>
+          </w:tcPr>
+          <w:p>
+            <w:pPr>
+              <w:pStyle w:val="TableContents"/>
+              <w:spacing w:before="0" w:after="283"/>
+              <w:ind w:hanging="0" w:left="0" w:right="0"/>
+              <w:jc w:val="left"/>
+              <w:rPr/>
+            </w:pPr>
+            <w:r>
+              <w:rPr/>
+            </w:r>
+          </w:p>
+        </w:tc>
+        <w:tc>
+          <w:tcPr>
+            <w:tcW w:w="582" w:type="dxa"/>
+            <w:tcBorders>
+              <w:top w:val="single" w:sz="2" w:space="0" w:color="000000"/>
+              <w:left w:val="single" w:sz="2" w:space="0" w:color="000000"/>
+              <w:bottom w:val="single" w:sz="2" w:space="0" w:color="000000"/>
+            </w:tcBorders>
+          </w:tcPr>
+          <w:p>
+            <w:pPr>
+              <w:pStyle w:val="TableContents"/>
+              <w:spacing w:before="0" w:after="283"/>
+              <w:ind w:hanging="0" w:left="0" w:right="0"/>
+              <w:jc w:val="left"/>
+              <w:rPr/>
+            </w:pPr>
+            <w:r>
+              <w:rPr/>
+            </w:r>
+          </w:p>
+        </w:tc>
+        <w:tc>
+          <w:tcPr>
+            <w:tcW w:w="582" w:type="dxa"/>
+            <w:tcBorders>
+              <w:top w:val="single" w:sz="2" w:space="0" w:color="000000"/>
+              <w:left w:val="single" w:sz="2" w:space="0" w:color="000000"/>
+              <w:bottom w:val="single" w:sz="2" w:space="0" w:color="000000"/>
+            </w:tcBorders>
+          </w:tcPr>
+          <w:p>
+            <w:pPr>
+              <w:pStyle w:val="TableContents"/>
+              <w:spacing w:before="0" w:after="283"/>
+              <w:ind w:hanging="0" w:left="0" w:right="0"/>
+              <w:jc w:val="left"/>
+              <w:rPr/>
+            </w:pPr>
+            <w:r>
+              <w:rPr/>
+            </w:r>
+          </w:p>
+        </w:tc>
+        <w:tc>
+          <w:tcPr>
+            <w:tcW w:w="1274" w:type="dxa"/>
+            <w:tcBorders>
+              <w:top w:val="single" w:sz="2" w:space="0" w:color="000000"/>
+              <w:left w:val="single" w:sz="2" w:space="0" w:color="000000"/>
+              <w:bottom w:val="single" w:sz="2" w:space="0" w:color="000000"/>
+            </w:tcBorders>
+          </w:tcPr>
+          <w:p>
+            <w:pPr>
+              <w:pStyle w:val="TableContents"/>
+              <w:spacing w:before="0" w:after="283"/>
+              <w:ind w:hanging="0" w:left="0" w:right="0"/>
+              <w:jc w:val="left"/>
+              <w:rPr>
+                <w:rFonts w:ascii="Liberation Serif;serif" w:hAnsi="Liberation Serif;serif"/>
+                <w:b w:val="false"/>
+                <w:i w:val="false"/>
+                <w:i w:val="false"/>
+                <w:caps w:val="false"/>
+                <w:smallCaps w:val="false"/>
+                <w:strike w:val="false"/>
+                <w:dstrike w:val="false"/>
+                <w:color w:val="000000"/>
+                <w:sz w:val="24"/>
+                <w:u w:val="none"/>
+                <w:effect w:val="none"/>
+              </w:rPr>
+            </w:pPr>
+            <w:r>
+              <w:rPr>
+                <w:rFonts w:ascii="Liberation Serif;serif" w:hAnsi="Liberation Serif;serif"/>
+                <w:b w:val="false"/>
+                <w:i w:val="false"/>
+                <w:caps w:val="false"/>
+                <w:smallCaps w:val="false"/>
+                <w:strike w:val="false"/>
+                <w:dstrike w:val="false"/>
+                <w:color w:val="000000"/>
+                <w:sz w:val="24"/>
+                <w:u w:val="none"/>
+                <w:effect w:val="none"/>
+              </w:rPr>
+              <w:t>95%</w:t>
+            </w:r>
+          </w:p>
+        </w:tc>
+        <w:tc>
+          <w:tcPr>
+            <w:tcW w:w="1139" w:type="dxa"/>
+            <w:tcBorders>
+              <w:top w:val="single" w:sz="2" w:space="0" w:color="000000"/>
+              <w:left w:val="single" w:sz="2" w:space="0" w:color="000000"/>
+              <w:bottom w:val="single" w:sz="2" w:space="0" w:color="000000"/>
+            </w:tcBorders>
+          </w:tcPr>
+          <w:p>
+            <w:pPr>
+              <w:pStyle w:val="TableContents"/>
+              <w:spacing w:before="0" w:after="283"/>
+              <w:ind w:hanging="0" w:left="0" w:right="0"/>
+              <w:jc w:val="left"/>
+              <w:rPr>
+                <w:rFonts w:ascii="Liberation Serif;serif" w:hAnsi="Liberation Serif;serif"/>
+                <w:b w:val="false"/>
+                <w:i w:val="false"/>
+                <w:i w:val="false"/>
+                <w:caps w:val="false"/>
+                <w:smallCaps w:val="false"/>
+                <w:strike w:val="false"/>
+                <w:dstrike w:val="false"/>
+                <w:color w:val="000000"/>
+                <w:sz w:val="24"/>
+                <w:u w:val="none"/>
+                <w:effect w:val="none"/>
+              </w:rPr>
+            </w:pPr>
+            <w:r>
+              <w:rPr>
+                <w:rFonts w:ascii="Liberation Serif;serif" w:hAnsi="Liberation Serif;serif"/>
+                <w:b w:val="false"/>
+                <w:i w:val="false"/>
+                <w:caps w:val="false"/>
+                <w:smallCaps w:val="false"/>
+                <w:strike w:val="false"/>
+                <w:dstrike w:val="false"/>
+                <w:color w:val="000000"/>
+                <w:sz w:val="24"/>
+                <w:u w:val="none"/>
+                <w:effect w:val="none"/>
+              </w:rPr>
+              <w:t>5%</w:t>
+            </w:r>
+          </w:p>
+        </w:tc>
+        <w:tc>
+          <w:tcPr>
+            <w:tcW w:w="930" w:type="dxa"/>
+            <w:tcBorders>
+              <w:top w:val="single" w:sz="2" w:space="0" w:color="000000"/>
+              <w:left w:val="single" w:sz="2" w:space="0" w:color="000000"/>
+              <w:bottom w:val="single" w:sz="2" w:space="0" w:color="000000"/>
+            </w:tcBorders>
+          </w:tcPr>
+          <w:p>
+            <w:pPr>
+              <w:pStyle w:val="TableContents"/>
+              <w:spacing w:before="0" w:after="283"/>
+              <w:ind w:hanging="0" w:left="0" w:right="0"/>
+              <w:jc w:val="left"/>
+              <w:rPr>
+                <w:rFonts w:ascii="Liberation Serif;serif" w:hAnsi="Liberation Serif;serif"/>
+                <w:b w:val="false"/>
+                <w:i w:val="false"/>
+                <w:i w:val="false"/>
+                <w:caps w:val="false"/>
+                <w:smallCaps w:val="false"/>
+                <w:strike w:val="false"/>
+                <w:dstrike w:val="false"/>
+                <w:color w:val="000000"/>
+                <w:sz w:val="24"/>
+                <w:u w:val="none"/>
+                <w:effect w:val="none"/>
+              </w:rPr>
+            </w:pPr>
+            <w:r>
+              <w:rPr>
+                <w:rFonts w:ascii="Liberation Serif;serif" w:hAnsi="Liberation Serif;serif"/>
+                <w:b w:val="false"/>
+                <w:i w:val="false"/>
+                <w:caps w:val="false"/>
+                <w:smallCaps w:val="false"/>
+                <w:strike w:val="false"/>
+                <w:dstrike w:val="false"/>
+                <w:color w:val="000000"/>
+                <w:sz w:val="24"/>
+                <w:u w:val="none"/>
+                <w:effect w:val="none"/>
+              </w:rPr>
+              <w:t>100%</w:t>
+            </w:r>
+          </w:p>
+        </w:tc>
+        <w:tc>
+          <w:tcPr>
+            <w:tcW w:w="1073" w:type="dxa"/>
+            <w:tcBorders>
+              <w:top w:val="single" w:sz="2" w:space="0" w:color="000000"/>
+              <w:left w:val="single" w:sz="2" w:space="0" w:color="000000"/>
+              <w:bottom w:val="single" w:sz="2" w:space="0" w:color="000000"/>
+            </w:tcBorders>
+          </w:tcPr>
+          <w:p>
+            <w:pPr>
+              <w:pStyle w:val="TableContents"/>
+              <w:spacing w:before="0" w:after="283"/>
+              <w:ind w:hanging="0" w:left="0" w:right="0"/>
+              <w:jc w:val="center"/>
+              <w:rPr>
+                <w:rFonts w:ascii="Tahoma;serif" w:hAnsi="Tahoma;serif"/>
+                <w:sz w:val="20"/>
+              </w:rPr>
+            </w:pPr>
+            <w:r>
+              <w:rPr>
+                <w:rFonts w:ascii="Tahoma;serif" w:hAnsi="Tahoma;serif"/>
+                <w:sz w:val="20"/>
+              </w:rPr>
+              <w:t>20%</w:t>
+            </w:r>
+          </w:p>
+        </w:tc>
+        <w:tc>
+          <w:tcPr>
+            <w:tcW w:w="960" w:type="dxa"/>
+            <w:tcBorders>
+              <w:top w:val="single" w:sz="2" w:space="0" w:color="000000"/>
+              <w:left w:val="single" w:sz="2" w:space="0" w:color="000000"/>
+              <w:bottom w:val="single" w:sz="2" w:space="0" w:color="000000"/>
+              <w:right w:val="single" w:sz="2" w:space="0" w:color="000000"/>
+            </w:tcBorders>
+            <w:tcMar>
+              <w:right w:w="58" w:type="dxa"/>
+            </w:tcMar>
+          </w:tcPr>
+          <w:p>
+            <w:pPr>
+              <w:pStyle w:val="TableContents"/>
+              <w:spacing w:before="0" w:after="283"/>
+              <w:ind w:hanging="0" w:left="0" w:right="0"/>
+              <w:jc w:val="left"/>
+              <w:rPr>
+                <w:rFonts w:ascii="Liberation Serif;serif" w:hAnsi="Liberation Serif;serif"/>
+                <w:b w:val="false"/>
+                <w:i w:val="false"/>
+                <w:i w:val="false"/>
+                <w:caps w:val="false"/>
+                <w:smallCaps w:val="false"/>
+                <w:strike w:val="false"/>
+                <w:dstrike w:val="false"/>
+                <w:color w:val="000000"/>
+                <w:sz w:val="24"/>
+                <w:u w:val="none"/>
+                <w:effect w:val="none"/>
+              </w:rPr>
+            </w:pPr>
+            <w:r>
+              <w:rPr>
+                <w:rFonts w:ascii="Liberation Serif;serif" w:hAnsi="Liberation Serif;serif"/>
+                <w:b w:val="false"/>
+                <w:i w:val="false"/>
+                <w:caps w:val="false"/>
+                <w:smallCaps w:val="false"/>
+                <w:strike w:val="false"/>
+                <w:dstrike w:val="false"/>
+                <w:color w:val="000000"/>
+                <w:sz w:val="24"/>
+                <w:u w:val="none"/>
+                <w:effect w:val="none"/>
+              </w:rPr>
+              <w:t>0%</w:t>
+            </w:r>
+          </w:p>
+        </w:tc>
+      </w:tr>
+      <w:tr>
+        <w:trPr/>
+        <w:tc>
+          <w:tcPr>
+            <w:tcW w:w="611" w:type="dxa"/>
+            <w:tcBorders>
+              <w:top w:val="single" w:sz="2" w:space="0" w:color="000000"/>
+              <w:left w:val="single" w:sz="2" w:space="0" w:color="000000"/>
+              <w:bottom w:val="single" w:sz="2" w:space="0" w:color="000000"/>
+            </w:tcBorders>
+          </w:tcPr>
+          <w:p>
+            <w:pPr>
+              <w:pStyle w:val="TableContents"/>
+              <w:spacing w:before="0" w:after="283"/>
+              <w:ind w:hanging="0" w:left="0" w:right="0"/>
+              <w:jc w:val="left"/>
+              <w:rPr>
+                <w:rFonts w:ascii="Liberation Serif;serif" w:hAnsi="Liberation Serif;serif"/>
+                <w:b w:val="false"/>
+                <w:i w:val="false"/>
+                <w:i w:val="false"/>
+                <w:caps w:val="false"/>
+                <w:smallCaps w:val="false"/>
+                <w:strike w:val="false"/>
+                <w:dstrike w:val="false"/>
+                <w:color w:val="000000"/>
+                <w:sz w:val="24"/>
+                <w:u w:val="none"/>
+                <w:effect w:val="none"/>
+              </w:rPr>
+            </w:pPr>
+            <w:r>
+              <w:rPr>
+                <w:rFonts w:ascii="Liberation Serif;serif" w:hAnsi="Liberation Serif;serif"/>
+                <w:b w:val="false"/>
+                <w:i w:val="false"/>
+                <w:caps w:val="false"/>
+                <w:smallCaps w:val="false"/>
+                <w:strike w:val="false"/>
+                <w:dstrike w:val="false"/>
+                <w:color w:val="000000"/>
+                <w:sz w:val="24"/>
+                <w:u w:val="none"/>
+                <w:effect w:val="none"/>
+              </w:rPr>
+              <w:t>RA3</w:t>
+            </w:r>
+          </w:p>
+        </w:tc>
+        <w:tc>
+          <w:tcPr>
+            <w:tcW w:w="582" w:type="dxa"/>
+            <w:tcBorders>
+              <w:top w:val="single" w:sz="2" w:space="0" w:color="000000"/>
+              <w:left w:val="single" w:sz="2" w:space="0" w:color="000000"/>
+              <w:bottom w:val="single" w:sz="2" w:space="0" w:color="000000"/>
+            </w:tcBorders>
+          </w:tcPr>
+          <w:p>
+            <w:pPr>
+              <w:pStyle w:val="TableContents"/>
+              <w:spacing w:before="0" w:after="283"/>
+              <w:ind w:hanging="0" w:left="0" w:right="0"/>
+              <w:jc w:val="left"/>
+              <w:rPr/>
+            </w:pPr>
+            <w:r>
+              <w:rPr/>
+            </w:r>
+          </w:p>
+        </w:tc>
+        <w:tc>
+          <w:tcPr>
+            <w:tcW w:w="582" w:type="dxa"/>
+            <w:tcBorders>
+              <w:top w:val="single" w:sz="2" w:space="0" w:color="000000"/>
+              <w:left w:val="single" w:sz="2" w:space="0" w:color="000000"/>
+              <w:bottom w:val="single" w:sz="2" w:space="0" w:color="000000"/>
+            </w:tcBorders>
+          </w:tcPr>
+          <w:p>
+            <w:pPr>
+              <w:pStyle w:val="TableContents"/>
+              <w:spacing w:before="0" w:after="283"/>
+              <w:ind w:hanging="0" w:left="0" w:right="0"/>
+              <w:jc w:val="left"/>
+              <w:rPr/>
+            </w:pPr>
+            <w:r>
+              <w:rPr/>
+            </w:r>
+          </w:p>
+        </w:tc>
+        <w:tc>
+          <w:tcPr>
+            <w:tcW w:w="582" w:type="dxa"/>
+            <w:tcBorders>
+              <w:top w:val="single" w:sz="2" w:space="0" w:color="000000"/>
+              <w:left w:val="single" w:sz="2" w:space="0" w:color="000000"/>
+              <w:bottom w:val="single" w:sz="2" w:space="0" w:color="000000"/>
+            </w:tcBorders>
+          </w:tcPr>
+          <w:p>
+            <w:pPr>
+              <w:pStyle w:val="TableContents"/>
+              <w:spacing w:before="0" w:after="283"/>
+              <w:ind w:hanging="0" w:left="0" w:right="0"/>
+              <w:jc w:val="left"/>
+              <w:rPr>
+                <w:rFonts w:ascii="Liberation Serif;serif" w:hAnsi="Liberation Serif;serif"/>
+                <w:b w:val="false"/>
+                <w:i w:val="false"/>
+                <w:i w:val="false"/>
+                <w:caps w:val="false"/>
+                <w:smallCaps w:val="false"/>
+                <w:strike w:val="false"/>
+                <w:dstrike w:val="false"/>
+                <w:color w:val="000000"/>
+                <w:sz w:val="24"/>
+                <w:u w:val="none"/>
+                <w:effect w:val="none"/>
+              </w:rPr>
+            </w:pPr>
+            <w:r>
+              <w:rPr>
+                <w:rFonts w:ascii="Liberation Serif;serif" w:hAnsi="Liberation Serif;serif"/>
+                <w:b w:val="false"/>
+                <w:i w:val="false"/>
+                <w:caps w:val="false"/>
+                <w:smallCaps w:val="false"/>
+                <w:strike w:val="false"/>
+                <w:dstrike w:val="false"/>
+                <w:color w:val="000000"/>
+                <w:sz w:val="24"/>
+                <w:u w:val="none"/>
+                <w:effect w:val="none"/>
+              </w:rPr>
+              <w:t>95%</w:t>
+            </w:r>
+          </w:p>
+        </w:tc>
+        <w:tc>
+          <w:tcPr>
+            <w:tcW w:w="582" w:type="dxa"/>
+            <w:tcBorders>
+              <w:top w:val="single" w:sz="2" w:space="0" w:color="000000"/>
+              <w:left w:val="single" w:sz="2" w:space="0" w:color="000000"/>
+              <w:bottom w:val="single" w:sz="2" w:space="0" w:color="000000"/>
+            </w:tcBorders>
+          </w:tcPr>
+          <w:p>
+            <w:pPr>
+              <w:pStyle w:val="TableContents"/>
+              <w:spacing w:before="0" w:after="283"/>
+              <w:ind w:hanging="0" w:left="0" w:right="0"/>
+              <w:jc w:val="left"/>
+              <w:rPr/>
+            </w:pPr>
+            <w:r>
+              <w:rPr/>
+            </w:r>
+          </w:p>
+        </w:tc>
+        <w:tc>
+          <w:tcPr>
+            <w:tcW w:w="582" w:type="dxa"/>
+            <w:tcBorders>
+              <w:top w:val="single" w:sz="2" w:space="0" w:color="000000"/>
+              <w:left w:val="single" w:sz="2" w:space="0" w:color="000000"/>
+              <w:bottom w:val="single" w:sz="2" w:space="0" w:color="000000"/>
+            </w:tcBorders>
+          </w:tcPr>
+          <w:p>
+            <w:pPr>
+              <w:pStyle w:val="TableContents"/>
+              <w:spacing w:before="0" w:after="283"/>
+              <w:ind w:hanging="0" w:left="0" w:right="0"/>
+              <w:jc w:val="left"/>
+              <w:rPr/>
+            </w:pPr>
+            <w:r>
+              <w:rPr/>
+            </w:r>
+          </w:p>
+        </w:tc>
+        <w:tc>
+          <w:tcPr>
+            <w:tcW w:w="582" w:type="dxa"/>
+            <w:tcBorders>
+              <w:top w:val="single" w:sz="2" w:space="0" w:color="000000"/>
+              <w:left w:val="single" w:sz="2" w:space="0" w:color="000000"/>
+              <w:bottom w:val="single" w:sz="2" w:space="0" w:color="000000"/>
+            </w:tcBorders>
+          </w:tcPr>
+          <w:p>
+            <w:pPr>
+              <w:pStyle w:val="TableContents"/>
+              <w:spacing w:before="0" w:after="283"/>
+              <w:ind w:hanging="0" w:left="0" w:right="0"/>
+              <w:jc w:val="left"/>
+              <w:rPr/>
+            </w:pPr>
+            <w:r>
+              <w:rPr/>
+            </w:r>
+          </w:p>
+        </w:tc>
+        <w:tc>
+          <w:tcPr>
+            <w:tcW w:w="1274" w:type="dxa"/>
+            <w:tcBorders>
+              <w:top w:val="single" w:sz="2" w:space="0" w:color="000000"/>
+              <w:left w:val="single" w:sz="2" w:space="0" w:color="000000"/>
+              <w:bottom w:val="single" w:sz="2" w:space="0" w:color="000000"/>
+            </w:tcBorders>
+          </w:tcPr>
+          <w:p>
+            <w:pPr>
+              <w:pStyle w:val="TableContents"/>
+              <w:spacing w:before="0" w:after="283"/>
+              <w:ind w:hanging="0" w:left="0" w:right="0"/>
+              <w:jc w:val="left"/>
+              <w:rPr>
+                <w:rFonts w:ascii="Liberation Serif;serif" w:hAnsi="Liberation Serif;serif"/>
+                <w:b w:val="false"/>
+                <w:i w:val="false"/>
+                <w:i w:val="false"/>
+                <w:caps w:val="false"/>
+                <w:smallCaps w:val="false"/>
+                <w:strike w:val="false"/>
+                <w:dstrike w:val="false"/>
+                <w:color w:val="000000"/>
+                <w:sz w:val="24"/>
+                <w:u w:val="none"/>
+                <w:effect w:val="none"/>
+              </w:rPr>
+            </w:pPr>
+            <w:r>
+              <w:rPr>
+                <w:rFonts w:ascii="Liberation Serif;serif" w:hAnsi="Liberation Serif;serif"/>
+                <w:b w:val="false"/>
+                <w:i w:val="false"/>
+                <w:caps w:val="false"/>
+                <w:smallCaps w:val="false"/>
+                <w:strike w:val="false"/>
+                <w:dstrike w:val="false"/>
+                <w:color w:val="000000"/>
+                <w:sz w:val="24"/>
+                <w:u w:val="none"/>
+                <w:effect w:val="none"/>
+              </w:rPr>
+              <w:t>95%</w:t>
+            </w:r>
+          </w:p>
+        </w:tc>
+        <w:tc>
+          <w:tcPr>
+            <w:tcW w:w="1139" w:type="dxa"/>
+            <w:tcBorders>
+              <w:top w:val="single" w:sz="2" w:space="0" w:color="000000"/>
+              <w:left w:val="single" w:sz="2" w:space="0" w:color="000000"/>
+              <w:bottom w:val="single" w:sz="2" w:space="0" w:color="000000"/>
+            </w:tcBorders>
+          </w:tcPr>
+          <w:p>
+            <w:pPr>
+              <w:pStyle w:val="TableContents"/>
+              <w:spacing w:before="0" w:after="283"/>
+              <w:ind w:hanging="0" w:left="0" w:right="0"/>
+              <w:jc w:val="left"/>
+              <w:rPr>
+                <w:rFonts w:ascii="Liberation Serif;serif" w:hAnsi="Liberation Serif;serif"/>
+                <w:b w:val="false"/>
+                <w:i w:val="false"/>
+                <w:i w:val="false"/>
+                <w:caps w:val="false"/>
+                <w:smallCaps w:val="false"/>
+                <w:strike w:val="false"/>
+                <w:dstrike w:val="false"/>
+                <w:color w:val="000000"/>
+                <w:sz w:val="24"/>
+                <w:u w:val="none"/>
+                <w:effect w:val="none"/>
+              </w:rPr>
+            </w:pPr>
+            <w:r>
+              <w:rPr>
+                <w:rFonts w:ascii="Liberation Serif;serif" w:hAnsi="Liberation Serif;serif"/>
+                <w:b w:val="false"/>
+                <w:i w:val="false"/>
+                <w:caps w:val="false"/>
+                <w:smallCaps w:val="false"/>
+                <w:strike w:val="false"/>
+                <w:dstrike w:val="false"/>
+                <w:color w:val="000000"/>
+                <w:sz w:val="24"/>
+                <w:u w:val="none"/>
+                <w:effect w:val="none"/>
+              </w:rPr>
+              <w:t>5%</w:t>
+            </w:r>
+          </w:p>
+        </w:tc>
+        <w:tc>
+          <w:tcPr>
+            <w:tcW w:w="930" w:type="dxa"/>
+            <w:tcBorders>
+              <w:top w:val="single" w:sz="2" w:space="0" w:color="000000"/>
+              <w:left w:val="single" w:sz="2" w:space="0" w:color="000000"/>
+              <w:bottom w:val="single" w:sz="2" w:space="0" w:color="000000"/>
+            </w:tcBorders>
+          </w:tcPr>
+          <w:p>
+            <w:pPr>
+              <w:pStyle w:val="TableContents"/>
+              <w:spacing w:before="0" w:after="283"/>
+              <w:ind w:hanging="0" w:left="0" w:right="0"/>
+              <w:jc w:val="left"/>
+              <w:rPr>
+                <w:rFonts w:ascii="Liberation Serif;serif" w:hAnsi="Liberation Serif;serif"/>
+                <w:b w:val="false"/>
+                <w:i w:val="false"/>
+                <w:i w:val="false"/>
+                <w:caps w:val="false"/>
+                <w:smallCaps w:val="false"/>
+                <w:strike w:val="false"/>
+                <w:dstrike w:val="false"/>
+                <w:color w:val="000000"/>
+                <w:sz w:val="24"/>
+                <w:u w:val="none"/>
+                <w:effect w:val="none"/>
+              </w:rPr>
+            </w:pPr>
+            <w:r>
+              <w:rPr>
+                <w:rFonts w:ascii="Liberation Serif;serif" w:hAnsi="Liberation Serif;serif"/>
+                <w:b w:val="false"/>
+                <w:i w:val="false"/>
+                <w:caps w:val="false"/>
+                <w:smallCaps w:val="false"/>
+                <w:strike w:val="false"/>
+                <w:dstrike w:val="false"/>
+                <w:color w:val="000000"/>
+                <w:sz w:val="24"/>
+                <w:u w:val="none"/>
+                <w:effect w:val="none"/>
+              </w:rPr>
+              <w:t>100%</w:t>
+            </w:r>
+          </w:p>
+        </w:tc>
+        <w:tc>
+          <w:tcPr>
+            <w:tcW w:w="1073" w:type="dxa"/>
+            <w:tcBorders>
+              <w:top w:val="single" w:sz="2" w:space="0" w:color="000000"/>
+              <w:left w:val="single" w:sz="2" w:space="0" w:color="000000"/>
+              <w:bottom w:val="single" w:sz="2" w:space="0" w:color="000000"/>
+            </w:tcBorders>
+          </w:tcPr>
+          <w:p>
+            <w:pPr>
+              <w:pStyle w:val="TableContents"/>
+              <w:spacing w:before="0" w:after="283"/>
+              <w:ind w:hanging="0" w:left="0" w:right="0"/>
+              <w:jc w:val="center"/>
+              <w:rPr>
+                <w:rFonts w:ascii="Tahoma;serif" w:hAnsi="Tahoma;serif"/>
+                <w:sz w:val="20"/>
+              </w:rPr>
+            </w:pPr>
+            <w:r>
+              <w:rPr>
+                <w:rFonts w:ascii="Tahoma;serif" w:hAnsi="Tahoma;serif"/>
+                <w:sz w:val="20"/>
+              </w:rPr>
+              <w:t>15%</w:t>
+            </w:r>
+          </w:p>
+        </w:tc>
+        <w:tc>
+          <w:tcPr>
+            <w:tcW w:w="960" w:type="dxa"/>
+            <w:tcBorders>
+              <w:top w:val="single" w:sz="2" w:space="0" w:color="000000"/>
+              <w:left w:val="single" w:sz="2" w:space="0" w:color="000000"/>
+              <w:bottom w:val="single" w:sz="2" w:space="0" w:color="000000"/>
+              <w:right w:val="single" w:sz="2" w:space="0" w:color="000000"/>
+            </w:tcBorders>
+            <w:tcMar>
+              <w:right w:w="58" w:type="dxa"/>
+            </w:tcMar>
+          </w:tcPr>
+          <w:p>
+            <w:pPr>
+              <w:pStyle w:val="TableContents"/>
+              <w:spacing w:before="0" w:after="283"/>
+              <w:ind w:hanging="0" w:left="0" w:right="0"/>
+              <w:jc w:val="left"/>
+              <w:rPr>
+                <w:rFonts w:ascii="Liberation Serif;serif" w:hAnsi="Liberation Serif;serif"/>
+                <w:b w:val="false"/>
+                <w:i w:val="false"/>
+                <w:i w:val="false"/>
+                <w:caps w:val="false"/>
+                <w:smallCaps w:val="false"/>
+                <w:strike w:val="false"/>
+                <w:dstrike w:val="false"/>
+                <w:color w:val="000000"/>
+                <w:sz w:val="24"/>
+                <w:u w:val="none"/>
+                <w:effect w:val="none"/>
+              </w:rPr>
+            </w:pPr>
+            <w:r>
+              <w:rPr>
+                <w:rFonts w:ascii="Liberation Serif;serif" w:hAnsi="Liberation Serif;serif"/>
+                <w:b w:val="false"/>
+                <w:i w:val="false"/>
+                <w:caps w:val="false"/>
+                <w:smallCaps w:val="false"/>
+                <w:strike w:val="false"/>
+                <w:dstrike w:val="false"/>
+                <w:color w:val="000000"/>
+                <w:sz w:val="24"/>
+                <w:u w:val="none"/>
+                <w:effect w:val="none"/>
+              </w:rPr>
+              <w:t>0%</w:t>
+            </w:r>
+          </w:p>
+        </w:tc>
+      </w:tr>
+      <w:tr>
+        <w:trPr/>
+        <w:tc>
+          <w:tcPr>
+            <w:tcW w:w="611" w:type="dxa"/>
+            <w:tcBorders>
+              <w:top w:val="single" w:sz="2" w:space="0" w:color="000000"/>
+              <w:left w:val="single" w:sz="2" w:space="0" w:color="000000"/>
+              <w:bottom w:val="single" w:sz="2" w:space="0" w:color="000000"/>
+            </w:tcBorders>
+          </w:tcPr>
+          <w:p>
+            <w:pPr>
+              <w:pStyle w:val="TableContents"/>
+              <w:spacing w:before="0" w:after="283"/>
+              <w:ind w:hanging="0" w:left="0" w:right="0"/>
+              <w:jc w:val="left"/>
+              <w:rPr>
+                <w:rFonts w:ascii="Liberation Serif;serif" w:hAnsi="Liberation Serif;serif"/>
+                <w:b w:val="false"/>
+                <w:i w:val="false"/>
+                <w:i w:val="false"/>
+                <w:caps w:val="false"/>
+                <w:smallCaps w:val="false"/>
+                <w:strike w:val="false"/>
+                <w:dstrike w:val="false"/>
+                <w:color w:val="000000"/>
+                <w:sz w:val="24"/>
+                <w:u w:val="none"/>
+                <w:effect w:val="none"/>
+              </w:rPr>
+            </w:pPr>
+            <w:r>
+              <w:rPr>
+                <w:rFonts w:ascii="Liberation Serif;serif" w:hAnsi="Liberation Serif;serif"/>
+                <w:b w:val="false"/>
+                <w:i w:val="false"/>
+                <w:caps w:val="false"/>
+                <w:smallCaps w:val="false"/>
+                <w:strike w:val="false"/>
+                <w:dstrike w:val="false"/>
+                <w:color w:val="000000"/>
+                <w:sz w:val="24"/>
+                <w:u w:val="none"/>
+                <w:effect w:val="none"/>
+              </w:rPr>
+              <w:t>RA4</w:t>
+            </w:r>
+          </w:p>
+        </w:tc>
+        <w:tc>
+          <w:tcPr>
+            <w:tcW w:w="582" w:type="dxa"/>
+            <w:tcBorders>
+              <w:top w:val="single" w:sz="2" w:space="0" w:color="000000"/>
+              <w:left w:val="single" w:sz="2" w:space="0" w:color="000000"/>
+              <w:bottom w:val="single" w:sz="2" w:space="0" w:color="000000"/>
+            </w:tcBorders>
+          </w:tcPr>
+          <w:p>
+            <w:pPr>
+              <w:pStyle w:val="TableContents"/>
+              <w:spacing w:before="0" w:after="283"/>
+              <w:ind w:hanging="0" w:left="0" w:right="0"/>
+              <w:jc w:val="left"/>
+              <w:rPr/>
+            </w:pPr>
+            <w:r>
+              <w:rPr/>
+            </w:r>
+          </w:p>
+        </w:tc>
+        <w:tc>
+          <w:tcPr>
+            <w:tcW w:w="582" w:type="dxa"/>
+            <w:tcBorders>
+              <w:top w:val="single" w:sz="2" w:space="0" w:color="000000"/>
+              <w:left w:val="single" w:sz="2" w:space="0" w:color="000000"/>
+              <w:bottom w:val="single" w:sz="2" w:space="0" w:color="000000"/>
+            </w:tcBorders>
+          </w:tcPr>
+          <w:p>
+            <w:pPr>
+              <w:pStyle w:val="TableContents"/>
+              <w:spacing w:before="0" w:after="283"/>
+              <w:ind w:hanging="0" w:left="0" w:right="0"/>
+              <w:jc w:val="left"/>
+              <w:rPr/>
+            </w:pPr>
+            <w:r>
+              <w:rPr/>
+            </w:r>
+          </w:p>
+        </w:tc>
+        <w:tc>
+          <w:tcPr>
+            <w:tcW w:w="582" w:type="dxa"/>
+            <w:tcBorders>
+              <w:top w:val="single" w:sz="2" w:space="0" w:color="000000"/>
+              <w:left w:val="single" w:sz="2" w:space="0" w:color="000000"/>
+              <w:bottom w:val="single" w:sz="2" w:space="0" w:color="000000"/>
+            </w:tcBorders>
+          </w:tcPr>
+          <w:p>
+            <w:pPr>
+              <w:pStyle w:val="TableContents"/>
+              <w:spacing w:before="0" w:after="283"/>
+              <w:ind w:hanging="0" w:left="0" w:right="0"/>
+              <w:jc w:val="left"/>
+              <w:rPr/>
+            </w:pPr>
+            <w:r>
+              <w:rPr/>
+            </w:r>
+          </w:p>
+        </w:tc>
+        <w:tc>
+          <w:tcPr>
+            <w:tcW w:w="582" w:type="dxa"/>
+            <w:tcBorders>
+              <w:top w:val="single" w:sz="2" w:space="0" w:color="000000"/>
+              <w:left w:val="single" w:sz="2" w:space="0" w:color="000000"/>
+              <w:bottom w:val="single" w:sz="2" w:space="0" w:color="000000"/>
+            </w:tcBorders>
+          </w:tcPr>
+          <w:p>
+            <w:pPr>
+              <w:pStyle w:val="TableContents"/>
+              <w:spacing w:before="0" w:after="283"/>
+              <w:ind w:hanging="0" w:left="0" w:right="0"/>
+              <w:jc w:val="left"/>
+              <w:rPr>
+                <w:rFonts w:ascii="Liberation Serif;serif" w:hAnsi="Liberation Serif;serif"/>
+                <w:b w:val="false"/>
+                <w:i w:val="false"/>
+                <w:i w:val="false"/>
+                <w:caps w:val="false"/>
+                <w:smallCaps w:val="false"/>
+                <w:strike w:val="false"/>
+                <w:dstrike w:val="false"/>
+                <w:color w:val="000000"/>
+                <w:sz w:val="24"/>
+                <w:u w:val="none"/>
+                <w:effect w:val="none"/>
+              </w:rPr>
+            </w:pPr>
+            <w:r>
+              <w:rPr>
+                <w:rFonts w:ascii="Liberation Serif;serif" w:hAnsi="Liberation Serif;serif"/>
+                <w:b w:val="false"/>
+                <w:i w:val="false"/>
+                <w:caps w:val="false"/>
+                <w:smallCaps w:val="false"/>
+                <w:strike w:val="false"/>
+                <w:dstrike w:val="false"/>
+                <w:color w:val="000000"/>
+                <w:sz w:val="24"/>
+                <w:u w:val="none"/>
+                <w:effect w:val="none"/>
+              </w:rPr>
+              <w:t>97%</w:t>
+            </w:r>
+          </w:p>
+        </w:tc>
+        <w:tc>
+          <w:tcPr>
+            <w:tcW w:w="582" w:type="dxa"/>
+            <w:tcBorders>
+              <w:top w:val="single" w:sz="2" w:space="0" w:color="000000"/>
+              <w:left w:val="single" w:sz="2" w:space="0" w:color="000000"/>
+              <w:bottom w:val="single" w:sz="2" w:space="0" w:color="000000"/>
+            </w:tcBorders>
+          </w:tcPr>
+          <w:p>
+            <w:pPr>
+              <w:pStyle w:val="TableContents"/>
+              <w:spacing w:before="0" w:after="283"/>
+              <w:ind w:hanging="0" w:left="0" w:right="0"/>
+              <w:jc w:val="left"/>
+              <w:rPr/>
+            </w:pPr>
+            <w:r>
+              <w:rPr/>
+            </w:r>
+          </w:p>
+        </w:tc>
+        <w:tc>
+          <w:tcPr>
+            <w:tcW w:w="582" w:type="dxa"/>
+            <w:tcBorders>
+              <w:top w:val="single" w:sz="2" w:space="0" w:color="000000"/>
+              <w:left w:val="single" w:sz="2" w:space="0" w:color="000000"/>
+              <w:bottom w:val="single" w:sz="2" w:space="0" w:color="000000"/>
+            </w:tcBorders>
+          </w:tcPr>
+          <w:p>
+            <w:pPr>
+              <w:pStyle w:val="TableContents"/>
+              <w:spacing w:before="0" w:after="283"/>
+              <w:ind w:hanging="0" w:left="0" w:right="0"/>
+              <w:jc w:val="left"/>
+              <w:rPr/>
+            </w:pPr>
+            <w:r>
+              <w:rPr/>
+            </w:r>
+          </w:p>
+        </w:tc>
+        <w:tc>
+          <w:tcPr>
+            <w:tcW w:w="1274" w:type="dxa"/>
+            <w:tcBorders>
+              <w:top w:val="single" w:sz="2" w:space="0" w:color="000000"/>
+              <w:left w:val="single" w:sz="2" w:space="0" w:color="000000"/>
+              <w:bottom w:val="single" w:sz="2" w:space="0" w:color="000000"/>
+            </w:tcBorders>
+          </w:tcPr>
+          <w:p>
+            <w:pPr>
+              <w:pStyle w:val="TableContents"/>
+              <w:spacing w:before="0" w:after="283"/>
+              <w:ind w:hanging="0" w:left="0" w:right="0"/>
+              <w:jc w:val="left"/>
+              <w:rPr>
+                <w:rFonts w:ascii="Liberation Serif;serif" w:hAnsi="Liberation Serif;serif"/>
+                <w:b w:val="false"/>
+                <w:i w:val="false"/>
+                <w:i w:val="false"/>
+                <w:caps w:val="false"/>
+                <w:smallCaps w:val="false"/>
+                <w:strike w:val="false"/>
+                <w:dstrike w:val="false"/>
+                <w:color w:val="000000"/>
+                <w:sz w:val="24"/>
+                <w:u w:val="none"/>
+                <w:effect w:val="none"/>
+              </w:rPr>
+            </w:pPr>
+            <w:r>
+              <w:rPr>
+                <w:rFonts w:ascii="Liberation Serif;serif" w:hAnsi="Liberation Serif;serif"/>
+                <w:b w:val="false"/>
+                <w:i w:val="false"/>
+                <w:caps w:val="false"/>
+                <w:smallCaps w:val="false"/>
+                <w:strike w:val="false"/>
+                <w:dstrike w:val="false"/>
+                <w:color w:val="000000"/>
+                <w:sz w:val="24"/>
+                <w:u w:val="none"/>
+                <w:effect w:val="none"/>
+              </w:rPr>
+              <w:t>97%</w:t>
+            </w:r>
+          </w:p>
+        </w:tc>
+        <w:tc>
+          <w:tcPr>
+            <w:tcW w:w="1139" w:type="dxa"/>
+            <w:tcBorders>
+              <w:top w:val="single" w:sz="2" w:space="0" w:color="000000"/>
+              <w:left w:val="single" w:sz="2" w:space="0" w:color="000000"/>
+              <w:bottom w:val="single" w:sz="2" w:space="0" w:color="000000"/>
+            </w:tcBorders>
+          </w:tcPr>
+          <w:p>
+            <w:pPr>
+              <w:pStyle w:val="TableContents"/>
+              <w:spacing w:before="0" w:after="283"/>
+              <w:ind w:hanging="0" w:left="0" w:right="0"/>
+              <w:jc w:val="left"/>
+              <w:rPr>
+                <w:rFonts w:ascii="Liberation Serif;serif" w:hAnsi="Liberation Serif;serif"/>
+                <w:b w:val="false"/>
+                <w:i w:val="false"/>
+                <w:i w:val="false"/>
+                <w:caps w:val="false"/>
+                <w:smallCaps w:val="false"/>
+                <w:strike w:val="false"/>
+                <w:dstrike w:val="false"/>
+                <w:color w:val="000000"/>
+                <w:sz w:val="24"/>
+                <w:u w:val="none"/>
+                <w:effect w:val="none"/>
+              </w:rPr>
+            </w:pPr>
+            <w:r>
+              <w:rPr>
+                <w:rFonts w:ascii="Liberation Serif;serif" w:hAnsi="Liberation Serif;serif"/>
+                <w:b w:val="false"/>
+                <w:i w:val="false"/>
+                <w:caps w:val="false"/>
+                <w:smallCaps w:val="false"/>
+                <w:strike w:val="false"/>
+                <w:dstrike w:val="false"/>
+                <w:color w:val="000000"/>
+                <w:sz w:val="24"/>
+                <w:u w:val="none"/>
+                <w:effect w:val="none"/>
+              </w:rPr>
+              <w:t>3%</w:t>
+            </w:r>
+          </w:p>
+        </w:tc>
+        <w:tc>
+          <w:tcPr>
+            <w:tcW w:w="930" w:type="dxa"/>
+            <w:tcBorders>
+              <w:top w:val="single" w:sz="2" w:space="0" w:color="000000"/>
+              <w:left w:val="single" w:sz="2" w:space="0" w:color="000000"/>
+              <w:bottom w:val="single" w:sz="2" w:space="0" w:color="000000"/>
+            </w:tcBorders>
+          </w:tcPr>
+          <w:p>
+            <w:pPr>
+              <w:pStyle w:val="TableContents"/>
+              <w:spacing w:before="0" w:after="283"/>
+              <w:ind w:hanging="0" w:left="0" w:right="0"/>
+              <w:jc w:val="left"/>
+              <w:rPr>
+                <w:rFonts w:ascii="Liberation Serif;serif" w:hAnsi="Liberation Serif;serif"/>
+                <w:b w:val="false"/>
+                <w:i w:val="false"/>
+                <w:i w:val="false"/>
+                <w:caps w:val="false"/>
+                <w:smallCaps w:val="false"/>
+                <w:strike w:val="false"/>
+                <w:dstrike w:val="false"/>
+                <w:color w:val="000000"/>
+                <w:sz w:val="24"/>
+                <w:u w:val="none"/>
+                <w:effect w:val="none"/>
+              </w:rPr>
+            </w:pPr>
+            <w:r>
+              <w:rPr>
+                <w:rFonts w:ascii="Liberation Serif;serif" w:hAnsi="Liberation Serif;serif"/>
+                <w:b w:val="false"/>
+                <w:i w:val="false"/>
+                <w:caps w:val="false"/>
+                <w:smallCaps w:val="false"/>
+                <w:strike w:val="false"/>
+                <w:dstrike w:val="false"/>
+                <w:color w:val="000000"/>
+                <w:sz w:val="24"/>
+                <w:u w:val="none"/>
+                <w:effect w:val="none"/>
+              </w:rPr>
+              <w:t>100%</w:t>
+            </w:r>
+          </w:p>
+        </w:tc>
+        <w:tc>
+          <w:tcPr>
+            <w:tcW w:w="1073" w:type="dxa"/>
+            <w:tcBorders>
+              <w:top w:val="single" w:sz="2" w:space="0" w:color="000000"/>
+              <w:left w:val="single" w:sz="2" w:space="0" w:color="000000"/>
+              <w:bottom w:val="single" w:sz="2" w:space="0" w:color="000000"/>
+            </w:tcBorders>
+          </w:tcPr>
+          <w:p>
+            <w:pPr>
+              <w:pStyle w:val="TableContents"/>
+              <w:spacing w:before="0" w:after="283"/>
+              <w:ind w:hanging="0" w:left="0" w:right="0"/>
+              <w:jc w:val="center"/>
+              <w:rPr>
+                <w:rFonts w:ascii="Tahoma;serif" w:hAnsi="Tahoma;serif"/>
+                <w:sz w:val="20"/>
+              </w:rPr>
+            </w:pPr>
+            <w:r>
+              <w:rPr>
+                <w:rFonts w:ascii="Tahoma;serif" w:hAnsi="Tahoma;serif"/>
+                <w:sz w:val="20"/>
+              </w:rPr>
+              <w:t>15%</w:t>
+            </w:r>
+          </w:p>
+        </w:tc>
+        <w:tc>
+          <w:tcPr>
+            <w:tcW w:w="960" w:type="dxa"/>
+            <w:tcBorders>
+              <w:top w:val="single" w:sz="2" w:space="0" w:color="000000"/>
+              <w:left w:val="single" w:sz="2" w:space="0" w:color="000000"/>
+              <w:bottom w:val="single" w:sz="2" w:space="0" w:color="000000"/>
+              <w:right w:val="single" w:sz="2" w:space="0" w:color="000000"/>
+            </w:tcBorders>
+            <w:tcMar>
+              <w:right w:w="58" w:type="dxa"/>
+            </w:tcMar>
+          </w:tcPr>
+          <w:p>
+            <w:pPr>
+              <w:pStyle w:val="TableContents"/>
+              <w:spacing w:before="0" w:after="283"/>
+              <w:ind w:hanging="0" w:left="0" w:right="0"/>
+              <w:jc w:val="left"/>
+              <w:rPr>
+                <w:rFonts w:ascii="Liberation Serif;serif" w:hAnsi="Liberation Serif;serif"/>
+                <w:b w:val="false"/>
+                <w:i w:val="false"/>
+                <w:i w:val="false"/>
+                <w:caps w:val="false"/>
+                <w:smallCaps w:val="false"/>
+                <w:strike w:val="false"/>
+                <w:dstrike w:val="false"/>
+                <w:color w:val="000000"/>
+                <w:sz w:val="24"/>
+                <w:u w:val="none"/>
+                <w:effect w:val="none"/>
+              </w:rPr>
+            </w:pPr>
+            <w:r>
+              <w:rPr>
+                <w:rFonts w:ascii="Liberation Serif;serif" w:hAnsi="Liberation Serif;serif"/>
+                <w:b w:val="false"/>
+                <w:i w:val="false"/>
+                <w:caps w:val="false"/>
+                <w:smallCaps w:val="false"/>
+                <w:strike w:val="false"/>
+                <w:dstrike w:val="false"/>
+                <w:color w:val="000000"/>
+                <w:sz w:val="24"/>
+                <w:u w:val="none"/>
+                <w:effect w:val="none"/>
+              </w:rPr>
+              <w:t>0%</w:t>
+            </w:r>
+          </w:p>
+        </w:tc>
+      </w:tr>
+      <w:tr>
+        <w:trPr/>
+        <w:tc>
+          <w:tcPr>
+            <w:tcW w:w="611" w:type="dxa"/>
+            <w:tcBorders>
+              <w:top w:val="single" w:sz="2" w:space="0" w:color="000000"/>
+              <w:left w:val="single" w:sz="2" w:space="0" w:color="000000"/>
+              <w:bottom w:val="single" w:sz="2" w:space="0" w:color="000000"/>
+            </w:tcBorders>
+          </w:tcPr>
+          <w:p>
+            <w:pPr>
+              <w:pStyle w:val="TableContents"/>
+              <w:spacing w:before="0" w:after="283"/>
+              <w:ind w:hanging="0" w:left="0" w:right="0"/>
+              <w:jc w:val="left"/>
+              <w:rPr>
+                <w:rFonts w:ascii="Liberation Serif;serif" w:hAnsi="Liberation Serif;serif"/>
+                <w:b w:val="false"/>
+                <w:i w:val="false"/>
+                <w:i w:val="false"/>
+                <w:caps w:val="false"/>
+                <w:smallCaps w:val="false"/>
+                <w:strike w:val="false"/>
+                <w:dstrike w:val="false"/>
+                <w:color w:val="000000"/>
+                <w:sz w:val="24"/>
+                <w:u w:val="none"/>
+                <w:effect w:val="none"/>
+              </w:rPr>
+            </w:pPr>
+            <w:r>
+              <w:rPr>
+                <w:rFonts w:ascii="Liberation Serif;serif" w:hAnsi="Liberation Serif;serif"/>
+                <w:b w:val="false"/>
+                <w:i w:val="false"/>
+                <w:caps w:val="false"/>
+                <w:smallCaps w:val="false"/>
+                <w:strike w:val="false"/>
+                <w:dstrike w:val="false"/>
+                <w:color w:val="000000"/>
+                <w:sz w:val="24"/>
+                <w:u w:val="none"/>
+                <w:effect w:val="none"/>
+              </w:rPr>
+              <w:t>RA5</w:t>
+            </w:r>
+          </w:p>
+        </w:tc>
+        <w:tc>
+          <w:tcPr>
+            <w:tcW w:w="582" w:type="dxa"/>
+            <w:tcBorders>
+              <w:top w:val="single" w:sz="2" w:space="0" w:color="000000"/>
+              <w:left w:val="single" w:sz="2" w:space="0" w:color="000000"/>
+              <w:bottom w:val="single" w:sz="2" w:space="0" w:color="000000"/>
+            </w:tcBorders>
+          </w:tcPr>
+          <w:p>
+            <w:pPr>
+              <w:pStyle w:val="TableContents"/>
+              <w:spacing w:before="0" w:after="283"/>
+              <w:ind w:hanging="0" w:left="0" w:right="0"/>
+              <w:jc w:val="left"/>
+              <w:rPr/>
+            </w:pPr>
+            <w:r>
+              <w:rPr/>
+            </w:r>
+          </w:p>
+        </w:tc>
+        <w:tc>
+          <w:tcPr>
+            <w:tcW w:w="582" w:type="dxa"/>
+            <w:tcBorders>
+              <w:top w:val="single" w:sz="2" w:space="0" w:color="000000"/>
+              <w:left w:val="single" w:sz="2" w:space="0" w:color="000000"/>
+              <w:bottom w:val="single" w:sz="2" w:space="0" w:color="000000"/>
+            </w:tcBorders>
+          </w:tcPr>
+          <w:p>
+            <w:pPr>
+              <w:pStyle w:val="TableContents"/>
+              <w:spacing w:before="0" w:after="283"/>
+              <w:ind w:hanging="0" w:left="0" w:right="0"/>
+              <w:jc w:val="left"/>
+              <w:rPr/>
+            </w:pPr>
+            <w:r>
+              <w:rPr/>
+            </w:r>
+          </w:p>
+        </w:tc>
+        <w:tc>
+          <w:tcPr>
+            <w:tcW w:w="582" w:type="dxa"/>
+            <w:tcBorders>
+              <w:top w:val="single" w:sz="2" w:space="0" w:color="000000"/>
+              <w:left w:val="single" w:sz="2" w:space="0" w:color="000000"/>
+              <w:bottom w:val="single" w:sz="2" w:space="0" w:color="000000"/>
+            </w:tcBorders>
+          </w:tcPr>
+          <w:p>
+            <w:pPr>
+              <w:pStyle w:val="TableContents"/>
+              <w:spacing w:before="0" w:after="283"/>
+              <w:ind w:hanging="0" w:left="0" w:right="0"/>
+              <w:jc w:val="left"/>
+              <w:rPr/>
+            </w:pPr>
+            <w:r>
+              <w:rPr/>
+            </w:r>
+          </w:p>
+        </w:tc>
+        <w:tc>
+          <w:tcPr>
+            <w:tcW w:w="582" w:type="dxa"/>
+            <w:tcBorders>
+              <w:top w:val="single" w:sz="2" w:space="0" w:color="000000"/>
+              <w:left w:val="single" w:sz="2" w:space="0" w:color="000000"/>
+              <w:bottom w:val="single" w:sz="2" w:space="0" w:color="000000"/>
+            </w:tcBorders>
+          </w:tcPr>
+          <w:p>
+            <w:pPr>
+              <w:pStyle w:val="TableContents"/>
+              <w:spacing w:before="0" w:after="283"/>
+              <w:ind w:hanging="0" w:left="0" w:right="0"/>
+              <w:jc w:val="left"/>
+              <w:rPr/>
+            </w:pPr>
+            <w:r>
+              <w:rPr/>
+            </w:r>
+          </w:p>
+        </w:tc>
+        <w:tc>
+          <w:tcPr>
+            <w:tcW w:w="582" w:type="dxa"/>
+            <w:tcBorders>
+              <w:top w:val="single" w:sz="2" w:space="0" w:color="000000"/>
+              <w:left w:val="single" w:sz="2" w:space="0" w:color="000000"/>
+              <w:bottom w:val="single" w:sz="2" w:space="0" w:color="000000"/>
+            </w:tcBorders>
+          </w:tcPr>
+          <w:p>
+            <w:pPr>
+              <w:pStyle w:val="TableContents"/>
+              <w:spacing w:before="0" w:after="283"/>
+              <w:ind w:hanging="0" w:left="0" w:right="0"/>
+              <w:jc w:val="left"/>
+              <w:rPr>
+                <w:rFonts w:ascii="Liberation Serif;serif" w:hAnsi="Liberation Serif;serif"/>
+                <w:b w:val="false"/>
+                <w:i w:val="false"/>
+                <w:i w:val="false"/>
+                <w:caps w:val="false"/>
+                <w:smallCaps w:val="false"/>
+                <w:strike w:val="false"/>
+                <w:dstrike w:val="false"/>
+                <w:color w:val="000000"/>
+                <w:sz w:val="24"/>
+                <w:u w:val="none"/>
+                <w:effect w:val="none"/>
+              </w:rPr>
+            </w:pPr>
+            <w:r>
+              <w:rPr>
+                <w:rFonts w:ascii="Liberation Serif;serif" w:hAnsi="Liberation Serif;serif"/>
+                <w:b w:val="false"/>
+                <w:i w:val="false"/>
+                <w:caps w:val="false"/>
+                <w:smallCaps w:val="false"/>
+                <w:strike w:val="false"/>
+                <w:dstrike w:val="false"/>
+                <w:color w:val="000000"/>
+                <w:sz w:val="24"/>
+                <w:u w:val="none"/>
+                <w:effect w:val="none"/>
+              </w:rPr>
+              <w:t>98%</w:t>
+            </w:r>
+          </w:p>
+        </w:tc>
+        <w:tc>
+          <w:tcPr>
+            <w:tcW w:w="582" w:type="dxa"/>
+            <w:tcBorders>
+              <w:top w:val="single" w:sz="2" w:space="0" w:color="000000"/>
+              <w:left w:val="single" w:sz="2" w:space="0" w:color="000000"/>
+              <w:bottom w:val="single" w:sz="2" w:space="0" w:color="000000"/>
+            </w:tcBorders>
+          </w:tcPr>
+          <w:p>
+            <w:pPr>
+              <w:pStyle w:val="TableContents"/>
+              <w:spacing w:before="0" w:after="283"/>
+              <w:ind w:hanging="0" w:left="0" w:right="0"/>
+              <w:jc w:val="left"/>
+              <w:rPr/>
+            </w:pPr>
+            <w:r>
+              <w:rPr/>
+            </w:r>
+          </w:p>
+        </w:tc>
+        <w:tc>
+          <w:tcPr>
+            <w:tcW w:w="1274" w:type="dxa"/>
+            <w:tcBorders>
+              <w:top w:val="single" w:sz="2" w:space="0" w:color="000000"/>
+              <w:left w:val="single" w:sz="2" w:space="0" w:color="000000"/>
+              <w:bottom w:val="single" w:sz="2" w:space="0" w:color="000000"/>
+            </w:tcBorders>
+          </w:tcPr>
+          <w:p>
+            <w:pPr>
+              <w:pStyle w:val="TableContents"/>
+              <w:spacing w:before="0" w:after="283"/>
+              <w:ind w:hanging="0" w:left="0" w:right="0"/>
+              <w:jc w:val="left"/>
+              <w:rPr>
+                <w:rFonts w:ascii="Liberation Serif;serif" w:hAnsi="Liberation Serif;serif"/>
+                <w:b w:val="false"/>
+                <w:i w:val="false"/>
+                <w:i w:val="false"/>
+                <w:caps w:val="false"/>
+                <w:smallCaps w:val="false"/>
+                <w:strike w:val="false"/>
+                <w:dstrike w:val="false"/>
+                <w:color w:val="000000"/>
+                <w:sz w:val="24"/>
+                <w:u w:val="none"/>
+                <w:effect w:val="none"/>
+              </w:rPr>
+            </w:pPr>
+            <w:r>
+              <w:rPr>
+                <w:rFonts w:ascii="Liberation Serif;serif" w:hAnsi="Liberation Serif;serif"/>
+                <w:b w:val="false"/>
+                <w:i w:val="false"/>
+                <w:caps w:val="false"/>
+                <w:smallCaps w:val="false"/>
+                <w:strike w:val="false"/>
+                <w:dstrike w:val="false"/>
+                <w:color w:val="000000"/>
+                <w:sz w:val="24"/>
+                <w:u w:val="none"/>
+                <w:effect w:val="none"/>
+              </w:rPr>
+              <w:t>98%</w:t>
+            </w:r>
+          </w:p>
+        </w:tc>
+        <w:tc>
+          <w:tcPr>
+            <w:tcW w:w="1139" w:type="dxa"/>
+            <w:tcBorders>
+              <w:top w:val="single" w:sz="2" w:space="0" w:color="000000"/>
+              <w:left w:val="single" w:sz="2" w:space="0" w:color="000000"/>
+              <w:bottom w:val="single" w:sz="2" w:space="0" w:color="000000"/>
+            </w:tcBorders>
+          </w:tcPr>
+          <w:p>
+            <w:pPr>
+              <w:pStyle w:val="TableContents"/>
+              <w:spacing w:before="0" w:after="283"/>
+              <w:ind w:hanging="0" w:left="0" w:right="0"/>
+              <w:jc w:val="left"/>
+              <w:rPr>
+                <w:rFonts w:ascii="Liberation Serif;serif" w:hAnsi="Liberation Serif;serif"/>
+                <w:b w:val="false"/>
+                <w:i w:val="false"/>
+                <w:i w:val="false"/>
+                <w:caps w:val="false"/>
+                <w:smallCaps w:val="false"/>
+                <w:strike w:val="false"/>
+                <w:dstrike w:val="false"/>
+                <w:color w:val="000000"/>
+                <w:sz w:val="24"/>
+                <w:u w:val="none"/>
+                <w:effect w:val="none"/>
+              </w:rPr>
+            </w:pPr>
+            <w:r>
+              <w:rPr>
+                <w:rFonts w:ascii="Liberation Serif;serif" w:hAnsi="Liberation Serif;serif"/>
+                <w:b w:val="false"/>
+                <w:i w:val="false"/>
+                <w:caps w:val="false"/>
+                <w:smallCaps w:val="false"/>
+                <w:strike w:val="false"/>
+                <w:dstrike w:val="false"/>
+                <w:color w:val="000000"/>
+                <w:sz w:val="24"/>
+                <w:u w:val="none"/>
+                <w:effect w:val="none"/>
+              </w:rPr>
+              <w:t>2%</w:t>
+            </w:r>
+          </w:p>
+        </w:tc>
+        <w:tc>
+          <w:tcPr>
+            <w:tcW w:w="930" w:type="dxa"/>
+            <w:tcBorders>
+              <w:top w:val="single" w:sz="2" w:space="0" w:color="000000"/>
+              <w:left w:val="single" w:sz="2" w:space="0" w:color="000000"/>
+              <w:bottom w:val="single" w:sz="2" w:space="0" w:color="000000"/>
+            </w:tcBorders>
+          </w:tcPr>
+          <w:p>
+            <w:pPr>
+              <w:pStyle w:val="TableContents"/>
+              <w:spacing w:before="0" w:after="283"/>
+              <w:ind w:hanging="0" w:left="0" w:right="0"/>
+              <w:jc w:val="left"/>
+              <w:rPr>
+                <w:rFonts w:ascii="Liberation Serif;serif" w:hAnsi="Liberation Serif;serif"/>
+                <w:b w:val="false"/>
+                <w:i w:val="false"/>
+                <w:i w:val="false"/>
+                <w:caps w:val="false"/>
+                <w:smallCaps w:val="false"/>
+                <w:strike w:val="false"/>
+                <w:dstrike w:val="false"/>
+                <w:color w:val="000000"/>
+                <w:sz w:val="24"/>
+                <w:u w:val="none"/>
+                <w:effect w:val="none"/>
+              </w:rPr>
+            </w:pPr>
+            <w:r>
+              <w:rPr>
+                <w:rFonts w:ascii="Liberation Serif;serif" w:hAnsi="Liberation Serif;serif"/>
+                <w:b w:val="false"/>
+                <w:i w:val="false"/>
+                <w:caps w:val="false"/>
+                <w:smallCaps w:val="false"/>
+                <w:strike w:val="false"/>
+                <w:dstrike w:val="false"/>
+                <w:color w:val="000000"/>
+                <w:sz w:val="24"/>
+                <w:u w:val="none"/>
+                <w:effect w:val="none"/>
+              </w:rPr>
+              <w:t>100%</w:t>
+            </w:r>
+          </w:p>
+        </w:tc>
+        <w:tc>
+          <w:tcPr>
+            <w:tcW w:w="1073" w:type="dxa"/>
+            <w:tcBorders>
+              <w:top w:val="single" w:sz="2" w:space="0" w:color="000000"/>
+              <w:left w:val="single" w:sz="2" w:space="0" w:color="000000"/>
+              <w:bottom w:val="single" w:sz="2" w:space="0" w:color="000000"/>
+            </w:tcBorders>
+          </w:tcPr>
+          <w:p>
+            <w:pPr>
+              <w:pStyle w:val="TableContents"/>
+              <w:spacing w:before="0" w:after="283"/>
+              <w:ind w:hanging="0" w:left="0" w:right="0"/>
+              <w:jc w:val="center"/>
+              <w:rPr>
+                <w:rFonts w:ascii="Tahoma;serif" w:hAnsi="Tahoma;serif"/>
+                <w:sz w:val="20"/>
+              </w:rPr>
+            </w:pPr>
+            <w:r>
+              <w:rPr>
+                <w:rFonts w:ascii="Tahoma;serif" w:hAnsi="Tahoma;serif"/>
+                <w:sz w:val="20"/>
+              </w:rPr>
+              <w:t>15%</w:t>
+            </w:r>
+          </w:p>
+        </w:tc>
+        <w:tc>
+          <w:tcPr>
+            <w:tcW w:w="960" w:type="dxa"/>
+            <w:tcBorders>
+              <w:top w:val="single" w:sz="2" w:space="0" w:color="000000"/>
+              <w:left w:val="single" w:sz="2" w:space="0" w:color="000000"/>
+              <w:bottom w:val="single" w:sz="2" w:space="0" w:color="000000"/>
+              <w:right w:val="single" w:sz="2" w:space="0" w:color="000000"/>
+            </w:tcBorders>
+            <w:tcMar>
+              <w:right w:w="58" w:type="dxa"/>
+            </w:tcMar>
+          </w:tcPr>
+          <w:p>
+            <w:pPr>
+              <w:pStyle w:val="TableContents"/>
+              <w:spacing w:before="0" w:after="283"/>
+              <w:ind w:hanging="0" w:left="0" w:right="0"/>
+              <w:jc w:val="left"/>
+              <w:rPr>
+                <w:rFonts w:ascii="Liberation Serif;serif" w:hAnsi="Liberation Serif;serif"/>
+                <w:b w:val="false"/>
+                <w:i w:val="false"/>
+                <w:i w:val="false"/>
+                <w:caps w:val="false"/>
+                <w:smallCaps w:val="false"/>
+                <w:strike w:val="false"/>
+                <w:dstrike w:val="false"/>
+                <w:color w:val="000000"/>
+                <w:sz w:val="24"/>
+                <w:u w:val="none"/>
+                <w:effect w:val="none"/>
+              </w:rPr>
+            </w:pPr>
+            <w:r>
+              <w:rPr>
+                <w:rFonts w:ascii="Liberation Serif;serif" w:hAnsi="Liberation Serif;serif"/>
+                <w:b w:val="false"/>
+                <w:i w:val="false"/>
+                <w:caps w:val="false"/>
+                <w:smallCaps w:val="false"/>
+                <w:strike w:val="false"/>
+                <w:dstrike w:val="false"/>
+                <w:color w:val="000000"/>
+                <w:sz w:val="24"/>
+                <w:u w:val="none"/>
+                <w:effect w:val="none"/>
+              </w:rPr>
+              <w:t>0%</w:t>
+            </w:r>
+          </w:p>
+        </w:tc>
+      </w:tr>
+      <w:tr>
+        <w:trPr/>
+        <w:tc>
+          <w:tcPr>
+            <w:tcW w:w="611" w:type="dxa"/>
+            <w:tcBorders>
+              <w:top w:val="single" w:sz="2" w:space="0" w:color="000000"/>
+              <w:left w:val="single" w:sz="2" w:space="0" w:color="000000"/>
+              <w:bottom w:val="single" w:sz="2" w:space="0" w:color="000000"/>
+            </w:tcBorders>
+          </w:tcPr>
+          <w:p>
+            <w:pPr>
+              <w:pStyle w:val="TableContents"/>
+              <w:spacing w:before="0" w:after="283"/>
+              <w:ind w:hanging="0" w:left="0" w:right="0"/>
+              <w:jc w:val="left"/>
+              <w:rPr>
+                <w:rFonts w:ascii="Liberation Serif;serif" w:hAnsi="Liberation Serif;serif"/>
+                <w:b w:val="false"/>
+                <w:i w:val="false"/>
+                <w:i w:val="false"/>
+                <w:caps w:val="false"/>
+                <w:smallCaps w:val="false"/>
+                <w:strike w:val="false"/>
+                <w:dstrike w:val="false"/>
+                <w:color w:val="000000"/>
+                <w:sz w:val="24"/>
+                <w:u w:val="none"/>
+                <w:effect w:val="none"/>
+              </w:rPr>
+            </w:pPr>
+            <w:r>
+              <w:rPr>
+                <w:rFonts w:ascii="Liberation Serif;serif" w:hAnsi="Liberation Serif;serif"/>
+                <w:b w:val="false"/>
+                <w:i w:val="false"/>
+                <w:caps w:val="false"/>
+                <w:smallCaps w:val="false"/>
+                <w:strike w:val="false"/>
+                <w:dstrike w:val="false"/>
+                <w:color w:val="000000"/>
+                <w:sz w:val="24"/>
+                <w:u w:val="none"/>
+                <w:effect w:val="none"/>
+              </w:rPr>
+              <w:t>RA6</w:t>
+            </w:r>
+          </w:p>
+        </w:tc>
+        <w:tc>
+          <w:tcPr>
+            <w:tcW w:w="582" w:type="dxa"/>
+            <w:tcBorders>
+              <w:top w:val="single" w:sz="2" w:space="0" w:color="000000"/>
+              <w:left w:val="single" w:sz="2" w:space="0" w:color="000000"/>
+              <w:bottom w:val="single" w:sz="2" w:space="0" w:color="000000"/>
+            </w:tcBorders>
+          </w:tcPr>
+          <w:p>
+            <w:pPr>
+              <w:pStyle w:val="TableContents"/>
+              <w:spacing w:before="0" w:after="283"/>
+              <w:ind w:hanging="0" w:left="0" w:right="0"/>
+              <w:jc w:val="left"/>
+              <w:rPr/>
+            </w:pPr>
+            <w:r>
+              <w:rPr/>
+            </w:r>
+          </w:p>
+        </w:tc>
+        <w:tc>
+          <w:tcPr>
+            <w:tcW w:w="582" w:type="dxa"/>
+            <w:tcBorders>
+              <w:top w:val="single" w:sz="2" w:space="0" w:color="000000"/>
+              <w:left w:val="single" w:sz="2" w:space="0" w:color="000000"/>
+              <w:bottom w:val="single" w:sz="2" w:space="0" w:color="000000"/>
+            </w:tcBorders>
+          </w:tcPr>
+          <w:p>
+            <w:pPr>
+              <w:pStyle w:val="TableContents"/>
+              <w:spacing w:before="0" w:after="283"/>
+              <w:ind w:hanging="0" w:left="0" w:right="0"/>
+              <w:jc w:val="left"/>
+              <w:rPr/>
+            </w:pPr>
+            <w:r>
+              <w:rPr/>
+            </w:r>
+          </w:p>
+        </w:tc>
+        <w:tc>
+          <w:tcPr>
+            <w:tcW w:w="582" w:type="dxa"/>
+            <w:tcBorders>
+              <w:top w:val="single" w:sz="2" w:space="0" w:color="000000"/>
+              <w:left w:val="single" w:sz="2" w:space="0" w:color="000000"/>
+              <w:bottom w:val="single" w:sz="2" w:space="0" w:color="000000"/>
+            </w:tcBorders>
+          </w:tcPr>
+          <w:p>
+            <w:pPr>
+              <w:pStyle w:val="TableContents"/>
+              <w:spacing w:before="0" w:after="283"/>
+              <w:ind w:hanging="0" w:left="0" w:right="0"/>
+              <w:jc w:val="left"/>
+              <w:rPr/>
+            </w:pPr>
+            <w:r>
+              <w:rPr/>
+            </w:r>
+          </w:p>
+        </w:tc>
+        <w:tc>
+          <w:tcPr>
+            <w:tcW w:w="582" w:type="dxa"/>
+            <w:tcBorders>
+              <w:top w:val="single" w:sz="2" w:space="0" w:color="000000"/>
+              <w:left w:val="single" w:sz="2" w:space="0" w:color="000000"/>
+              <w:bottom w:val="single" w:sz="2" w:space="0" w:color="000000"/>
+            </w:tcBorders>
+          </w:tcPr>
+          <w:p>
+            <w:pPr>
+              <w:pStyle w:val="TableContents"/>
+              <w:spacing w:before="0" w:after="283"/>
+              <w:ind w:hanging="0" w:left="0" w:right="0"/>
+              <w:jc w:val="left"/>
+              <w:rPr/>
+            </w:pPr>
+            <w:r>
+              <w:rPr/>
+            </w:r>
+          </w:p>
+        </w:tc>
+        <w:tc>
+          <w:tcPr>
+            <w:tcW w:w="582" w:type="dxa"/>
+            <w:tcBorders>
+              <w:top w:val="single" w:sz="2" w:space="0" w:color="000000"/>
+              <w:left w:val="single" w:sz="2" w:space="0" w:color="000000"/>
+              <w:bottom w:val="single" w:sz="2" w:space="0" w:color="000000"/>
+            </w:tcBorders>
+          </w:tcPr>
+          <w:p>
+            <w:pPr>
+              <w:pStyle w:val="TableContents"/>
+              <w:spacing w:before="0" w:after="283"/>
+              <w:ind w:hanging="0" w:left="0" w:right="0"/>
+              <w:jc w:val="left"/>
+              <w:rPr/>
+            </w:pPr>
+            <w:r>
+              <w:rPr/>
+            </w:r>
+          </w:p>
+        </w:tc>
+        <w:tc>
+          <w:tcPr>
+            <w:tcW w:w="582" w:type="dxa"/>
+            <w:tcBorders>
+              <w:top w:val="single" w:sz="2" w:space="0" w:color="000000"/>
+              <w:left w:val="single" w:sz="2" w:space="0" w:color="000000"/>
+              <w:bottom w:val="single" w:sz="2" w:space="0" w:color="000000"/>
+            </w:tcBorders>
+          </w:tcPr>
+          <w:p>
+            <w:pPr>
+              <w:pStyle w:val="TableContents"/>
+              <w:spacing w:before="0" w:after="283"/>
+              <w:ind w:hanging="0" w:left="0" w:right="0"/>
+              <w:jc w:val="left"/>
+              <w:rPr>
+                <w:rFonts w:ascii="Liberation Serif;serif" w:hAnsi="Liberation Serif;serif"/>
+                <w:b w:val="false"/>
+                <w:i w:val="false"/>
+                <w:i w:val="false"/>
+                <w:caps w:val="false"/>
+                <w:smallCaps w:val="false"/>
+                <w:strike w:val="false"/>
+                <w:dstrike w:val="false"/>
+                <w:color w:val="000000"/>
+                <w:sz w:val="24"/>
+                <w:u w:val="none"/>
+                <w:effect w:val="none"/>
+              </w:rPr>
+            </w:pPr>
+            <w:r>
+              <w:rPr>
+                <w:rFonts w:ascii="Liberation Serif;serif" w:hAnsi="Liberation Serif;serif"/>
+                <w:b w:val="false"/>
+                <w:i w:val="false"/>
+                <w:caps w:val="false"/>
+                <w:smallCaps w:val="false"/>
+                <w:strike w:val="false"/>
+                <w:dstrike w:val="false"/>
+                <w:color w:val="000000"/>
+                <w:sz w:val="24"/>
+                <w:u w:val="none"/>
+                <w:effect w:val="none"/>
+              </w:rPr>
+              <w:t>100%</w:t>
+            </w:r>
+          </w:p>
+        </w:tc>
+        <w:tc>
+          <w:tcPr>
+            <w:tcW w:w="1274" w:type="dxa"/>
+            <w:tcBorders>
+              <w:top w:val="single" w:sz="2" w:space="0" w:color="000000"/>
+              <w:left w:val="single" w:sz="2" w:space="0" w:color="000000"/>
+              <w:bottom w:val="single" w:sz="2" w:space="0" w:color="000000"/>
+            </w:tcBorders>
+          </w:tcPr>
+          <w:p>
+            <w:pPr>
+              <w:pStyle w:val="TableContents"/>
+              <w:spacing w:before="0" w:after="283"/>
+              <w:ind w:hanging="0" w:left="0" w:right="0"/>
+              <w:jc w:val="left"/>
+              <w:rPr>
+                <w:rFonts w:ascii="Liberation Serif;serif" w:hAnsi="Liberation Serif;serif"/>
+                <w:b w:val="false"/>
+                <w:i w:val="false"/>
+                <w:i w:val="false"/>
+                <w:caps w:val="false"/>
+                <w:smallCaps w:val="false"/>
+                <w:strike w:val="false"/>
+                <w:dstrike w:val="false"/>
+                <w:color w:val="000000"/>
+                <w:sz w:val="24"/>
+                <w:u w:val="none"/>
+                <w:effect w:val="none"/>
+              </w:rPr>
+            </w:pPr>
+            <w:r>
+              <w:rPr>
+                <w:rFonts w:ascii="Liberation Serif;serif" w:hAnsi="Liberation Serif;serif"/>
+                <w:b w:val="false"/>
+                <w:i w:val="false"/>
+                <w:caps w:val="false"/>
+                <w:smallCaps w:val="false"/>
+                <w:strike w:val="false"/>
+                <w:dstrike w:val="false"/>
+                <w:color w:val="000000"/>
+                <w:sz w:val="24"/>
+                <w:u w:val="none"/>
+                <w:effect w:val="none"/>
+              </w:rPr>
+              <w:t>100%</w:t>
+            </w:r>
+          </w:p>
+        </w:tc>
+        <w:tc>
+          <w:tcPr>
+            <w:tcW w:w="1139" w:type="dxa"/>
+            <w:tcBorders>
+              <w:top w:val="single" w:sz="2" w:space="0" w:color="000000"/>
+              <w:left w:val="single" w:sz="2" w:space="0" w:color="000000"/>
+              <w:bottom w:val="single" w:sz="2" w:space="0" w:color="000000"/>
+            </w:tcBorders>
+          </w:tcPr>
+          <w:p>
+            <w:pPr>
+              <w:pStyle w:val="TableContents"/>
+              <w:spacing w:before="0" w:after="283"/>
+              <w:ind w:hanging="0" w:left="0" w:right="0"/>
+              <w:jc w:val="left"/>
+              <w:rPr>
+                <w:rFonts w:ascii="Liberation Serif;serif" w:hAnsi="Liberation Serif;serif"/>
+                <w:b w:val="false"/>
+                <w:i w:val="false"/>
+                <w:i w:val="false"/>
+                <w:caps w:val="false"/>
+                <w:smallCaps w:val="false"/>
+                <w:strike w:val="false"/>
+                <w:dstrike w:val="false"/>
+                <w:color w:val="000000"/>
+                <w:sz w:val="24"/>
+                <w:u w:val="none"/>
+                <w:effect w:val="none"/>
+              </w:rPr>
+            </w:pPr>
+            <w:r>
+              <w:rPr>
+                <w:rFonts w:ascii="Liberation Serif;serif" w:hAnsi="Liberation Serif;serif"/>
+                <w:b w:val="false"/>
+                <w:i w:val="false"/>
+                <w:caps w:val="false"/>
+                <w:smallCaps w:val="false"/>
+                <w:strike w:val="false"/>
+                <w:dstrike w:val="false"/>
+                <w:color w:val="000000"/>
+                <w:sz w:val="24"/>
+                <w:u w:val="none"/>
+                <w:effect w:val="none"/>
+              </w:rPr>
+              <w:t>0%</w:t>
+            </w:r>
+          </w:p>
+        </w:tc>
+        <w:tc>
+          <w:tcPr>
+            <w:tcW w:w="930" w:type="dxa"/>
+            <w:tcBorders>
+              <w:top w:val="single" w:sz="2" w:space="0" w:color="000000"/>
+              <w:left w:val="single" w:sz="2" w:space="0" w:color="000000"/>
+              <w:bottom w:val="single" w:sz="2" w:space="0" w:color="000000"/>
+            </w:tcBorders>
+          </w:tcPr>
+          <w:p>
+            <w:pPr>
+              <w:pStyle w:val="TableContents"/>
+              <w:spacing w:before="0" w:after="283"/>
+              <w:ind w:hanging="0" w:left="0" w:right="0"/>
+              <w:jc w:val="left"/>
+              <w:rPr>
+                <w:rFonts w:ascii="Liberation Serif;serif" w:hAnsi="Liberation Serif;serif"/>
+                <w:b w:val="false"/>
+                <w:i w:val="false"/>
+                <w:i w:val="false"/>
+                <w:caps w:val="false"/>
+                <w:smallCaps w:val="false"/>
+                <w:strike w:val="false"/>
+                <w:dstrike w:val="false"/>
+                <w:color w:val="000000"/>
+                <w:sz w:val="24"/>
+                <w:u w:val="none"/>
+                <w:effect w:val="none"/>
+              </w:rPr>
+            </w:pPr>
+            <w:r>
+              <w:rPr>
+                <w:rFonts w:ascii="Liberation Serif;serif" w:hAnsi="Liberation Serif;serif"/>
+                <w:b w:val="false"/>
+                <w:i w:val="false"/>
+                <w:caps w:val="false"/>
+                <w:smallCaps w:val="false"/>
+                <w:strike w:val="false"/>
+                <w:dstrike w:val="false"/>
+                <w:color w:val="000000"/>
+                <w:sz w:val="24"/>
+                <w:u w:val="none"/>
+                <w:effect w:val="none"/>
+              </w:rPr>
+              <w:t>100%</w:t>
+            </w:r>
+          </w:p>
+        </w:tc>
+        <w:tc>
+          <w:tcPr>
+            <w:tcW w:w="1073" w:type="dxa"/>
+            <w:tcBorders>
+              <w:top w:val="single" w:sz="2" w:space="0" w:color="000000"/>
+              <w:left w:val="single" w:sz="2" w:space="0" w:color="000000"/>
+              <w:bottom w:val="single" w:sz="2" w:space="0" w:color="000000"/>
+            </w:tcBorders>
+          </w:tcPr>
+          <w:p>
+            <w:pPr>
+              <w:pStyle w:val="TableContents"/>
+              <w:spacing w:before="0" w:after="283"/>
+              <w:ind w:hanging="0" w:left="0" w:right="0"/>
+              <w:jc w:val="center"/>
+              <w:rPr>
+                <w:rFonts w:ascii="Tahoma;serif" w:hAnsi="Tahoma;serif"/>
+                <w:sz w:val="20"/>
+              </w:rPr>
+            </w:pPr>
+            <w:r>
+              <w:rPr>
+                <w:rFonts w:ascii="Tahoma;serif" w:hAnsi="Tahoma;serif"/>
+                <w:sz w:val="20"/>
+              </w:rPr>
+              <w:t>5%</w:t>
+            </w:r>
+          </w:p>
+        </w:tc>
+        <w:tc>
+          <w:tcPr>
+            <w:tcW w:w="960" w:type="dxa"/>
+            <w:tcBorders>
+              <w:top w:val="single" w:sz="2" w:space="0" w:color="000000"/>
+              <w:left w:val="single" w:sz="2" w:space="0" w:color="000000"/>
+              <w:bottom w:val="single" w:sz="2" w:space="0" w:color="000000"/>
+              <w:right w:val="single" w:sz="2" w:space="0" w:color="000000"/>
+            </w:tcBorders>
+            <w:tcMar>
+              <w:right w:w="58" w:type="dxa"/>
+            </w:tcMar>
+          </w:tcPr>
+          <w:p>
+            <w:pPr>
+              <w:pStyle w:val="TableContents"/>
+              <w:spacing w:before="0" w:after="283"/>
+              <w:ind w:hanging="0" w:left="0" w:right="0"/>
+              <w:jc w:val="left"/>
+              <w:rPr>
+                <w:rFonts w:ascii="Liberation Serif;serif" w:hAnsi="Liberation Serif;serif"/>
+                <w:b w:val="false"/>
+                <w:i w:val="false"/>
+                <w:i w:val="false"/>
+                <w:caps w:val="false"/>
+                <w:smallCaps w:val="false"/>
+                <w:strike w:val="false"/>
+                <w:dstrike w:val="false"/>
+                <w:color w:val="000000"/>
+                <w:sz w:val="24"/>
+                <w:u w:val="none"/>
+                <w:effect w:val="none"/>
+              </w:rPr>
+            </w:pPr>
+            <w:r>
+              <w:rPr>
+                <w:rFonts w:ascii="Liberation Serif;serif" w:hAnsi="Liberation Serif;serif"/>
+                <w:b w:val="false"/>
+                <w:i w:val="false"/>
+                <w:caps w:val="false"/>
+                <w:smallCaps w:val="false"/>
+                <w:strike w:val="false"/>
+                <w:dstrike w:val="false"/>
+                <w:color w:val="000000"/>
+                <w:sz w:val="24"/>
+                <w:u w:val="none"/>
+                <w:effect w:val="none"/>
+              </w:rPr>
+              <w:t>0%</w:t>
+            </w:r>
+          </w:p>
+        </w:tc>
+      </w:tr>
+      <w:tr>
+        <w:trPr/>
+        <w:tc>
+          <w:tcPr>
+            <w:tcW w:w="611" w:type="dxa"/>
+            <w:tcBorders>
+              <w:top w:val="single" w:sz="2" w:space="0" w:color="000000"/>
+              <w:left w:val="single" w:sz="2" w:space="0" w:color="000000"/>
+              <w:bottom w:val="single" w:sz="2" w:space="0" w:color="000000"/>
+            </w:tcBorders>
+          </w:tcPr>
+          <w:p>
+            <w:pPr>
+              <w:pStyle w:val="TableContents"/>
+              <w:spacing w:before="0" w:after="283"/>
+              <w:ind w:hanging="0" w:left="0" w:right="0"/>
+              <w:jc w:val="left"/>
+              <w:rPr/>
+            </w:pPr>
+            <w:r>
+              <w:rPr/>
+            </w:r>
+          </w:p>
+        </w:tc>
+        <w:tc>
+          <w:tcPr>
+            <w:tcW w:w="582" w:type="dxa"/>
+            <w:tcBorders>
+              <w:top w:val="single" w:sz="2" w:space="0" w:color="000000"/>
+              <w:left w:val="single" w:sz="2" w:space="0" w:color="000000"/>
+              <w:bottom w:val="single" w:sz="2" w:space="0" w:color="000000"/>
+            </w:tcBorders>
+          </w:tcPr>
+          <w:p>
+            <w:pPr>
+              <w:pStyle w:val="TableContents"/>
+              <w:spacing w:before="0" w:after="283"/>
+              <w:ind w:hanging="0" w:left="0" w:right="0"/>
+              <w:jc w:val="left"/>
+              <w:rPr/>
+            </w:pPr>
+            <w:r>
+              <w:rPr/>
+            </w:r>
+          </w:p>
+        </w:tc>
+        <w:tc>
+          <w:tcPr>
+            <w:tcW w:w="582" w:type="dxa"/>
+            <w:tcBorders>
+              <w:top w:val="single" w:sz="2" w:space="0" w:color="000000"/>
+              <w:left w:val="single" w:sz="2" w:space="0" w:color="000000"/>
+              <w:bottom w:val="single" w:sz="2" w:space="0" w:color="000000"/>
+            </w:tcBorders>
+          </w:tcPr>
+          <w:p>
+            <w:pPr>
+              <w:pStyle w:val="TableContents"/>
+              <w:spacing w:before="0" w:after="283"/>
+              <w:ind w:hanging="0" w:left="0" w:right="0"/>
+              <w:jc w:val="left"/>
+              <w:rPr/>
+            </w:pPr>
+            <w:r>
+              <w:rPr/>
+            </w:r>
+          </w:p>
+        </w:tc>
+        <w:tc>
+          <w:tcPr>
+            <w:tcW w:w="582" w:type="dxa"/>
+            <w:tcBorders>
+              <w:top w:val="single" w:sz="2" w:space="0" w:color="000000"/>
+              <w:left w:val="single" w:sz="2" w:space="0" w:color="000000"/>
+              <w:bottom w:val="single" w:sz="2" w:space="0" w:color="000000"/>
+            </w:tcBorders>
+          </w:tcPr>
+          <w:p>
+            <w:pPr>
+              <w:pStyle w:val="TableContents"/>
+              <w:spacing w:before="0" w:after="283"/>
+              <w:ind w:hanging="0" w:left="0" w:right="0"/>
+              <w:jc w:val="left"/>
+              <w:rPr/>
+            </w:pPr>
+            <w:r>
+              <w:rPr/>
+            </w:r>
+          </w:p>
+        </w:tc>
+        <w:tc>
+          <w:tcPr>
+            <w:tcW w:w="582" w:type="dxa"/>
+            <w:tcBorders>
+              <w:top w:val="single" w:sz="2" w:space="0" w:color="000000"/>
+              <w:left w:val="single" w:sz="2" w:space="0" w:color="000000"/>
+              <w:bottom w:val="single" w:sz="2" w:space="0" w:color="000000"/>
+            </w:tcBorders>
+          </w:tcPr>
+          <w:p>
+            <w:pPr>
+              <w:pStyle w:val="TableContents"/>
+              <w:spacing w:before="0" w:after="283"/>
+              <w:ind w:hanging="0" w:left="0" w:right="0"/>
+              <w:jc w:val="left"/>
+              <w:rPr/>
+            </w:pPr>
+            <w:r>
+              <w:rPr/>
+            </w:r>
+          </w:p>
+        </w:tc>
+        <w:tc>
+          <w:tcPr>
+            <w:tcW w:w="582" w:type="dxa"/>
+            <w:tcBorders>
+              <w:top w:val="single" w:sz="2" w:space="0" w:color="000000"/>
+              <w:left w:val="single" w:sz="2" w:space="0" w:color="000000"/>
+              <w:bottom w:val="single" w:sz="2" w:space="0" w:color="000000"/>
+            </w:tcBorders>
+          </w:tcPr>
+          <w:p>
+            <w:pPr>
+              <w:pStyle w:val="TableContents"/>
+              <w:spacing w:before="0" w:after="283"/>
+              <w:ind w:hanging="0" w:left="0" w:right="0"/>
+              <w:jc w:val="left"/>
+              <w:rPr/>
+            </w:pPr>
+            <w:r>
+              <w:rPr/>
+            </w:r>
+          </w:p>
+        </w:tc>
+        <w:tc>
+          <w:tcPr>
+            <w:tcW w:w="582" w:type="dxa"/>
+            <w:tcBorders>
+              <w:top w:val="single" w:sz="2" w:space="0" w:color="000000"/>
+              <w:left w:val="single" w:sz="2" w:space="0" w:color="000000"/>
+              <w:bottom w:val="single" w:sz="2" w:space="0" w:color="000000"/>
+            </w:tcBorders>
+          </w:tcPr>
+          <w:p>
+            <w:pPr>
+              <w:pStyle w:val="TableContents"/>
+              <w:spacing w:before="0" w:after="283"/>
+              <w:ind w:hanging="0" w:left="0" w:right="0"/>
+              <w:jc w:val="left"/>
+              <w:rPr/>
+            </w:pPr>
+            <w:r>
+              <w:rPr/>
+            </w:r>
+          </w:p>
+        </w:tc>
+        <w:tc>
+          <w:tcPr>
+            <w:tcW w:w="1274" w:type="dxa"/>
+            <w:tcBorders>
+              <w:top w:val="single" w:sz="2" w:space="0" w:color="000000"/>
+              <w:left w:val="single" w:sz="2" w:space="0" w:color="000000"/>
+              <w:bottom w:val="single" w:sz="2" w:space="0" w:color="000000"/>
+            </w:tcBorders>
+          </w:tcPr>
+          <w:p>
+            <w:pPr>
+              <w:pStyle w:val="TableContents"/>
+              <w:spacing w:before="0" w:after="283"/>
+              <w:ind w:hanging="0" w:left="0" w:right="0"/>
+              <w:jc w:val="left"/>
+              <w:rPr/>
+            </w:pPr>
+            <w:r>
+              <w:rPr/>
+            </w:r>
+          </w:p>
+        </w:tc>
+        <w:tc>
+          <w:tcPr>
+            <w:tcW w:w="1139" w:type="dxa"/>
+            <w:tcBorders>
+              <w:top w:val="single" w:sz="2" w:space="0" w:color="000000"/>
+              <w:left w:val="single" w:sz="2" w:space="0" w:color="000000"/>
+              <w:bottom w:val="single" w:sz="2" w:space="0" w:color="000000"/>
+            </w:tcBorders>
+          </w:tcPr>
+          <w:p>
+            <w:pPr>
+              <w:pStyle w:val="TableContents"/>
+              <w:spacing w:before="0" w:after="283"/>
+              <w:ind w:hanging="0" w:left="0" w:right="0"/>
+              <w:jc w:val="left"/>
+              <w:rPr>
+                <w:rFonts w:ascii="Liberation Serif;serif" w:hAnsi="Liberation Serif;serif"/>
+                <w:b w:val="false"/>
+                <w:i w:val="false"/>
+                <w:i w:val="false"/>
+                <w:caps w:val="false"/>
+                <w:smallCaps w:val="false"/>
+                <w:strike w:val="false"/>
+                <w:dstrike w:val="false"/>
+                <w:color w:val="000000"/>
+                <w:sz w:val="24"/>
+                <w:u w:val="none"/>
+                <w:effect w:val="none"/>
+              </w:rPr>
+            </w:pPr>
+            <w:r>
+              <w:rPr>
+                <w:rFonts w:ascii="Liberation Serif;serif" w:hAnsi="Liberation Serif;serif"/>
+                <w:b w:val="false"/>
+                <w:i w:val="false"/>
+                <w:caps w:val="false"/>
+                <w:smallCaps w:val="false"/>
+                <w:strike w:val="false"/>
+                <w:dstrike w:val="false"/>
+                <w:color w:val="000000"/>
+                <w:sz w:val="24"/>
+                <w:u w:val="none"/>
+                <w:effect w:val="none"/>
+              </w:rPr>
+              <w:t>20%</w:t>
+            </w:r>
+          </w:p>
+        </w:tc>
+        <w:tc>
+          <w:tcPr>
+            <w:tcW w:w="930" w:type="dxa"/>
+            <w:tcBorders>
+              <w:top w:val="single" w:sz="2" w:space="0" w:color="000000"/>
+              <w:left w:val="single" w:sz="2" w:space="0" w:color="000000"/>
+              <w:bottom w:val="single" w:sz="2" w:space="0" w:color="000000"/>
+            </w:tcBorders>
+          </w:tcPr>
+          <w:p>
+            <w:pPr>
+              <w:pStyle w:val="TableContents"/>
+              <w:spacing w:before="0" w:after="283"/>
+              <w:ind w:hanging="0" w:left="0" w:right="0"/>
+              <w:jc w:val="left"/>
+              <w:rPr/>
+            </w:pPr>
+            <w:r>
+              <w:rPr/>
+            </w:r>
+          </w:p>
+        </w:tc>
+        <w:tc>
+          <w:tcPr>
+            <w:tcW w:w="1073" w:type="dxa"/>
+            <w:tcBorders>
+              <w:top w:val="single" w:sz="2" w:space="0" w:color="000000"/>
+              <w:left w:val="single" w:sz="2" w:space="0" w:color="000000"/>
+              <w:bottom w:val="single" w:sz="2" w:space="0" w:color="000000"/>
+            </w:tcBorders>
+          </w:tcPr>
+          <w:p>
+            <w:pPr>
+              <w:pStyle w:val="TableContents"/>
+              <w:spacing w:before="0" w:after="283"/>
+              <w:ind w:hanging="0" w:left="0" w:right="0"/>
+              <w:jc w:val="left"/>
+              <w:rPr>
+                <w:rFonts w:ascii="Liberation Serif;serif" w:hAnsi="Liberation Serif;serif"/>
+                <w:b w:val="false"/>
+                <w:i w:val="false"/>
+                <w:i w:val="false"/>
+                <w:caps w:val="false"/>
+                <w:smallCaps w:val="false"/>
+                <w:strike w:val="false"/>
+                <w:dstrike w:val="false"/>
+                <w:color w:val="000000"/>
+                <w:sz w:val="24"/>
+                <w:u w:val="none"/>
+                <w:effect w:val="none"/>
+              </w:rPr>
+            </w:pPr>
+            <w:r>
+              <w:rPr>
+                <w:rFonts w:ascii="Liberation Serif;serif" w:hAnsi="Liberation Serif;serif"/>
+                <w:b w:val="false"/>
+                <w:i w:val="false"/>
+                <w:caps w:val="false"/>
+                <w:smallCaps w:val="false"/>
+                <w:strike w:val="false"/>
+                <w:dstrike w:val="false"/>
+                <w:color w:val="000000"/>
+                <w:sz w:val="24"/>
+                <w:u w:val="none"/>
+                <w:effect w:val="none"/>
+              </w:rPr>
+              <w:t>100%</w:t>
+            </w:r>
+          </w:p>
+        </w:tc>
+        <w:tc>
+          <w:tcPr>
+            <w:tcW w:w="960" w:type="dxa"/>
+            <w:tcBorders>
+              <w:top w:val="single" w:sz="2" w:space="0" w:color="000000"/>
+              <w:left w:val="single" w:sz="2" w:space="0" w:color="000000"/>
+              <w:bottom w:val="single" w:sz="2" w:space="0" w:color="000000"/>
+              <w:right w:val="single" w:sz="2" w:space="0" w:color="000000"/>
+            </w:tcBorders>
+            <w:tcMar>
+              <w:right w:w="58" w:type="dxa"/>
+            </w:tcMar>
+          </w:tcPr>
+          <w:p>
+            <w:pPr>
+              <w:pStyle w:val="TableContents"/>
+              <w:spacing w:before="0" w:after="283"/>
+              <w:ind w:hanging="0" w:left="0" w:right="0"/>
+              <w:jc w:val="left"/>
+              <w:rPr>
+                <w:rFonts w:ascii="Liberation Serif;serif" w:hAnsi="Liberation Serif;serif"/>
+                <w:b w:val="false"/>
+                <w:i w:val="false"/>
+                <w:i w:val="false"/>
+                <w:caps w:val="false"/>
+                <w:smallCaps w:val="false"/>
+                <w:strike w:val="false"/>
+                <w:dstrike w:val="false"/>
+                <w:color w:val="000000"/>
+                <w:sz w:val="24"/>
+                <w:u w:val="none"/>
+                <w:effect w:val="none"/>
+              </w:rPr>
+            </w:pPr>
+            <w:r>
+              <w:rPr>
+                <w:rFonts w:ascii="Liberation Serif;serif" w:hAnsi="Liberation Serif;serif"/>
+                <w:b w:val="false"/>
+                <w:i w:val="false"/>
+                <w:caps w:val="false"/>
+                <w:smallCaps w:val="false"/>
+                <w:strike w:val="false"/>
+                <w:dstrike w:val="false"/>
+                <w:color w:val="000000"/>
+                <w:sz w:val="24"/>
+                <w:u w:val="none"/>
+                <w:effect w:val="none"/>
+              </w:rPr>
+              <w:t>0%</w:t>
+            </w:r>
+          </w:p>
+        </w:tc>
+      </w:tr>
+    </w:tbl>
+    <w:p>
+      <w:pPr>
+        <w:pStyle w:val="Normal"/>
+        <w:ind w:hanging="360" w:left="360" w:right="0"/>
+        <w:jc w:val="both"/>
+        <w:rPr>
+          <w:b w:val="false"/>
+          <w:bCs w:val="false"/>
+        </w:rPr>
+      </w:pPr>
+      <w:r>
+        <w:rPr>
+          <w:b w:val="false"/>
+          <w:bCs w:val="false"/>
+        </w:rPr>
+      </w:r>
+    </w:p>
+    <w:p>
+      <w:pPr>
+        <w:pStyle w:val="Normal"/>
+        <w:ind w:hanging="360" w:left="360" w:right="0"/>
+        <w:jc w:val="both"/>
+        <w:rPr>
+          <w:rFonts w:ascii="Tahoma" w:hAnsi="Tahoma" w:eastAsia="Tahoma" w:cs="Tahoma"/>
+          <w:b/>
+          <w:sz w:val="20"/>
+          <w:szCs w:val="20"/>
+        </w:rPr>
+      </w:pPr>
+      <w:r>
+        <w:rPr>
+          <w:rFonts w:eastAsia="Tahoma" w:cs="Tahoma" w:ascii="Tahoma" w:hAnsi="Tahoma"/>
+          <w:b/>
+          <w:sz w:val="20"/>
+          <w:szCs w:val="20"/>
+        </w:rPr>
+      </w:r>
+    </w:p>
+    <w:p>
+      <w:pPr>
+        <w:pStyle w:val="Normal"/>
+        <w:ind w:hanging="360" w:left="360" w:right="0"/>
+        <w:jc w:val="both"/>
+        <w:rPr>
+          <w:rFonts w:ascii="Tahoma" w:hAnsi="Tahoma" w:eastAsia="Tahoma" w:cs="Tahoma"/>
+          <w:b/>
+          <w:sz w:val="20"/>
+          <w:szCs w:val="20"/>
+        </w:rPr>
+      </w:pPr>
+      <w:r>
+        <w:rPr>
+          <w:rFonts w:eastAsia="Tahoma" w:cs="Tahoma" w:ascii="Tahoma" w:hAnsi="Tahoma"/>
+          <w:b/>
+          <w:sz w:val="20"/>
+          <w:szCs w:val="20"/>
+        </w:rPr>
+      </w:r>
+    </w:p>
+    <w:p>
+      <w:pPr>
+        <w:pStyle w:val="Normal"/>
+        <w:ind w:hanging="360" w:left="360" w:right="0"/>
+        <w:jc w:val="both"/>
+        <w:rPr>
+          <w:rFonts w:ascii="Tahoma" w:hAnsi="Tahoma" w:eastAsia="Tahoma" w:cs="Tahoma"/>
+          <w:b/>
+          <w:sz w:val="20"/>
+          <w:szCs w:val="20"/>
+        </w:rPr>
+      </w:pPr>
+      <w:r>
+        <w:rPr>
+          <w:rFonts w:eastAsia="Tahoma" w:cs="Tahoma" w:ascii="Tahoma" w:hAnsi="Tahoma"/>
+          <w:b/>
+          <w:sz w:val="20"/>
+          <w:szCs w:val="20"/>
+        </w:rPr>
+      </w:r>
     </w:p>
     <w:p>
       <w:pPr>
@@ -5320,7 +12430,6 @@
       <w:keepNext w:val="true"/>
       <w:keepLines w:val="false"/>
       <w:widowControl w:val="false"/>
-      <w:pBdr/>
       <w:shd w:val="clear" w:fill="FFFFFF"/>
       <w:spacing w:lineRule="auto" w:line="276" w:before="0" w:after="0"/>
       <w:ind w:hanging="0" w:left="0" w:right="0"/>
@@ -5353,6 +12462,51 @@
       <w:rPr/>
     </w:r>
   </w:p>
+  <w:p>
+    <w:pPr>
+      <w:pStyle w:val="Header"/>
+      <w:rPr/>
+    </w:pPr>
+    <w:r>
+      <w:rPr/>
+    </w:r>
+  </w:p>
+  <w:p>
+    <w:pPr>
+      <w:pStyle w:val="Header"/>
+      <w:rPr/>
+    </w:pPr>
+    <w:r>
+      <w:rPr/>
+    </w:r>
+  </w:p>
+  <w:p>
+    <w:pPr>
+      <w:pStyle w:val="Header"/>
+      <w:rPr/>
+    </w:pPr>
+    <w:r>
+      <w:rPr/>
+    </w:r>
+  </w:p>
+  <w:p>
+    <w:pPr>
+      <w:pStyle w:val="Header"/>
+      <w:rPr/>
+    </w:pPr>
+    <w:r>
+      <w:rPr/>
+    </w:r>
+  </w:p>
+  <w:p>
+    <w:pPr>
+      <w:pStyle w:val="Header"/>
+      <w:rPr/>
+    </w:pPr>
+    <w:r>
+      <w:rPr/>
+    </w:r>
+  </w:p>
   <w:tbl>
     <w:tblPr>
       <w:tblW w:w="10259" w:type="dxa"/>
@@ -5367,9 +12521,9 @@
       </w:tblCellMar>
     </w:tblPr>
     <w:tblGrid>
-      <w:gridCol w:w="1183"/>
-      <w:gridCol w:w="7076"/>
-      <w:gridCol w:w="2000"/>
+      <w:gridCol w:w="1178"/>
+      <w:gridCol w:w="7080"/>
+      <w:gridCol w:w="2001"/>
     </w:tblGrid>
     <w:tr>
       <w:trPr>
@@ -5378,7 +12532,7 @@
       </w:trPr>
       <w:tc>
         <w:tcPr>
-          <w:tcW w:w="1183" w:type="dxa"/>
+          <w:tcW w:w="1178" w:type="dxa"/>
           <w:tcBorders>
             <w:top w:val="single" w:sz="4" w:space="0" w:color="000001"/>
             <w:left w:val="single" w:sz="4" w:space="0" w:color="000001"/>
@@ -5393,10 +12547,10 @@
             <w:pStyle w:val="Normal"/>
             <w:rPr/>
           </w:pPr>
-          <w:bookmarkStart w:id="4" w:name="bookmark=id.n7p5lwhtmrag"/>
-          <w:bookmarkStart w:id="5" w:name="bookmark=id.cpyvmzqf65gg"/>
-          <w:bookmarkEnd w:id="4"/>
-          <w:bookmarkEnd w:id="5"/>
+          <w:bookmarkStart w:id="8" w:name="bookmark=id.cpyvmzqf65gg"/>
+          <w:bookmarkStart w:id="9" w:name="bookmark=id.n7p5lwhtmrag"/>
+          <w:bookmarkEnd w:id="8"/>
+          <w:bookmarkEnd w:id="9"/>
           <w:r>
             <w:rPr/>
             <w:drawing>
@@ -5441,7 +12595,7 @@
       </w:tc>
       <w:tc>
         <w:tcPr>
-          <w:tcW w:w="7076" w:type="dxa"/>
+          <w:tcW w:w="7080" w:type="dxa"/>
           <w:tcBorders>
             <w:top w:val="single" w:sz="4" w:space="0" w:color="000001"/>
             <w:left w:val="single" w:sz="4" w:space="0" w:color="000001"/>
@@ -5480,7 +12634,7 @@
       </w:tc>
       <w:tc>
         <w:tcPr>
-          <w:tcW w:w="2000" w:type="dxa"/>
+          <w:tcW w:w="2001" w:type="dxa"/>
           <w:tcBorders>
             <w:top w:val="single" w:sz="4" w:space="0" w:color="000001"/>
             <w:left w:val="single" w:sz="4" w:space="0" w:color="000001"/>
@@ -5508,34 +12662,7 @@
               <w:sz w:val="20"/>
               <w:szCs w:val="20"/>
             </w:rPr>
-            <w:t>CURS 202</w:t>
-          </w:r>
-          <w:r>
-            <w:rPr>
-              <w:rFonts w:eastAsia="Tahoma" w:cs="Tahoma" w:ascii="Tahoma" w:hAnsi="Tahoma"/>
-              <w:b/>
-              <w:sz w:val="20"/>
-              <w:szCs w:val="20"/>
-            </w:rPr>
-            <w:t>6</w:t>
-          </w:r>
-          <w:r>
-            <w:rPr>
-              <w:rFonts w:eastAsia="Tahoma" w:cs="Tahoma" w:ascii="Tahoma" w:hAnsi="Tahoma"/>
-              <w:b/>
-              <w:sz w:val="20"/>
-              <w:szCs w:val="20"/>
-            </w:rPr>
-            <w:t>/202</w:t>
-          </w:r>
-          <w:r>
-            <w:rPr>
-              <w:rFonts w:eastAsia="Tahoma" w:cs="Tahoma" w:ascii="Tahoma" w:hAnsi="Tahoma"/>
-              <w:b/>
-              <w:sz w:val="20"/>
-              <w:szCs w:val="20"/>
-            </w:rPr>
-            <w:t>7</w:t>
+            <w:t>CURS 2026/2027</w:t>
           </w:r>
         </w:p>
         <w:p>
@@ -5570,7 +12697,7 @@
           </w:r>
           <w:r>
             <w:rPr/>
-            <w:t>5</w:t>
+            <w:t>9</w:t>
           </w:r>
           <w:r>
             <w:rPr/>
@@ -5598,7 +12725,7 @@
           </w:r>
           <w:r>
             <w:rPr/>
-            <w:t>5</w:t>
+            <w:t>9</w:t>
           </w:r>
           <w:r>
             <w:rPr/>
@@ -5614,7 +12741,6 @@
       <w:keepNext w:val="true"/>
       <w:keepLines w:val="false"/>
       <w:widowControl/>
-      <w:pBdr/>
       <w:shd w:val="clear" w:fill="FFFFFF"/>
       <w:tabs>
         <w:tab w:val="clear" w:pos="720"/>
@@ -5674,7 +12800,6 @@
       <w:keepNext w:val="true"/>
       <w:keepLines w:val="false"/>
       <w:widowControl w:val="false"/>
-      <w:pBdr/>
       <w:shd w:val="clear" w:fill="FFFFFF"/>
       <w:spacing w:lineRule="auto" w:line="276" w:before="0" w:after="0"/>
       <w:ind w:hanging="0" w:left="0" w:right="0"/>
@@ -5707,6 +12832,51 @@
       <w:rPr/>
     </w:r>
   </w:p>
+  <w:p>
+    <w:pPr>
+      <w:pStyle w:val="Header"/>
+      <w:rPr/>
+    </w:pPr>
+    <w:r>
+      <w:rPr/>
+    </w:r>
+  </w:p>
+  <w:p>
+    <w:pPr>
+      <w:pStyle w:val="Header"/>
+      <w:rPr/>
+    </w:pPr>
+    <w:r>
+      <w:rPr/>
+    </w:r>
+  </w:p>
+  <w:p>
+    <w:pPr>
+      <w:pStyle w:val="Header"/>
+      <w:rPr/>
+    </w:pPr>
+    <w:r>
+      <w:rPr/>
+    </w:r>
+  </w:p>
+  <w:p>
+    <w:pPr>
+      <w:pStyle w:val="Header"/>
+      <w:rPr/>
+    </w:pPr>
+    <w:r>
+      <w:rPr/>
+    </w:r>
+  </w:p>
+  <w:p>
+    <w:pPr>
+      <w:pStyle w:val="Header"/>
+      <w:rPr/>
+    </w:pPr>
+    <w:r>
+      <w:rPr/>
+    </w:r>
+  </w:p>
   <w:tbl>
     <w:tblPr>
       <w:tblW w:w="10259" w:type="dxa"/>
@@ -5721,9 +12891,9 @@
       </w:tblCellMar>
     </w:tblPr>
     <w:tblGrid>
-      <w:gridCol w:w="1183"/>
-      <w:gridCol w:w="7076"/>
-      <w:gridCol w:w="2000"/>
+      <w:gridCol w:w="1178"/>
+      <w:gridCol w:w="7080"/>
+      <w:gridCol w:w="2001"/>
     </w:tblGrid>
     <w:tr>
       <w:trPr>
@@ -5732,7 +12902,7 @@
       </w:trPr>
       <w:tc>
         <w:tcPr>
-          <w:tcW w:w="1183" w:type="dxa"/>
+          <w:tcW w:w="1178" w:type="dxa"/>
           <w:tcBorders>
             <w:top w:val="single" w:sz="4" w:space="0" w:color="000001"/>
             <w:left w:val="single" w:sz="4" w:space="0" w:color="000001"/>
@@ -5747,10 +12917,10 @@
             <w:pStyle w:val="Normal"/>
             <w:rPr/>
           </w:pPr>
-          <w:bookmarkStart w:id="6" w:name="bookmark=id.n7p5lwhtmrag"/>
-          <w:bookmarkStart w:id="7" w:name="bookmark=id.cpyvmzqf65gg"/>
-          <w:bookmarkEnd w:id="6"/>
-          <w:bookmarkEnd w:id="7"/>
+          <w:bookmarkStart w:id="10" w:name="bookmark=id.cpyvmzqf65gg"/>
+          <w:bookmarkStart w:id="11" w:name="bookmark=id.n7p5lwhtmrag"/>
+          <w:bookmarkEnd w:id="10"/>
+          <w:bookmarkEnd w:id="11"/>
           <w:r>
             <w:rPr/>
             <w:drawing>
@@ -5795,7 +12965,7 @@
       </w:tc>
       <w:tc>
         <w:tcPr>
-          <w:tcW w:w="7076" w:type="dxa"/>
+          <w:tcW w:w="7080" w:type="dxa"/>
           <w:tcBorders>
             <w:top w:val="single" w:sz="4" w:space="0" w:color="000001"/>
             <w:left w:val="single" w:sz="4" w:space="0" w:color="000001"/>
@@ -5834,7 +13004,7 @@
       </w:tc>
       <w:tc>
         <w:tcPr>
-          <w:tcW w:w="2000" w:type="dxa"/>
+          <w:tcW w:w="2001" w:type="dxa"/>
           <w:tcBorders>
             <w:top w:val="single" w:sz="4" w:space="0" w:color="000001"/>
             <w:left w:val="single" w:sz="4" w:space="0" w:color="000001"/>
@@ -5862,34 +13032,7 @@
               <w:sz w:val="20"/>
               <w:szCs w:val="20"/>
             </w:rPr>
-            <w:t>CURS 202</w:t>
-          </w:r>
-          <w:r>
-            <w:rPr>
-              <w:rFonts w:eastAsia="Tahoma" w:cs="Tahoma" w:ascii="Tahoma" w:hAnsi="Tahoma"/>
-              <w:b/>
-              <w:sz w:val="20"/>
-              <w:szCs w:val="20"/>
-            </w:rPr>
-            <w:t>6</w:t>
-          </w:r>
-          <w:r>
-            <w:rPr>
-              <w:rFonts w:eastAsia="Tahoma" w:cs="Tahoma" w:ascii="Tahoma" w:hAnsi="Tahoma"/>
-              <w:b/>
-              <w:sz w:val="20"/>
-              <w:szCs w:val="20"/>
-            </w:rPr>
-            <w:t>/202</w:t>
-          </w:r>
-          <w:r>
-            <w:rPr>
-              <w:rFonts w:eastAsia="Tahoma" w:cs="Tahoma" w:ascii="Tahoma" w:hAnsi="Tahoma"/>
-              <w:b/>
-              <w:sz w:val="20"/>
-              <w:szCs w:val="20"/>
-            </w:rPr>
-            <w:t>7</w:t>
+            <w:t>CURS 2026/2027</w:t>
           </w:r>
         </w:p>
         <w:p>
@@ -5924,7 +13067,7 @@
           </w:r>
           <w:r>
             <w:rPr/>
-            <w:t>5</w:t>
+            <w:t>9</w:t>
           </w:r>
           <w:r>
             <w:rPr/>
@@ -5952,7 +13095,7 @@
           </w:r>
           <w:r>
             <w:rPr/>
-            <w:t>5</w:t>
+            <w:t>9</w:t>
           </w:r>
           <w:r>
             <w:rPr/>
@@ -5968,7 +13111,6 @@
       <w:keepNext w:val="true"/>
       <w:keepLines w:val="false"/>
       <w:widowControl/>
-      <w:pBdr/>
       <w:shd w:val="clear" w:fill="FFFFFF"/>
       <w:tabs>
         <w:tab w:val="clear" w:pos="720"/>
